--- a/docs/deliverables/word/18_прикладная_записка_разбор_талай.docx
+++ b/docs/deliverables/word/18_прикладная_записка_разбор_талай.docx
@@ -27,11 +27,9 @@
           <w:b/>
           <w:i w:val="0"/>
           <w:color w:val="1A1A1A"/>
-          <w:sz w:val="32"/>
+          <w:sz w:val="30"/>
         </w:rPr>
-        <w:t>Прикладная записка для разбора</w:t>
-        <w:br/>
-        <w:t>ЖК «Талай»: ключевые факты и рекомендации</w:t>
+        <w:t>Прикладная записка для разбора · ЖК «Талай»</w:t>
       </w:r>
     </w:p>
     <w:p>
@@ -46,7 +44,7 @@
           <w:color w:val="1A1A1A"/>
           <w:sz w:val="20"/>
         </w:rPr>
-        <w:t>05.08.2026 · к обсуждению с директором по маркетингу и основателем</w:t>
+        <w:t>Факты · приоритетные работы · контур на 90 дней · v1.1 · 05.08.2026</w:t>
       </w:r>
     </w:p>
     <w:p/>
@@ -89,7 +87,7 @@
           <w:color w:val="1A1A1A"/>
           <w:sz w:val="21"/>
         </w:rPr>
-        <w:t>Горно-Алтайск даёт аэропорт, столицу, медицину, сервисы. Манжерок и Чемал — другой продукт и другая цена. Покупают и снимают в городе снижение трения: первая и последняя ночь, ранний вылет, командировки, база перед маршрутом — не «отдых у подъёмника».</w:t>
+        <w:t>Горно-Алтайск даёт аэропорт, столицу, медицину, сервисы. Манжерок и Чемал — другой продукт и другая цена. В городе покупают и снимают снижение трения: первая и последняя ночь, ранний вылет, командировки, база перед маршрутом — не «отдых у подъёмника».</w:t>
       </w:r>
     </w:p>
     <w:p>
@@ -115,7 +113,7 @@
           <w:color w:val="1A1A1A"/>
           <w:sz w:val="21"/>
         </w:rPr>
-        <w:t xml:space="preserve"> позиционирование «городская база Алтая», а не «квартира на курорте».</w:t>
+        <w:t xml:space="preserve"> язык «городская база Алтая», а не «квартира на курорте».</w:t>
       </w:r>
     </w:p>
     <w:p>
@@ -568,7 +566,7 @@
                 <w:color w:val="1A1A1A"/>
                 <w:sz w:val="16"/>
               </w:rPr>
-              <w:t>475 187 пасс. (2024); цель ёмкости 1,3–1,5 млн к ~2030 — это не факт потока к 2028</w:t>
+              <w:t>475 187 пасс. (2024); цель ёмкости 1,3–1,5 млн к ~2030 — не факт потока к 2028</w:t>
             </w:r>
           </w:p>
         </w:tc>
@@ -701,7 +699,7 @@
           <w:color w:val="1A1A1A"/>
           <w:sz w:val="28"/>
         </w:rPr>
-        <w:t>3. Цена «Талая» стыкуется с городской полкой — но премия с октября требует доказательства</w:t>
+        <w:t>3. Цена стыкуется с городской полкой — премия с октября требует опоры</w:t>
       </w:r>
     </w:p>
     <w:tbl>
@@ -960,7 +958,7 @@
           <w:color w:val="1A1A1A"/>
           <w:sz w:val="21"/>
         </w:rPr>
-        <w:t xml:space="preserve">Якорь рынка оферт Домклик (Горно-Алтайск «у природы», апр. 2026): </w:t>
+        <w:t xml:space="preserve">Якорь оферт Домклик (Горно-Алтайск «у природы», апр. 2026): </w:t>
       </w:r>
       <w:r>
         <w:rPr>
@@ -1020,7 +1018,7 @@
           <w:color w:val="1A1A1A"/>
           <w:sz w:val="21"/>
         </w:rPr>
-        <w:t xml:space="preserve"> — премия: её держат темпом первых договоров и продуктом, не фразой «Алтай всегда дорожает».</w:t>
+        <w:t xml:space="preserve"> — премия: её удобнее держать темпом первых договоров и продуктом, не фразой «Алтай всегда дорожает».</w:t>
       </w:r>
     </w:p>
     <w:p>
@@ -1069,7 +1067,7 @@
           <w:color w:val="1A1A1A"/>
           <w:sz w:val="28"/>
         </w:rPr>
-        <w:t>4. Продукт «Талая» — компактный городской, не «семейный квартал»</w:t>
+        <w:t>4. Продукт — компактный городской, не «семейный квартал»</w:t>
       </w:r>
     </w:p>
     <w:tbl>
@@ -1506,22 +1504,12 @@
       <w:r>
         <w:rPr>
           <w:rFonts w:ascii="Times New Roman" w:hAnsi="Times New Roman" w:eastAsia="Times New Roman"/>
-          <w:b/>
-          <w:i w:val="0"/>
-          <w:color w:val="1A1A1A"/>
-          <w:sz w:val="21"/>
-        </w:rPr>
-        <w:t>Не говорить:</w:t>
-      </w:r>
-      <w:r>
-        <w:rPr>
-          <w:rFonts w:ascii="Times New Roman" w:hAnsi="Times New Roman" w:eastAsia="Times New Roman"/>
           <w:b w:val="0"/>
           <w:i w:val="0"/>
           <w:color w:val="1A1A1A"/>
           <w:sz w:val="21"/>
         </w:rPr>
-        <w:t xml:space="preserve"> «семейный квартал» как главный образ. Квартирография этого не поддерживает.</w:t>
+        <w:t>Квартирография плохо поддерживает образ «семейный квартал» как главный герой коммуникации.</w:t>
       </w:r>
     </w:p>
     <w:p>
@@ -1534,7 +1522,7 @@
           <w:color w:val="1A1A1A"/>
           <w:sz w:val="28"/>
         </w:rPr>
-        <w:t>5. План запуска жёсткий и арифметичный</w:t>
+        <w:t>5. План запуска жёсткий по арифметике</w:t>
       </w:r>
     </w:p>
     <w:p>
@@ -1888,7 +1876,7 @@
           <w:color w:val="1A1A1A"/>
           <w:sz w:val="21"/>
         </w:rPr>
-        <w:t xml:space="preserve">Срыв </w:t>
+        <w:t xml:space="preserve">Сентябрьские </w:t>
       </w:r>
       <w:r>
         <w:rPr>
@@ -1898,7 +1886,7 @@
           <w:color w:val="1A1A1A"/>
           <w:sz w:val="21"/>
         </w:rPr>
-        <w:t>25 броней к 30 сентября</w:t>
+        <w:t>25</w:t>
       </w:r>
       <w:r>
         <w:rPr>
@@ -1908,7 +1896,7 @@
           <w:color w:val="1A1A1A"/>
           <w:sz w:val="21"/>
         </w:rPr>
-        <w:t xml:space="preserve"> ломает октябрь и весь хвост года. Это не «маркетинговый индикатор» — это почти весь октябрьский план сделок.</w:t>
+        <w:t xml:space="preserve"> броней почти целиком питают октябрьский план договоров. Поэтому сентябрь — не «разогрев», а несущая точка года.</w:t>
       </w:r>
     </w:p>
     <w:p>
@@ -1997,7 +1985,7 @@
           <w:color w:val="1A1A1A"/>
           <w:sz w:val="21"/>
         </w:rPr>
-        <w:t xml:space="preserve"> лотов в экспозиции (это витрина, не темп сделок).</w:t>
+        <w:t xml:space="preserve"> лотов в экспозиции (витрина, не темп сделок).</w:t>
       </w:r>
     </w:p>
     <w:tbl>
@@ -2194,7 +2182,7 @@
                 <w:color w:val="1A1A1A"/>
                 <w:sz w:val="16"/>
               </w:rPr>
-              <w:t>Двойное использование</w:t>
+              <w:t>Сценарий «приезжать и сдавать»</w:t>
             </w:r>
           </w:p>
         </w:tc>
@@ -2274,7 +2262,7 @@
                 <w:color w:val="1A1A1A"/>
                 <w:sz w:val="16"/>
               </w:rPr>
-              <w:t>Будущее №1</w:t>
+              <w:t>Будущее давление</w:t>
             </w:r>
           </w:p>
         </w:tc>
@@ -2300,7 +2288,7 @@
                 <w:color w:val="1A1A1A"/>
                 <w:sz w:val="16"/>
               </w:rPr>
-              <w:t>Амаду (Брусника), ориентир старта ~3 кв. 2026</w:t>
+              <w:t>Амаду (Брусника), ориентир ~3 кв. 2026</w:t>
             </w:r>
           </w:p>
         </w:tc>
@@ -2326,7 +2314,7 @@
                 <w:color w:val="1A1A1A"/>
                 <w:sz w:val="16"/>
               </w:rPr>
-              <w:t>Забирает внимание и брокеров</w:t>
+              <w:t>Перетягивает внимание и брокеров</w:t>
             </w:r>
           </w:p>
         </w:tc>
@@ -2406,7 +2394,7 @@
                 <w:color w:val="1A1A1A"/>
                 <w:sz w:val="16"/>
               </w:rPr>
-              <w:t>Ломают ожидания доходности в голове инвестора</w:t>
+              <w:t>Завышают ожидания доходности</w:t>
             </w:r>
           </w:p>
         </w:tc>
@@ -2421,22 +2409,12 @@
       <w:r>
         <w:rPr>
           <w:rFonts w:ascii="Times New Roman" w:hAnsi="Times New Roman" w:eastAsia="Times New Roman"/>
-          <w:b/>
-          <w:i w:val="0"/>
-          <w:color w:val="1A1A1A"/>
-          <w:sz w:val="21"/>
-        </w:rPr>
-        <w:t>Окно:</w:t>
-      </w:r>
-      <w:r>
-        <w:rPr>
-          <w:rFonts w:ascii="Times New Roman" w:hAnsi="Times New Roman" w:eastAsia="Times New Roman"/>
           <w:b w:val="0"/>
           <w:i w:val="0"/>
           <w:color w:val="1A1A1A"/>
           <w:sz w:val="21"/>
         </w:rPr>
-        <w:t xml:space="preserve"> сентябрь–октябрь — закрепить брони и язык продукта; ноябрь–декабрь — защищать внимание.</w:t>
+        <w:t>Сентябрь–октябрь удобны для закрепления броней и языка продукта; ноябрь–декабрь — для защиты внимания.</w:t>
       </w:r>
     </w:p>
     <w:p>
@@ -2465,7 +2443,7 @@
           <w:color w:val="1A1A1A"/>
           <w:sz w:val="21"/>
         </w:rPr>
-        <w:t>Расчётные сценарии по городской посуточной ставке (после управляющей компании, на чеке ~9,4 млн):</w:t>
+        <w:t>Ориентиры расчётных сценариев (после управляющей компании, на чеке ~9,4 млн):</w:t>
       </w:r>
     </w:p>
     <w:tbl>
@@ -2709,7 +2687,7 @@
           <w:color w:val="1A1A1A"/>
           <w:sz w:val="21"/>
         </w:rPr>
-        <w:t xml:space="preserve">Апарт-маркетинг с обещаниями </w:t>
+        <w:t xml:space="preserve">Обещания апарт-полки </w:t>
       </w:r>
       <w:r>
         <w:rPr>
@@ -2729,43 +2707,7 @@
           <w:color w:val="1A1A1A"/>
           <w:sz w:val="21"/>
         </w:rPr>
-        <w:t xml:space="preserve"> и «пассив 2 млн в год» — </w:t>
-      </w:r>
-      <w:r>
-        <w:rPr>
-          <w:rFonts w:ascii="Times New Roman" w:hAnsi="Times New Roman" w:eastAsia="Times New Roman"/>
-          <w:b/>
-          <w:i w:val="0"/>
-          <w:color w:val="1A1A1A"/>
-          <w:sz w:val="21"/>
-        </w:rPr>
-        <w:t>другой продукт и другой язык</w:t>
-      </w:r>
-      <w:r>
-        <w:rPr>
-          <w:rFonts w:ascii="Times New Roman" w:hAnsi="Times New Roman" w:eastAsia="Times New Roman"/>
-          <w:b w:val="0"/>
-          <w:i w:val="0"/>
-          <w:color w:val="1A1A1A"/>
-          <w:sz w:val="21"/>
-        </w:rPr>
-        <w:t>. Копировать нельзя: это удар по доверию и юридический риск.</w:t>
-      </w:r>
-    </w:p>
-    <w:p>
-      <w:pPr>
-        <w:spacing w:after="120" w:before="0" w:line="276" w:lineRule="auto"/>
-        <w:ind w:firstLine="425"/>
-      </w:pPr>
-      <w:r>
-        <w:rPr>
-          <w:rFonts w:ascii="Times New Roman" w:hAnsi="Times New Roman" w:eastAsia="Times New Roman"/>
-          <w:b w:val="0"/>
-          <w:i w:val="0"/>
-          <w:color w:val="1A1A1A"/>
-          <w:sz w:val="21"/>
-        </w:rPr>
-        <w:t xml:space="preserve">Долгосрочная аренда как запасной контур: ориентир </w:t>
+        <w:t xml:space="preserve"> относятся к другому продукту. Их лучше не переносить в язык «Талая». Запасной контур — долгосрочная аренда порядка </w:t>
       </w:r>
       <w:r>
         <w:rPr>
@@ -2785,7 +2727,7 @@
           <w:color w:val="1A1A1A"/>
           <w:sz w:val="21"/>
         </w:rPr>
-        <w:t xml:space="preserve"> при ставках витрины порядка 35–60 тыс. ₽/мес.</w:t>
+        <w:t xml:space="preserve"> при витринных 35–60 тыс. ₽/мес.</w:t>
       </w:r>
     </w:p>
     <w:p>
@@ -2798,7 +2740,7 @@
           <w:color w:val="1A1A1A"/>
           <w:sz w:val="28"/>
         </w:rPr>
-        <w:t>8. Канал продаж узкий — посредников «сто» нет в рабочем смысле</w:t>
+        <w:t>8. Рабочий канал посредников уже, чем кажется по справочникам</w:t>
       </w:r>
     </w:p>
     <w:tbl>
@@ -2968,7 +2910,7 @@
                 <w:color w:val="1A1A1A"/>
                 <w:sz w:val="16"/>
               </w:rPr>
-              <w:t>только 2 агентства во всём регионе</w:t>
+              <w:t>2 агентства в регионе</w:t>
             </w:r>
           </w:p>
         </w:tc>
@@ -3096,7 +3038,7 @@
           <w:color w:val="1A1A1A"/>
           <w:sz w:val="21"/>
         </w:rPr>
-        <w:t xml:space="preserve">«Около сотни» точек в справочниках (фирмы + ИП + частники) может существовать как порядок величины, но </w:t>
+        <w:t xml:space="preserve">Порядок «десятков–около сотни» точек в справочниках возможен, но для первички полезнее </w:t>
       </w:r>
       <w:r>
         <w:rPr>
@@ -3106,7 +3048,7 @@
           <w:color w:val="1A1A1A"/>
           <w:sz w:val="21"/>
         </w:rPr>
-        <w:t>это не рабочий канал первички</w:t>
+        <w:t>узкий пилот 2–3</w:t>
       </w:r>
       <w:r>
         <w:rPr>
@@ -3116,27 +3058,7 @@
           <w:color w:val="1A1A1A"/>
           <w:sz w:val="21"/>
         </w:rPr>
-        <w:t xml:space="preserve">. Рабочий вывод: пилот </w:t>
-      </w:r>
-      <w:r>
-        <w:rPr>
-          <w:rFonts w:ascii="Times New Roman" w:hAnsi="Times New Roman" w:eastAsia="Times New Roman"/>
-          <w:b/>
-          <w:i w:val="0"/>
-          <w:color w:val="1A1A1A"/>
-          <w:sz w:val="21"/>
-        </w:rPr>
-        <w:t>2–3</w:t>
-      </w:r>
-      <w:r>
-        <w:rPr>
-          <w:rFonts w:ascii="Times New Roman" w:hAnsi="Times New Roman" w:eastAsia="Times New Roman"/>
-          <w:b w:val="0"/>
-          <w:i w:val="0"/>
-          <w:color w:val="1A1A1A"/>
-          <w:sz w:val="21"/>
-        </w:rPr>
-        <w:t xml:space="preserve"> сильных агентства с единым прайсом и запретом гарантий процента — не «открыть всем».</w:t>
+        <w:t xml:space="preserve"> сильных агентства с едиными правилами, чем открытие канала «всем».</w:t>
       </w:r>
     </w:p>
     <w:p>
@@ -3152,7 +3074,7 @@
           <w:color w:val="1A1A1A"/>
           <w:sz w:val="21"/>
         </w:rPr>
-        <w:t xml:space="preserve">Приоритет к пилоту: </w:t>
+        <w:t xml:space="preserve">Ориентир к пилоту: </w:t>
       </w:r>
       <w:r>
         <w:rPr>
@@ -3225,7 +3147,7 @@
           <w:color w:val="1A1A1A"/>
           <w:sz w:val="28"/>
         </w:rPr>
-        <w:t>9. Что ещё не закрыто (и это важно признать на разборе)</w:t>
+        <w:t>9. Открытые зоны (лучше назвать прямо)</w:t>
       </w:r>
     </w:p>
     <w:p>
@@ -3241,27 +3163,7 @@
           <w:color w:val="1A1A1A"/>
           <w:sz w:val="22"/>
         </w:rPr>
-        <w:t xml:space="preserve">Статус разрешения на строительство / проектной декларации в переданных материалах </w:t>
-      </w:r>
-      <w:r>
-        <w:rPr>
-          <w:rFonts w:ascii="Times New Roman" w:hAnsi="Times New Roman" w:eastAsia="Times New Roman"/>
-          <w:b/>
-          <w:i w:val="0"/>
-          <w:color w:val="1A1A1A"/>
-          <w:sz w:val="22"/>
-        </w:rPr>
-        <w:t>не подтверждён</w:t>
-      </w:r>
-      <w:r>
-        <w:rPr>
-          <w:rFonts w:ascii="Times New Roman" w:hAnsi="Times New Roman" w:eastAsia="Times New Roman"/>
-          <w:b w:val="0"/>
-          <w:i w:val="0"/>
-          <w:color w:val="1A1A1A"/>
-          <w:sz w:val="22"/>
-        </w:rPr>
-        <w:t>.</w:t>
+        <w:t>Статус разрешения на строительство / проектной декларации в переданных материалах не подтверждён.</w:t>
       </w:r>
     </w:p>
     <w:p>
@@ -3277,27 +3179,7 @@
           <w:color w:val="1A1A1A"/>
           <w:sz w:val="22"/>
         </w:rPr>
-        <w:t xml:space="preserve">Помесячные договоры конкурентов в открытом доступе </w:t>
-      </w:r>
-      <w:r>
-        <w:rPr>
-          <w:rFonts w:ascii="Times New Roman" w:hAnsi="Times New Roman" w:eastAsia="Times New Roman"/>
-          <w:b/>
-          <w:i w:val="0"/>
-          <w:color w:val="1A1A1A"/>
-          <w:sz w:val="22"/>
-        </w:rPr>
-        <w:t>нет</w:t>
-      </w:r>
-      <w:r>
-        <w:rPr>
-          <w:rFonts w:ascii="Times New Roman" w:hAnsi="Times New Roman" w:eastAsia="Times New Roman"/>
-          <w:b w:val="0"/>
-          <w:i w:val="0"/>
-          <w:color w:val="1A1A1A"/>
-          <w:sz w:val="22"/>
-        </w:rPr>
-        <w:t>.</w:t>
+        <w:t>Помесячных договоров конкурентов в открытом доступе нет.</w:t>
       </w:r>
     </w:p>
     <w:p>
@@ -3313,27 +3195,7 @@
           <w:color w:val="1A1A1A"/>
           <w:sz w:val="22"/>
         </w:rPr>
-        <w:t xml:space="preserve">Оператор управления </w:t>
-      </w:r>
-      <w:r>
-        <w:rPr>
-          <w:rFonts w:ascii="Times New Roman" w:hAnsi="Times New Roman" w:eastAsia="Times New Roman"/>
-          <w:b/>
-          <w:i w:val="0"/>
-          <w:color w:val="1A1A1A"/>
-          <w:sz w:val="22"/>
-        </w:rPr>
-        <w:t>не выбран</w:t>
-      </w:r>
-      <w:r>
-        <w:rPr>
-          <w:rFonts w:ascii="Times New Roman" w:hAnsi="Times New Roman" w:eastAsia="Times New Roman"/>
-          <w:b w:val="0"/>
-          <w:i w:val="0"/>
-          <w:color w:val="1A1A1A"/>
-          <w:sz w:val="22"/>
-        </w:rPr>
-        <w:t>.</w:t>
+        <w:t>Оператор управления не выбран.</w:t>
       </w:r>
     </w:p>
     <w:p>
@@ -3369,27 +3231,7 @@
           <w:color w:val="1A1A1A"/>
           <w:sz w:val="22"/>
         </w:rPr>
-        <w:t xml:space="preserve"> м²) </w:t>
-      </w:r>
-      <w:r>
-        <w:rPr>
-          <w:rFonts w:ascii="Times New Roman" w:hAnsi="Times New Roman" w:eastAsia="Times New Roman"/>
-          <w:b/>
-          <w:i w:val="0"/>
-          <w:color w:val="1A1A1A"/>
-          <w:sz w:val="22"/>
-        </w:rPr>
-        <w:t>нет</w:t>
-      </w:r>
-      <w:r>
-        <w:rPr>
-          <w:rFonts w:ascii="Times New Roman" w:hAnsi="Times New Roman" w:eastAsia="Times New Roman"/>
-          <w:b w:val="0"/>
-          <w:i w:val="0"/>
-          <w:color w:val="1A1A1A"/>
-          <w:sz w:val="22"/>
-        </w:rPr>
-        <w:t>.</w:t>
+        <w:t xml:space="preserve"> м²) нет.</w:t>
       </w:r>
     </w:p>
     <w:p>
@@ -3405,27 +3247,7 @@
           <w:color w:val="1A1A1A"/>
           <w:sz w:val="22"/>
         </w:rPr>
-        <w:t xml:space="preserve">Доли «жить 35% / семья 25%» из концепции — </w:t>
-      </w:r>
-      <w:r>
-        <w:rPr>
-          <w:rFonts w:ascii="Times New Roman" w:hAnsi="Times New Roman" w:eastAsia="Times New Roman"/>
-          <w:b/>
-          <w:i w:val="0"/>
-          <w:color w:val="1A1A1A"/>
-          <w:sz w:val="22"/>
-        </w:rPr>
-        <w:t>гипотеза</w:t>
-      </w:r>
-      <w:r>
-        <w:rPr>
-          <w:rFonts w:ascii="Times New Roman" w:hAnsi="Times New Roman" w:eastAsia="Times New Roman"/>
-          <w:b w:val="0"/>
-          <w:i w:val="0"/>
-          <w:color w:val="1A1A1A"/>
-          <w:sz w:val="22"/>
-        </w:rPr>
-        <w:t xml:space="preserve">, не факт рынка; проверить на первых </w:t>
+        <w:t xml:space="preserve">Доли «жить / семья / приезжать / инвестиция» из концепции — гипотеза до калибровки на первых </w:t>
       </w:r>
       <w:r>
         <w:rPr>
@@ -3458,7 +3280,7 @@
           <w:color w:val="1A1A1A"/>
           <w:sz w:val="32"/>
         </w:rPr>
-        <w:t>Часть II. Рекомендации для реализации в ЖК «Талай»</w:t>
+        <w:t>Часть II. Приоритетные работы по «Талаю»</w:t>
       </w:r>
     </w:p>
     <w:p>
@@ -3474,7 +3296,7 @@
           <w:color w:val="1A1A1A"/>
           <w:sz w:val="21"/>
         </w:rPr>
-        <w:t>Ниже — что делать. Сгруппировано по решениям разбора.</w:t>
+        <w:t>Ниже — не «список услуг», а работы, которые naturally вытекают из фактов части I и из вашего плана запуска. Их можно распределить между командой СД и внешним контуром; важно лишь, чтобы они не остались «между стульями» до пресейла.</w:t>
       </w:r>
     </w:p>
     <w:p>
@@ -3487,9 +3309,4436 @@
           <w:color w:val="1A1A1A"/>
           <w:sz w:val="28"/>
         </w:rPr>
-        <w:t>А. Позиционирование и язык (утвердить до креатива)</w:t>
+        <w:t>А. Язык и позиция</w:t>
       </w:r>
     </w:p>
+    <w:tbl>
+      <w:tblPr>
+        <w:tblStyle w:val="TableGrid"/>
+        <w:tblW w:type="auto" w:w="0"/>
+        <w:tblLook w:firstColumn="1" w:firstRow="1" w:lastColumn="0" w:lastRow="0" w:noHBand="0" w:noVBand="1" w:val="04A0"/>
+      </w:tblPr>
+      <w:tblGrid>
+        <w:gridCol w:w="3324"/>
+        <w:gridCol w:w="3324"/>
+        <w:gridCol w:w="3324"/>
+      </w:tblGrid>
+      <w:tr>
+        <w:tc>
+          <w:tcPr>
+            <w:tcW w:type="dxa" w:w="3324"/>
+          </w:tcPr>
+          <w:p>
+            <w:pPr>
+              <w:spacing w:after="20" w:before="20" w:line="240" w:lineRule="auto"/>
+            </w:pPr>
+            <w:r>
+              <w:rPr>
+                <w:rFonts w:ascii="Times New Roman" w:hAnsi="Times New Roman" w:eastAsia="Times New Roman"/>
+                <w:sz w:val="16"/>
+              </w:rPr>
+            </w:r>
+            <w:r>
+              <w:rPr>
+                <w:rFonts w:ascii="Times New Roman" w:hAnsi="Times New Roman" w:eastAsia="Times New Roman"/>
+                <w:b/>
+                <w:i w:val="0"/>
+                <w:color w:val="1A1A1A"/>
+                <w:sz w:val="16"/>
+              </w:rPr>
+              <w:t>Код</w:t>
+            </w:r>
+          </w:p>
+        </w:tc>
+        <w:tc>
+          <w:tcPr>
+            <w:tcW w:type="dxa" w:w="3324"/>
+          </w:tcPr>
+          <w:p>
+            <w:pPr>
+              <w:spacing w:after="20" w:before="20" w:line="240" w:lineRule="auto"/>
+            </w:pPr>
+            <w:r>
+              <w:rPr>
+                <w:rFonts w:ascii="Times New Roman" w:hAnsi="Times New Roman" w:eastAsia="Times New Roman"/>
+                <w:sz w:val="16"/>
+              </w:rPr>
+            </w:r>
+            <w:r>
+              <w:rPr>
+                <w:rFonts w:ascii="Times New Roman" w:hAnsi="Times New Roman" w:eastAsia="Times New Roman"/>
+                <w:b/>
+                <w:i w:val="0"/>
+                <w:color w:val="1A1A1A"/>
+                <w:sz w:val="16"/>
+              </w:rPr>
+              <w:t>Работа</w:t>
+            </w:r>
+          </w:p>
+        </w:tc>
+        <w:tc>
+          <w:tcPr>
+            <w:tcW w:type="dxa" w:w="3324"/>
+          </w:tcPr>
+          <w:p>
+            <w:pPr>
+              <w:spacing w:after="20" w:before="20" w:line="240" w:lineRule="auto"/>
+            </w:pPr>
+            <w:r>
+              <w:rPr>
+                <w:rFonts w:ascii="Times New Roman" w:hAnsi="Times New Roman" w:eastAsia="Times New Roman"/>
+                <w:sz w:val="16"/>
+              </w:rPr>
+            </w:r>
+            <w:r>
+              <w:rPr>
+                <w:rFonts w:ascii="Times New Roman" w:hAnsi="Times New Roman" w:eastAsia="Times New Roman"/>
+                <w:b/>
+                <w:i w:val="0"/>
+                <w:color w:val="1A1A1A"/>
+                <w:sz w:val="16"/>
+              </w:rPr>
+              <w:t>Зачем</w:t>
+            </w:r>
+          </w:p>
+        </w:tc>
+      </w:tr>
+      <w:tr>
+        <w:tc>
+          <w:tcPr>
+            <w:tcW w:type="dxa" w:w="3324"/>
+          </w:tcPr>
+          <w:p>
+            <w:pPr>
+              <w:spacing w:after="20" w:before="20" w:line="240" w:lineRule="auto"/>
+            </w:pPr>
+            <w:r>
+              <w:rPr>
+                <w:rFonts w:ascii="Times New Roman" w:hAnsi="Times New Roman" w:eastAsia="Times New Roman"/>
+                <w:sz w:val="16"/>
+              </w:rPr>
+            </w:r>
+            <w:r>
+              <w:rPr>
+                <w:rFonts w:ascii="Times New Roman" w:hAnsi="Times New Roman" w:eastAsia="Times New Roman"/>
+                <w:b w:val="0"/>
+                <w:i w:val="0"/>
+                <w:color w:val="1A1A1A"/>
+                <w:sz w:val="16"/>
+              </w:rPr>
+              <w:t>А1</w:t>
+            </w:r>
+          </w:p>
+        </w:tc>
+        <w:tc>
+          <w:tcPr>
+            <w:tcW w:type="dxa" w:w="3324"/>
+          </w:tcPr>
+          <w:p>
+            <w:pPr>
+              <w:spacing w:after="20" w:before="20" w:line="240" w:lineRule="auto"/>
+            </w:pPr>
+            <w:r>
+              <w:rPr>
+                <w:rFonts w:ascii="Times New Roman" w:hAnsi="Times New Roman" w:eastAsia="Times New Roman"/>
+                <w:sz w:val="16"/>
+              </w:rPr>
+            </w:r>
+            <w:r>
+              <w:rPr>
+                <w:rFonts w:ascii="Times New Roman" w:hAnsi="Times New Roman" w:eastAsia="Times New Roman"/>
+                <w:b w:val="0"/>
+                <w:i w:val="0"/>
+                <w:color w:val="1A1A1A"/>
+                <w:sz w:val="16"/>
+              </w:rPr>
+              <w:t>Зафиксировать формулировку «городская база Алтая»</w:t>
+            </w:r>
+          </w:p>
+        </w:tc>
+        <w:tc>
+          <w:tcPr>
+            <w:tcW w:type="dxa" w:w="3324"/>
+          </w:tcPr>
+          <w:p>
+            <w:pPr>
+              <w:spacing w:after="20" w:before="20" w:line="240" w:lineRule="auto"/>
+            </w:pPr>
+            <w:r>
+              <w:rPr>
+                <w:rFonts w:ascii="Times New Roman" w:hAnsi="Times New Roman" w:eastAsia="Times New Roman"/>
+                <w:sz w:val="16"/>
+              </w:rPr>
+            </w:r>
+            <w:r>
+              <w:rPr>
+                <w:rFonts w:ascii="Times New Roman" w:hAnsi="Times New Roman" w:eastAsia="Times New Roman"/>
+                <w:b w:val="0"/>
+                <w:i w:val="0"/>
+                <w:color w:val="1A1A1A"/>
+                <w:sz w:val="16"/>
+              </w:rPr>
+              <w:t>Единый язык сайта, скриптов, агентств</w:t>
+            </w:r>
+          </w:p>
+        </w:tc>
+      </w:tr>
+      <w:tr>
+        <w:tc>
+          <w:tcPr>
+            <w:tcW w:type="dxa" w:w="3324"/>
+          </w:tcPr>
+          <w:p>
+            <w:pPr>
+              <w:spacing w:after="20" w:before="20" w:line="240" w:lineRule="auto"/>
+            </w:pPr>
+            <w:r>
+              <w:rPr>
+                <w:rFonts w:ascii="Times New Roman" w:hAnsi="Times New Roman" w:eastAsia="Times New Roman"/>
+                <w:sz w:val="16"/>
+              </w:rPr>
+            </w:r>
+            <w:r>
+              <w:rPr>
+                <w:rFonts w:ascii="Times New Roman" w:hAnsi="Times New Roman" w:eastAsia="Times New Roman"/>
+                <w:b w:val="0"/>
+                <w:i w:val="0"/>
+                <w:color w:val="1A1A1A"/>
+                <w:sz w:val="16"/>
+              </w:rPr>
+              <w:t>А2</w:t>
+            </w:r>
+          </w:p>
+        </w:tc>
+        <w:tc>
+          <w:tcPr>
+            <w:tcW w:type="dxa" w:w="3324"/>
+          </w:tcPr>
+          <w:p>
+            <w:pPr>
+              <w:spacing w:after="20" w:before="20" w:line="240" w:lineRule="auto"/>
+            </w:pPr>
+            <w:r>
+              <w:rPr>
+                <w:rFonts w:ascii="Times New Roman" w:hAnsi="Times New Roman" w:eastAsia="Times New Roman"/>
+                <w:sz w:val="16"/>
+              </w:rPr>
+            </w:r>
+            <w:r>
+              <w:rPr>
+                <w:rFonts w:ascii="Times New Roman" w:hAnsi="Times New Roman" w:eastAsia="Times New Roman"/>
+                <w:b w:val="0"/>
+                <w:i w:val="0"/>
+                <w:color w:val="1A1A1A"/>
+                <w:sz w:val="16"/>
+              </w:rPr>
+              <w:t>Короткий реестр запрещённых фраз</w:t>
+            </w:r>
+          </w:p>
+        </w:tc>
+        <w:tc>
+          <w:tcPr>
+            <w:tcW w:type="dxa" w:w="3324"/>
+          </w:tcPr>
+          <w:p>
+            <w:pPr>
+              <w:spacing w:after="20" w:before="20" w:line="240" w:lineRule="auto"/>
+            </w:pPr>
+            <w:r>
+              <w:rPr>
+                <w:rFonts w:ascii="Times New Roman" w:hAnsi="Times New Roman" w:eastAsia="Times New Roman"/>
+                <w:sz w:val="16"/>
+              </w:rPr>
+            </w:r>
+            <w:r>
+              <w:rPr>
+                <w:rFonts w:ascii="Times New Roman" w:hAnsi="Times New Roman" w:eastAsia="Times New Roman"/>
+                <w:b w:val="0"/>
+                <w:i w:val="0"/>
+                <w:color w:val="1A1A1A"/>
+                <w:sz w:val="16"/>
+              </w:rPr>
+              <w:t>Снизить репутационный и юридический риск</w:t>
+            </w:r>
+          </w:p>
+        </w:tc>
+      </w:tr>
+      <w:tr>
+        <w:tc>
+          <w:tcPr>
+            <w:tcW w:type="dxa" w:w="3324"/>
+          </w:tcPr>
+          <w:p>
+            <w:pPr>
+              <w:spacing w:after="20" w:before="20" w:line="240" w:lineRule="auto"/>
+            </w:pPr>
+            <w:r>
+              <w:rPr>
+                <w:rFonts w:ascii="Times New Roman" w:hAnsi="Times New Roman" w:eastAsia="Times New Roman"/>
+                <w:sz w:val="16"/>
+              </w:rPr>
+            </w:r>
+            <w:r>
+              <w:rPr>
+                <w:rFonts w:ascii="Times New Roman" w:hAnsi="Times New Roman" w:eastAsia="Times New Roman"/>
+                <w:b w:val="0"/>
+                <w:i w:val="0"/>
+                <w:color w:val="1A1A1A"/>
+                <w:sz w:val="16"/>
+              </w:rPr>
+              <w:t>А3</w:t>
+            </w:r>
+          </w:p>
+        </w:tc>
+        <w:tc>
+          <w:tcPr>
+            <w:tcW w:type="dxa" w:w="3324"/>
+          </w:tcPr>
+          <w:p>
+            <w:pPr>
+              <w:spacing w:after="20" w:before="20" w:line="240" w:lineRule="auto"/>
+            </w:pPr>
+            <w:r>
+              <w:rPr>
+                <w:rFonts w:ascii="Times New Roman" w:hAnsi="Times New Roman" w:eastAsia="Times New Roman"/>
+                <w:sz w:val="16"/>
+              </w:rPr>
+            </w:r>
+            <w:r>
+              <w:rPr>
+                <w:rFonts w:ascii="Times New Roman" w:hAnsi="Times New Roman" w:eastAsia="Times New Roman"/>
+                <w:b w:val="0"/>
+                <w:i w:val="0"/>
+                <w:color w:val="1A1A1A"/>
+                <w:sz w:val="16"/>
+              </w:rPr>
+              <w:t>Согласовать якорь цены 228 / логику защиты 253</w:t>
+            </w:r>
+          </w:p>
+        </w:tc>
+        <w:tc>
+          <w:tcPr>
+            <w:tcW w:type="dxa" w:w="3324"/>
+          </w:tcPr>
+          <w:p>
+            <w:pPr>
+              <w:spacing w:after="20" w:before="20" w:line="240" w:lineRule="auto"/>
+            </w:pPr>
+            <w:r>
+              <w:rPr>
+                <w:rFonts w:ascii="Times New Roman" w:hAnsi="Times New Roman" w:eastAsia="Times New Roman"/>
+                <w:sz w:val="16"/>
+              </w:rPr>
+            </w:r>
+            <w:r>
+              <w:rPr>
+                <w:rFonts w:ascii="Times New Roman" w:hAnsi="Times New Roman" w:eastAsia="Times New Roman"/>
+                <w:b w:val="0"/>
+                <w:i w:val="0"/>
+                <w:color w:val="1A1A1A"/>
+                <w:sz w:val="16"/>
+              </w:rPr>
+              <w:t>Не торговаться слоганом «Алтай дорожает»</w:t>
+            </w:r>
+          </w:p>
+        </w:tc>
+      </w:tr>
+      <w:tr>
+        <w:tc>
+          <w:tcPr>
+            <w:tcW w:type="dxa" w:w="3324"/>
+          </w:tcPr>
+          <w:p>
+            <w:pPr>
+              <w:spacing w:after="20" w:before="20" w:line="240" w:lineRule="auto"/>
+            </w:pPr>
+            <w:r>
+              <w:rPr>
+                <w:rFonts w:ascii="Times New Roman" w:hAnsi="Times New Roman" w:eastAsia="Times New Roman"/>
+                <w:sz w:val="16"/>
+              </w:rPr>
+            </w:r>
+            <w:r>
+              <w:rPr>
+                <w:rFonts w:ascii="Times New Roman" w:hAnsi="Times New Roman" w:eastAsia="Times New Roman"/>
+                <w:b w:val="0"/>
+                <w:i w:val="0"/>
+                <w:color w:val="1A1A1A"/>
+                <w:sz w:val="16"/>
+              </w:rPr>
+              <w:t>А4</w:t>
+            </w:r>
+          </w:p>
+        </w:tc>
+        <w:tc>
+          <w:tcPr>
+            <w:tcW w:type="dxa" w:w="3324"/>
+          </w:tcPr>
+          <w:p>
+            <w:pPr>
+              <w:spacing w:after="20" w:before="20" w:line="240" w:lineRule="auto"/>
+            </w:pPr>
+            <w:r>
+              <w:rPr>
+                <w:rFonts w:ascii="Times New Roman" w:hAnsi="Times New Roman" w:eastAsia="Times New Roman"/>
+                <w:sz w:val="16"/>
+              </w:rPr>
+            </w:r>
+            <w:r>
+              <w:rPr>
+                <w:rFonts w:ascii="Times New Roman" w:hAnsi="Times New Roman" w:eastAsia="Times New Roman"/>
+                <w:b w:val="0"/>
+                <w:i w:val="0"/>
+                <w:color w:val="1A1A1A"/>
+                <w:sz w:val="16"/>
+              </w:rPr>
+              <w:t>Развести сообщения по сценариям владения</w:t>
+            </w:r>
+          </w:p>
+        </w:tc>
+        <w:tc>
+          <w:tcPr>
+            <w:tcW w:type="dxa" w:w="3324"/>
+          </w:tcPr>
+          <w:p>
+            <w:pPr>
+              <w:spacing w:after="20" w:before="20" w:line="240" w:lineRule="auto"/>
+            </w:pPr>
+            <w:r>
+              <w:rPr>
+                <w:rFonts w:ascii="Times New Roman" w:hAnsi="Times New Roman" w:eastAsia="Times New Roman"/>
+                <w:sz w:val="16"/>
+              </w:rPr>
+            </w:r>
+            <w:r>
+              <w:rPr>
+                <w:rFonts w:ascii="Times New Roman" w:hAnsi="Times New Roman" w:eastAsia="Times New Roman"/>
+                <w:b w:val="0"/>
+                <w:i w:val="0"/>
+                <w:color w:val="1A1A1A"/>
+                <w:sz w:val="16"/>
+              </w:rPr>
+              <w:t>Не продавать «всем одно и то же»</w:t>
+            </w:r>
+          </w:p>
+        </w:tc>
+      </w:tr>
+    </w:tbl>
+    <w:p/>
+    <w:p>
+      <w:pPr>
+        <w:pStyle w:val="Heading2"/>
+      </w:pPr>
+      <w:r>
+        <w:rPr>
+          <w:rFonts w:ascii="Times New Roman" w:hAnsi="Times New Roman" w:eastAsia="Times New Roman"/>
+          <w:color w:val="1A1A1A"/>
+          <w:sz w:val="28"/>
+        </w:rPr>
+        <w:t>Б. Учёт, продажи, ипотека</w:t>
+      </w:r>
+    </w:p>
+    <w:tbl>
+      <w:tblPr>
+        <w:tblStyle w:val="TableGrid"/>
+        <w:tblW w:type="auto" w:w="0"/>
+        <w:tblLook w:firstColumn="1" w:firstRow="1" w:lastColumn="0" w:lastRow="0" w:noHBand="0" w:noVBand="1" w:val="04A0"/>
+      </w:tblPr>
+      <w:tblGrid>
+        <w:gridCol w:w="3324"/>
+        <w:gridCol w:w="3324"/>
+        <w:gridCol w:w="3324"/>
+      </w:tblGrid>
+      <w:tr>
+        <w:tc>
+          <w:tcPr>
+            <w:tcW w:type="dxa" w:w="3324"/>
+          </w:tcPr>
+          <w:p>
+            <w:pPr>
+              <w:spacing w:after="20" w:before="20" w:line="240" w:lineRule="auto"/>
+            </w:pPr>
+            <w:r>
+              <w:rPr>
+                <w:rFonts w:ascii="Times New Roman" w:hAnsi="Times New Roman" w:eastAsia="Times New Roman"/>
+                <w:sz w:val="16"/>
+              </w:rPr>
+            </w:r>
+            <w:r>
+              <w:rPr>
+                <w:rFonts w:ascii="Times New Roman" w:hAnsi="Times New Roman" w:eastAsia="Times New Roman"/>
+                <w:b/>
+                <w:i w:val="0"/>
+                <w:color w:val="1A1A1A"/>
+                <w:sz w:val="16"/>
+              </w:rPr>
+              <w:t>Код</w:t>
+            </w:r>
+          </w:p>
+        </w:tc>
+        <w:tc>
+          <w:tcPr>
+            <w:tcW w:type="dxa" w:w="3324"/>
+          </w:tcPr>
+          <w:p>
+            <w:pPr>
+              <w:spacing w:after="20" w:before="20" w:line="240" w:lineRule="auto"/>
+            </w:pPr>
+            <w:r>
+              <w:rPr>
+                <w:rFonts w:ascii="Times New Roman" w:hAnsi="Times New Roman" w:eastAsia="Times New Roman"/>
+                <w:sz w:val="16"/>
+              </w:rPr>
+            </w:r>
+            <w:r>
+              <w:rPr>
+                <w:rFonts w:ascii="Times New Roman" w:hAnsi="Times New Roman" w:eastAsia="Times New Roman"/>
+                <w:b/>
+                <w:i w:val="0"/>
+                <w:color w:val="1A1A1A"/>
+                <w:sz w:val="16"/>
+              </w:rPr>
+              <w:t>Работа</w:t>
+            </w:r>
+          </w:p>
+        </w:tc>
+        <w:tc>
+          <w:tcPr>
+            <w:tcW w:type="dxa" w:w="3324"/>
+          </w:tcPr>
+          <w:p>
+            <w:pPr>
+              <w:spacing w:after="20" w:before="20" w:line="240" w:lineRule="auto"/>
+            </w:pPr>
+            <w:r>
+              <w:rPr>
+                <w:rFonts w:ascii="Times New Roman" w:hAnsi="Times New Roman" w:eastAsia="Times New Roman"/>
+                <w:sz w:val="16"/>
+              </w:rPr>
+            </w:r>
+            <w:r>
+              <w:rPr>
+                <w:rFonts w:ascii="Times New Roman" w:hAnsi="Times New Roman" w:eastAsia="Times New Roman"/>
+                <w:b/>
+                <w:i w:val="0"/>
+                <w:color w:val="1A1A1A"/>
+                <w:sz w:val="16"/>
+              </w:rPr>
+              <w:t>Зачем</w:t>
+            </w:r>
+          </w:p>
+        </w:tc>
+      </w:tr>
+      <w:tr>
+        <w:tc>
+          <w:tcPr>
+            <w:tcW w:type="dxa" w:w="3324"/>
+          </w:tcPr>
+          <w:p>
+            <w:pPr>
+              <w:spacing w:after="20" w:before="20" w:line="240" w:lineRule="auto"/>
+            </w:pPr>
+            <w:r>
+              <w:rPr>
+                <w:rFonts w:ascii="Times New Roman" w:hAnsi="Times New Roman" w:eastAsia="Times New Roman"/>
+                <w:sz w:val="16"/>
+              </w:rPr>
+            </w:r>
+            <w:r>
+              <w:rPr>
+                <w:rFonts w:ascii="Times New Roman" w:hAnsi="Times New Roman" w:eastAsia="Times New Roman"/>
+                <w:b w:val="0"/>
+                <w:i w:val="0"/>
+                <w:color w:val="1A1A1A"/>
+                <w:sz w:val="16"/>
+              </w:rPr>
+              <w:t>Б1</w:t>
+            </w:r>
+          </w:p>
+        </w:tc>
+        <w:tc>
+          <w:tcPr>
+            <w:tcW w:type="dxa" w:w="3324"/>
+          </w:tcPr>
+          <w:p>
+            <w:pPr>
+              <w:spacing w:after="20" w:before="20" w:line="240" w:lineRule="auto"/>
+            </w:pPr>
+            <w:r>
+              <w:rPr>
+                <w:rFonts w:ascii="Times New Roman" w:hAnsi="Times New Roman" w:eastAsia="Times New Roman"/>
+                <w:sz w:val="16"/>
+              </w:rPr>
+            </w:r>
+            <w:r>
+              <w:rPr>
+                <w:rFonts w:ascii="Times New Roman" w:hAnsi="Times New Roman" w:eastAsia="Times New Roman"/>
+                <w:b w:val="0"/>
+                <w:i w:val="0"/>
+                <w:color w:val="1A1A1A"/>
+                <w:sz w:val="16"/>
+              </w:rPr>
+              <w:t>Поля брони с дня 1 (намерение, география, взнос, канал, отказ)</w:t>
+            </w:r>
+          </w:p>
+        </w:tc>
+        <w:tc>
+          <w:tcPr>
+            <w:tcW w:type="dxa" w:w="3324"/>
+          </w:tcPr>
+          <w:p>
+            <w:pPr>
+              <w:spacing w:after="20" w:before="20" w:line="240" w:lineRule="auto"/>
+            </w:pPr>
+            <w:r>
+              <w:rPr>
+                <w:rFonts w:ascii="Times New Roman" w:hAnsi="Times New Roman" w:eastAsia="Times New Roman"/>
+                <w:sz w:val="16"/>
+              </w:rPr>
+            </w:r>
+            <w:r>
+              <w:rPr>
+                <w:rFonts w:ascii="Times New Roman" w:hAnsi="Times New Roman" w:eastAsia="Times New Roman"/>
+                <w:b w:val="0"/>
+                <w:i w:val="0"/>
+                <w:color w:val="1A1A1A"/>
+                <w:sz w:val="16"/>
+              </w:rPr>
+              <w:t>Калибровка гипотез спроса</w:t>
+            </w:r>
+          </w:p>
+        </w:tc>
+      </w:tr>
+      <w:tr>
+        <w:tc>
+          <w:tcPr>
+            <w:tcW w:type="dxa" w:w="3324"/>
+          </w:tcPr>
+          <w:p>
+            <w:pPr>
+              <w:spacing w:after="20" w:before="20" w:line="240" w:lineRule="auto"/>
+            </w:pPr>
+            <w:r>
+              <w:rPr>
+                <w:rFonts w:ascii="Times New Roman" w:hAnsi="Times New Roman" w:eastAsia="Times New Roman"/>
+                <w:sz w:val="16"/>
+              </w:rPr>
+            </w:r>
+            <w:r>
+              <w:rPr>
+                <w:rFonts w:ascii="Times New Roman" w:hAnsi="Times New Roman" w:eastAsia="Times New Roman"/>
+                <w:b w:val="0"/>
+                <w:i w:val="0"/>
+                <w:color w:val="1A1A1A"/>
+                <w:sz w:val="16"/>
+              </w:rPr>
+              <w:t>Б2</w:t>
+            </w:r>
+          </w:p>
+        </w:tc>
+        <w:tc>
+          <w:tcPr>
+            <w:tcW w:type="dxa" w:w="3324"/>
+          </w:tcPr>
+          <w:p>
+            <w:pPr>
+              <w:spacing w:after="20" w:before="20" w:line="240" w:lineRule="auto"/>
+            </w:pPr>
+            <w:r>
+              <w:rPr>
+                <w:rFonts w:ascii="Times New Roman" w:hAnsi="Times New Roman" w:eastAsia="Times New Roman"/>
+                <w:sz w:val="16"/>
+              </w:rPr>
+            </w:r>
+            <w:r>
+              <w:rPr>
+                <w:rFonts w:ascii="Times New Roman" w:hAnsi="Times New Roman" w:eastAsia="Times New Roman"/>
+                <w:b w:val="0"/>
+                <w:i w:val="0"/>
+                <w:color w:val="1A1A1A"/>
+                <w:sz w:val="16"/>
+              </w:rPr>
+              <w:t>Метки источника на все обращения</w:t>
+            </w:r>
+          </w:p>
+        </w:tc>
+        <w:tc>
+          <w:tcPr>
+            <w:tcW w:type="dxa" w:w="3324"/>
+          </w:tcPr>
+          <w:p>
+            <w:pPr>
+              <w:spacing w:after="20" w:before="20" w:line="240" w:lineRule="auto"/>
+            </w:pPr>
+            <w:r>
+              <w:rPr>
+                <w:rFonts w:ascii="Times New Roman" w:hAnsi="Times New Roman" w:eastAsia="Times New Roman"/>
+                <w:sz w:val="16"/>
+              </w:rPr>
+            </w:r>
+            <w:r>
+              <w:rPr>
+                <w:rFonts w:ascii="Times New Roman" w:hAnsi="Times New Roman" w:eastAsia="Times New Roman"/>
+                <w:b w:val="0"/>
+                <w:i w:val="0"/>
+                <w:color w:val="1A1A1A"/>
+                <w:sz w:val="16"/>
+              </w:rPr>
+              <w:t>Управляемость каналов</w:t>
+            </w:r>
+          </w:p>
+        </w:tc>
+      </w:tr>
+      <w:tr>
+        <w:tc>
+          <w:tcPr>
+            <w:tcW w:type="dxa" w:w="3324"/>
+          </w:tcPr>
+          <w:p>
+            <w:pPr>
+              <w:spacing w:after="20" w:before="20" w:line="240" w:lineRule="auto"/>
+            </w:pPr>
+            <w:r>
+              <w:rPr>
+                <w:rFonts w:ascii="Times New Roman" w:hAnsi="Times New Roman" w:eastAsia="Times New Roman"/>
+                <w:sz w:val="16"/>
+              </w:rPr>
+            </w:r>
+            <w:r>
+              <w:rPr>
+                <w:rFonts w:ascii="Times New Roman" w:hAnsi="Times New Roman" w:eastAsia="Times New Roman"/>
+                <w:b w:val="0"/>
+                <w:i w:val="0"/>
+                <w:color w:val="1A1A1A"/>
+                <w:sz w:val="16"/>
+              </w:rPr>
+              <w:t>Б3</w:t>
+            </w:r>
+          </w:p>
+        </w:tc>
+        <w:tc>
+          <w:tcPr>
+            <w:tcW w:type="dxa" w:w="3324"/>
+          </w:tcPr>
+          <w:p>
+            <w:pPr>
+              <w:spacing w:after="20" w:before="20" w:line="240" w:lineRule="auto"/>
+            </w:pPr>
+            <w:r>
+              <w:rPr>
+                <w:rFonts w:ascii="Times New Roman" w:hAnsi="Times New Roman" w:eastAsia="Times New Roman"/>
+                <w:sz w:val="16"/>
+              </w:rPr>
+            </w:r>
+            <w:r>
+              <w:rPr>
+                <w:rFonts w:ascii="Times New Roman" w:hAnsi="Times New Roman" w:eastAsia="Times New Roman"/>
+                <w:b w:val="0"/>
+                <w:i w:val="0"/>
+                <w:color w:val="1A1A1A"/>
+                <w:sz w:val="16"/>
+              </w:rPr>
+              <w:t>Именной контур ипотеки в окне 45 дней</w:t>
+            </w:r>
+          </w:p>
+        </w:tc>
+        <w:tc>
+          <w:tcPr>
+            <w:tcW w:type="dxa" w:w="3324"/>
+          </w:tcPr>
+          <w:p>
+            <w:pPr>
+              <w:spacing w:after="20" w:before="20" w:line="240" w:lineRule="auto"/>
+            </w:pPr>
+            <w:r>
+              <w:rPr>
+                <w:rFonts w:ascii="Times New Roman" w:hAnsi="Times New Roman" w:eastAsia="Times New Roman"/>
+                <w:sz w:val="16"/>
+              </w:rPr>
+            </w:r>
+            <w:r>
+              <w:rPr>
+                <w:rFonts w:ascii="Times New Roman" w:hAnsi="Times New Roman" w:eastAsia="Times New Roman"/>
+                <w:b w:val="0"/>
+                <w:i w:val="0"/>
+                <w:color w:val="1A1A1A"/>
+                <w:sz w:val="16"/>
+              </w:rPr>
+              <w:t>Защита конверсии бронь → договор</w:t>
+            </w:r>
+          </w:p>
+        </w:tc>
+      </w:tr>
+      <w:tr>
+        <w:tc>
+          <w:tcPr>
+            <w:tcW w:type="dxa" w:w="3324"/>
+          </w:tcPr>
+          <w:p>
+            <w:pPr>
+              <w:spacing w:after="20" w:before="20" w:line="240" w:lineRule="auto"/>
+            </w:pPr>
+            <w:r>
+              <w:rPr>
+                <w:rFonts w:ascii="Times New Roman" w:hAnsi="Times New Roman" w:eastAsia="Times New Roman"/>
+                <w:sz w:val="16"/>
+              </w:rPr>
+            </w:r>
+            <w:r>
+              <w:rPr>
+                <w:rFonts w:ascii="Times New Roman" w:hAnsi="Times New Roman" w:eastAsia="Times New Roman"/>
+                <w:b w:val="0"/>
+                <w:i w:val="0"/>
+                <w:color w:val="1A1A1A"/>
+                <w:sz w:val="16"/>
+              </w:rPr>
+              <w:t>Б4</w:t>
+            </w:r>
+          </w:p>
+        </w:tc>
+        <w:tc>
+          <w:tcPr>
+            <w:tcW w:type="dxa" w:w="3324"/>
+          </w:tcPr>
+          <w:p>
+            <w:pPr>
+              <w:spacing w:after="20" w:before="20" w:line="240" w:lineRule="auto"/>
+            </w:pPr>
+            <w:r>
+              <w:rPr>
+                <w:rFonts w:ascii="Times New Roman" w:hAnsi="Times New Roman" w:eastAsia="Times New Roman"/>
+                <w:sz w:val="16"/>
+              </w:rPr>
+            </w:r>
+            <w:r>
+              <w:rPr>
+                <w:rFonts w:ascii="Times New Roman" w:hAnsi="Times New Roman" w:eastAsia="Times New Roman"/>
+                <w:b w:val="0"/>
+                <w:i w:val="0"/>
+                <w:color w:val="1A1A1A"/>
+                <w:sz w:val="16"/>
+              </w:rPr>
+              <w:t>Финквалификация до принятия 100 тыс. ₽</w:t>
+            </w:r>
+          </w:p>
+        </w:tc>
+        <w:tc>
+          <w:tcPr>
+            <w:tcW w:type="dxa" w:w="3324"/>
+          </w:tcPr>
+          <w:p>
+            <w:pPr>
+              <w:spacing w:after="20" w:before="20" w:line="240" w:lineRule="auto"/>
+            </w:pPr>
+            <w:r>
+              <w:rPr>
+                <w:rFonts w:ascii="Times New Roman" w:hAnsi="Times New Roman" w:eastAsia="Times New Roman"/>
+                <w:sz w:val="16"/>
+              </w:rPr>
+            </w:r>
+            <w:r>
+              <w:rPr>
+                <w:rFonts w:ascii="Times New Roman" w:hAnsi="Times New Roman" w:eastAsia="Times New Roman"/>
+                <w:b w:val="0"/>
+                <w:i w:val="0"/>
+                <w:color w:val="1A1A1A"/>
+                <w:sz w:val="16"/>
+              </w:rPr>
+              <w:t>Меньше «пустых» броней</w:t>
+            </w:r>
+          </w:p>
+        </w:tc>
+      </w:tr>
+      <w:tr>
+        <w:tc>
+          <w:tcPr>
+            <w:tcW w:type="dxa" w:w="3324"/>
+          </w:tcPr>
+          <w:p>
+            <w:pPr>
+              <w:spacing w:after="20" w:before="20" w:line="240" w:lineRule="auto"/>
+            </w:pPr>
+            <w:r>
+              <w:rPr>
+                <w:rFonts w:ascii="Times New Roman" w:hAnsi="Times New Roman" w:eastAsia="Times New Roman"/>
+                <w:sz w:val="16"/>
+              </w:rPr>
+            </w:r>
+            <w:r>
+              <w:rPr>
+                <w:rFonts w:ascii="Times New Roman" w:hAnsi="Times New Roman" w:eastAsia="Times New Roman"/>
+                <w:b w:val="0"/>
+                <w:i w:val="0"/>
+                <w:color w:val="1A1A1A"/>
+                <w:sz w:val="16"/>
+              </w:rPr>
+              <w:t>Б5</w:t>
+            </w:r>
+          </w:p>
+        </w:tc>
+        <w:tc>
+          <w:tcPr>
+            <w:tcW w:type="dxa" w:w="3324"/>
+          </w:tcPr>
+          <w:p>
+            <w:pPr>
+              <w:spacing w:after="20" w:before="20" w:line="240" w:lineRule="auto"/>
+            </w:pPr>
+            <w:r>
+              <w:rPr>
+                <w:rFonts w:ascii="Times New Roman" w:hAnsi="Times New Roman" w:eastAsia="Times New Roman"/>
+                <w:sz w:val="16"/>
+              </w:rPr>
+            </w:r>
+            <w:r>
+              <w:rPr>
+                <w:rFonts w:ascii="Times New Roman" w:hAnsi="Times New Roman" w:eastAsia="Times New Roman"/>
+                <w:b w:val="0"/>
+                <w:i w:val="0"/>
+                <w:color w:val="1A1A1A"/>
+                <w:sz w:val="16"/>
+              </w:rPr>
+              <w:t>Скрипты для пяти менеджеров</w:t>
+            </w:r>
+          </w:p>
+        </w:tc>
+        <w:tc>
+          <w:tcPr>
+            <w:tcW w:type="dxa" w:w="3324"/>
+          </w:tcPr>
+          <w:p>
+            <w:pPr>
+              <w:spacing w:after="20" w:before="20" w:line="240" w:lineRule="auto"/>
+            </w:pPr>
+            <w:r>
+              <w:rPr>
+                <w:rFonts w:ascii="Times New Roman" w:hAnsi="Times New Roman" w:eastAsia="Times New Roman"/>
+                <w:sz w:val="16"/>
+              </w:rPr>
+            </w:r>
+            <w:r>
+              <w:rPr>
+                <w:rFonts w:ascii="Times New Roman" w:hAnsi="Times New Roman" w:eastAsia="Times New Roman"/>
+                <w:b w:val="0"/>
+                <w:i w:val="0"/>
+                <w:color w:val="1A1A1A"/>
+                <w:sz w:val="16"/>
+              </w:rPr>
+              <w:t>Один ответ на «у них 13%» и на шаг цены</w:t>
+            </w:r>
+          </w:p>
+        </w:tc>
+      </w:tr>
+      <w:tr>
+        <w:tc>
+          <w:tcPr>
+            <w:tcW w:type="dxa" w:w="3324"/>
+          </w:tcPr>
+          <w:p>
+            <w:pPr>
+              <w:spacing w:after="20" w:before="20" w:line="240" w:lineRule="auto"/>
+            </w:pPr>
+            <w:r>
+              <w:rPr>
+                <w:rFonts w:ascii="Times New Roman" w:hAnsi="Times New Roman" w:eastAsia="Times New Roman"/>
+                <w:sz w:val="16"/>
+              </w:rPr>
+            </w:r>
+            <w:r>
+              <w:rPr>
+                <w:rFonts w:ascii="Times New Roman" w:hAnsi="Times New Roman" w:eastAsia="Times New Roman"/>
+                <w:b w:val="0"/>
+                <w:i w:val="0"/>
+                <w:color w:val="1A1A1A"/>
+                <w:sz w:val="16"/>
+              </w:rPr>
+              <w:t>Б6</w:t>
+            </w:r>
+          </w:p>
+        </w:tc>
+        <w:tc>
+          <w:tcPr>
+            <w:tcW w:type="dxa" w:w="3324"/>
+          </w:tcPr>
+          <w:p>
+            <w:pPr>
+              <w:spacing w:after="20" w:before="20" w:line="240" w:lineRule="auto"/>
+            </w:pPr>
+            <w:r>
+              <w:rPr>
+                <w:rFonts w:ascii="Times New Roman" w:hAnsi="Times New Roman" w:eastAsia="Times New Roman"/>
+                <w:sz w:val="16"/>
+              </w:rPr>
+            </w:r>
+            <w:r>
+              <w:rPr>
+                <w:rFonts w:ascii="Times New Roman" w:hAnsi="Times New Roman" w:eastAsia="Times New Roman"/>
+                <w:b w:val="0"/>
+                <w:i w:val="0"/>
+                <w:color w:val="1A1A1A"/>
+                <w:sz w:val="16"/>
+              </w:rPr>
+              <w:t>Еженедельный прогноз к 300 млн + разбор броней/отказов</w:t>
+            </w:r>
+          </w:p>
+        </w:tc>
+        <w:tc>
+          <w:tcPr>
+            <w:tcW w:type="dxa" w:w="3324"/>
+          </w:tcPr>
+          <w:p>
+            <w:pPr>
+              <w:spacing w:after="20" w:before="20" w:line="240" w:lineRule="auto"/>
+            </w:pPr>
+            <w:r>
+              <w:rPr>
+                <w:rFonts w:ascii="Times New Roman" w:hAnsi="Times New Roman" w:eastAsia="Times New Roman"/>
+                <w:sz w:val="16"/>
+              </w:rPr>
+            </w:r>
+            <w:r>
+              <w:rPr>
+                <w:rFonts w:ascii="Times New Roman" w:hAnsi="Times New Roman" w:eastAsia="Times New Roman"/>
+                <w:b w:val="0"/>
+                <w:i w:val="0"/>
+                <w:color w:val="1A1A1A"/>
+                <w:sz w:val="16"/>
+              </w:rPr>
+              <w:t>Ранний сигнал по гейтам</w:t>
+            </w:r>
+          </w:p>
+        </w:tc>
+      </w:tr>
+      <w:tr>
+        <w:tc>
+          <w:tcPr>
+            <w:tcW w:type="dxa" w:w="3324"/>
+          </w:tcPr>
+          <w:p>
+            <w:pPr>
+              <w:spacing w:after="20" w:before="20" w:line="240" w:lineRule="auto"/>
+            </w:pPr>
+            <w:r>
+              <w:rPr>
+                <w:rFonts w:ascii="Times New Roman" w:hAnsi="Times New Roman" w:eastAsia="Times New Roman"/>
+                <w:sz w:val="16"/>
+              </w:rPr>
+            </w:r>
+            <w:r>
+              <w:rPr>
+                <w:rFonts w:ascii="Times New Roman" w:hAnsi="Times New Roman" w:eastAsia="Times New Roman"/>
+                <w:b w:val="0"/>
+                <w:i w:val="0"/>
+                <w:color w:val="1A1A1A"/>
+                <w:sz w:val="16"/>
+              </w:rPr>
+              <w:t>Б7</w:t>
+            </w:r>
+          </w:p>
+        </w:tc>
+        <w:tc>
+          <w:tcPr>
+            <w:tcW w:type="dxa" w:w="3324"/>
+          </w:tcPr>
+          <w:p>
+            <w:pPr>
+              <w:spacing w:after="20" w:before="20" w:line="240" w:lineRule="auto"/>
+            </w:pPr>
+            <w:r>
+              <w:rPr>
+                <w:rFonts w:ascii="Times New Roman" w:hAnsi="Times New Roman" w:eastAsia="Times New Roman"/>
+                <w:sz w:val="16"/>
+              </w:rPr>
+            </w:r>
+            <w:r>
+              <w:rPr>
+                <w:rFonts w:ascii="Times New Roman" w:hAnsi="Times New Roman" w:eastAsia="Times New Roman"/>
+                <w:b w:val="0"/>
+                <w:i w:val="0"/>
+                <w:color w:val="1A1A1A"/>
+                <w:sz w:val="16"/>
+              </w:rPr>
+              <w:t>Отдельно смотреть сумму договоров и эскроу</w:t>
+            </w:r>
+          </w:p>
+        </w:tc>
+        <w:tc>
+          <w:tcPr>
+            <w:tcW w:type="dxa" w:w="3324"/>
+          </w:tcPr>
+          <w:p>
+            <w:pPr>
+              <w:spacing w:after="20" w:before="20" w:line="240" w:lineRule="auto"/>
+            </w:pPr>
+            <w:r>
+              <w:rPr>
+                <w:rFonts w:ascii="Times New Roman" w:hAnsi="Times New Roman" w:eastAsia="Times New Roman"/>
+                <w:sz w:val="16"/>
+              </w:rPr>
+            </w:r>
+            <w:r>
+              <w:rPr>
+                <w:rFonts w:ascii="Times New Roman" w:hAnsi="Times New Roman" w:eastAsia="Times New Roman"/>
+                <w:b w:val="0"/>
+                <w:i w:val="0"/>
+                <w:color w:val="1A1A1A"/>
+                <w:sz w:val="16"/>
+              </w:rPr>
+              <w:t>Не перепутать объём и кассу</w:t>
+            </w:r>
+          </w:p>
+        </w:tc>
+      </w:tr>
+    </w:tbl>
+    <w:p/>
+    <w:p>
+      <w:pPr>
+        <w:pStyle w:val="Heading2"/>
+      </w:pPr>
+      <w:r>
+        <w:rPr>
+          <w:rFonts w:ascii="Times New Roman" w:hAnsi="Times New Roman" w:eastAsia="Times New Roman"/>
+          <w:color w:val="1A1A1A"/>
+          <w:sz w:val="28"/>
+        </w:rPr>
+        <w:t>В. Агентский канал</w:t>
+      </w:r>
+    </w:p>
+    <w:tbl>
+      <w:tblPr>
+        <w:tblStyle w:val="TableGrid"/>
+        <w:tblW w:type="auto" w:w="0"/>
+        <w:tblLook w:firstColumn="1" w:firstRow="1" w:lastColumn="0" w:lastRow="0" w:noHBand="0" w:noVBand="1" w:val="04A0"/>
+      </w:tblPr>
+      <w:tblGrid>
+        <w:gridCol w:w="3324"/>
+        <w:gridCol w:w="3324"/>
+        <w:gridCol w:w="3324"/>
+      </w:tblGrid>
+      <w:tr>
+        <w:tc>
+          <w:tcPr>
+            <w:tcW w:type="dxa" w:w="3324"/>
+          </w:tcPr>
+          <w:p>
+            <w:pPr>
+              <w:spacing w:after="20" w:before="20" w:line="240" w:lineRule="auto"/>
+            </w:pPr>
+            <w:r>
+              <w:rPr>
+                <w:rFonts w:ascii="Times New Roman" w:hAnsi="Times New Roman" w:eastAsia="Times New Roman"/>
+                <w:sz w:val="16"/>
+              </w:rPr>
+            </w:r>
+            <w:r>
+              <w:rPr>
+                <w:rFonts w:ascii="Times New Roman" w:hAnsi="Times New Roman" w:eastAsia="Times New Roman"/>
+                <w:b/>
+                <w:i w:val="0"/>
+                <w:color w:val="1A1A1A"/>
+                <w:sz w:val="16"/>
+              </w:rPr>
+              <w:t>Код</w:t>
+            </w:r>
+          </w:p>
+        </w:tc>
+        <w:tc>
+          <w:tcPr>
+            <w:tcW w:type="dxa" w:w="3324"/>
+          </w:tcPr>
+          <w:p>
+            <w:pPr>
+              <w:spacing w:after="20" w:before="20" w:line="240" w:lineRule="auto"/>
+            </w:pPr>
+            <w:r>
+              <w:rPr>
+                <w:rFonts w:ascii="Times New Roman" w:hAnsi="Times New Roman" w:eastAsia="Times New Roman"/>
+                <w:sz w:val="16"/>
+              </w:rPr>
+            </w:r>
+            <w:r>
+              <w:rPr>
+                <w:rFonts w:ascii="Times New Roman" w:hAnsi="Times New Roman" w:eastAsia="Times New Roman"/>
+                <w:b/>
+                <w:i w:val="0"/>
+                <w:color w:val="1A1A1A"/>
+                <w:sz w:val="16"/>
+              </w:rPr>
+              <w:t>Работа</w:t>
+            </w:r>
+          </w:p>
+        </w:tc>
+        <w:tc>
+          <w:tcPr>
+            <w:tcW w:type="dxa" w:w="3324"/>
+          </w:tcPr>
+          <w:p>
+            <w:pPr>
+              <w:spacing w:after="20" w:before="20" w:line="240" w:lineRule="auto"/>
+            </w:pPr>
+            <w:r>
+              <w:rPr>
+                <w:rFonts w:ascii="Times New Roman" w:hAnsi="Times New Roman" w:eastAsia="Times New Roman"/>
+                <w:sz w:val="16"/>
+              </w:rPr>
+            </w:r>
+            <w:r>
+              <w:rPr>
+                <w:rFonts w:ascii="Times New Roman" w:hAnsi="Times New Roman" w:eastAsia="Times New Roman"/>
+                <w:b/>
+                <w:i w:val="0"/>
+                <w:color w:val="1A1A1A"/>
+                <w:sz w:val="16"/>
+              </w:rPr>
+              <w:t>Зачем</w:t>
+            </w:r>
+          </w:p>
+        </w:tc>
+      </w:tr>
+      <w:tr>
+        <w:tc>
+          <w:tcPr>
+            <w:tcW w:type="dxa" w:w="3324"/>
+          </w:tcPr>
+          <w:p>
+            <w:pPr>
+              <w:spacing w:after="20" w:before="20" w:line="240" w:lineRule="auto"/>
+            </w:pPr>
+            <w:r>
+              <w:rPr>
+                <w:rFonts w:ascii="Times New Roman" w:hAnsi="Times New Roman" w:eastAsia="Times New Roman"/>
+                <w:sz w:val="16"/>
+              </w:rPr>
+            </w:r>
+            <w:r>
+              <w:rPr>
+                <w:rFonts w:ascii="Times New Roman" w:hAnsi="Times New Roman" w:eastAsia="Times New Roman"/>
+                <w:b w:val="0"/>
+                <w:i w:val="0"/>
+                <w:color w:val="1A1A1A"/>
+                <w:sz w:val="16"/>
+              </w:rPr>
+              <w:t>В1</w:t>
+            </w:r>
+          </w:p>
+        </w:tc>
+        <w:tc>
+          <w:tcPr>
+            <w:tcW w:type="dxa" w:w="3324"/>
+          </w:tcPr>
+          <w:p>
+            <w:pPr>
+              <w:spacing w:after="20" w:before="20" w:line="240" w:lineRule="auto"/>
+            </w:pPr>
+            <w:r>
+              <w:rPr>
+                <w:rFonts w:ascii="Times New Roman" w:hAnsi="Times New Roman" w:eastAsia="Times New Roman"/>
+                <w:sz w:val="16"/>
+              </w:rPr>
+            </w:r>
+            <w:r>
+              <w:rPr>
+                <w:rFonts w:ascii="Times New Roman" w:hAnsi="Times New Roman" w:eastAsia="Times New Roman"/>
+                <w:b w:val="0"/>
+                <w:i w:val="0"/>
+                <w:color w:val="1A1A1A"/>
+                <w:sz w:val="16"/>
+              </w:rPr>
+              <w:t>Пилот 2–3 агентства</w:t>
+            </w:r>
+          </w:p>
+        </w:tc>
+        <w:tc>
+          <w:tcPr>
+            <w:tcW w:type="dxa" w:w="3324"/>
+          </w:tcPr>
+          <w:p>
+            <w:pPr>
+              <w:spacing w:after="20" w:before="20" w:line="240" w:lineRule="auto"/>
+            </w:pPr>
+            <w:r>
+              <w:rPr>
+                <w:rFonts w:ascii="Times New Roman" w:hAnsi="Times New Roman" w:eastAsia="Times New Roman"/>
+                <w:sz w:val="16"/>
+              </w:rPr>
+            </w:r>
+            <w:r>
+              <w:rPr>
+                <w:rFonts w:ascii="Times New Roman" w:hAnsi="Times New Roman" w:eastAsia="Times New Roman"/>
+                <w:b w:val="0"/>
+                <w:i w:val="0"/>
+                <w:color w:val="1A1A1A"/>
+                <w:sz w:val="16"/>
+              </w:rPr>
+              <w:t>Охват без хаоса при малом отделе продаж</w:t>
+            </w:r>
+          </w:p>
+        </w:tc>
+      </w:tr>
+      <w:tr>
+        <w:tc>
+          <w:tcPr>
+            <w:tcW w:type="dxa" w:w="3324"/>
+          </w:tcPr>
+          <w:p>
+            <w:pPr>
+              <w:spacing w:after="20" w:before="20" w:line="240" w:lineRule="auto"/>
+            </w:pPr>
+            <w:r>
+              <w:rPr>
+                <w:rFonts w:ascii="Times New Roman" w:hAnsi="Times New Roman" w:eastAsia="Times New Roman"/>
+                <w:sz w:val="16"/>
+              </w:rPr>
+            </w:r>
+            <w:r>
+              <w:rPr>
+                <w:rFonts w:ascii="Times New Roman" w:hAnsi="Times New Roman" w:eastAsia="Times New Roman"/>
+                <w:b w:val="0"/>
+                <w:i w:val="0"/>
+                <w:color w:val="1A1A1A"/>
+                <w:sz w:val="16"/>
+              </w:rPr>
+              <w:t>В2</w:t>
+            </w:r>
+          </w:p>
+        </w:tc>
+        <w:tc>
+          <w:tcPr>
+            <w:tcW w:type="dxa" w:w="3324"/>
+          </w:tcPr>
+          <w:p>
+            <w:pPr>
+              <w:spacing w:after="20" w:before="20" w:line="240" w:lineRule="auto"/>
+            </w:pPr>
+            <w:r>
+              <w:rPr>
+                <w:rFonts w:ascii="Times New Roman" w:hAnsi="Times New Roman" w:eastAsia="Times New Roman"/>
+                <w:sz w:val="16"/>
+              </w:rPr>
+            </w:r>
+            <w:r>
+              <w:rPr>
+                <w:rFonts w:ascii="Times New Roman" w:hAnsi="Times New Roman" w:eastAsia="Times New Roman"/>
+                <w:b w:val="0"/>
+                <w:i w:val="0"/>
+                <w:color w:val="1A1A1A"/>
+                <w:sz w:val="16"/>
+              </w:rPr>
+              <w:t>Единый прайс, бронь, запрет гарантий процента</w:t>
+            </w:r>
+          </w:p>
+        </w:tc>
+        <w:tc>
+          <w:tcPr>
+            <w:tcW w:type="dxa" w:w="3324"/>
+          </w:tcPr>
+          <w:p>
+            <w:pPr>
+              <w:spacing w:after="20" w:before="20" w:line="240" w:lineRule="auto"/>
+            </w:pPr>
+            <w:r>
+              <w:rPr>
+                <w:rFonts w:ascii="Times New Roman" w:hAnsi="Times New Roman" w:eastAsia="Times New Roman"/>
+                <w:sz w:val="16"/>
+              </w:rPr>
+            </w:r>
+            <w:r>
+              <w:rPr>
+                <w:rFonts w:ascii="Times New Roman" w:hAnsi="Times New Roman" w:eastAsia="Times New Roman"/>
+                <w:b w:val="0"/>
+                <w:i w:val="0"/>
+                <w:color w:val="1A1A1A"/>
+                <w:sz w:val="16"/>
+              </w:rPr>
+              <w:t>Один продукт на всех витринах</w:t>
+            </w:r>
+          </w:p>
+        </w:tc>
+      </w:tr>
+      <w:tr>
+        <w:tc>
+          <w:tcPr>
+            <w:tcW w:type="dxa" w:w="3324"/>
+          </w:tcPr>
+          <w:p>
+            <w:pPr>
+              <w:spacing w:after="20" w:before="20" w:line="240" w:lineRule="auto"/>
+            </w:pPr>
+            <w:r>
+              <w:rPr>
+                <w:rFonts w:ascii="Times New Roman" w:hAnsi="Times New Roman" w:eastAsia="Times New Roman"/>
+                <w:sz w:val="16"/>
+              </w:rPr>
+            </w:r>
+            <w:r>
+              <w:rPr>
+                <w:rFonts w:ascii="Times New Roman" w:hAnsi="Times New Roman" w:eastAsia="Times New Roman"/>
+                <w:b w:val="0"/>
+                <w:i w:val="0"/>
+                <w:color w:val="1A1A1A"/>
+                <w:sz w:val="16"/>
+              </w:rPr>
+              <w:t>В3</w:t>
+            </w:r>
+          </w:p>
+        </w:tc>
+        <w:tc>
+          <w:tcPr>
+            <w:tcW w:type="dxa" w:w="3324"/>
+          </w:tcPr>
+          <w:p>
+            <w:pPr>
+              <w:spacing w:after="20" w:before="20" w:line="240" w:lineRule="auto"/>
+            </w:pPr>
+            <w:r>
+              <w:rPr>
+                <w:rFonts w:ascii="Times New Roman" w:hAnsi="Times New Roman" w:eastAsia="Times New Roman"/>
+                <w:sz w:val="16"/>
+              </w:rPr>
+            </w:r>
+            <w:r>
+              <w:rPr>
+                <w:rFonts w:ascii="Times New Roman" w:hAnsi="Times New Roman" w:eastAsia="Times New Roman"/>
+                <w:b w:val="0"/>
+                <w:i w:val="0"/>
+                <w:color w:val="1A1A1A"/>
+                <w:sz w:val="16"/>
+              </w:rPr>
+              <w:t>Метрика: встречи и платные брони</w:t>
+            </w:r>
+          </w:p>
+        </w:tc>
+        <w:tc>
+          <w:tcPr>
+            <w:tcW w:type="dxa" w:w="3324"/>
+          </w:tcPr>
+          <w:p>
+            <w:pPr>
+              <w:spacing w:after="20" w:before="20" w:line="240" w:lineRule="auto"/>
+            </w:pPr>
+            <w:r>
+              <w:rPr>
+                <w:rFonts w:ascii="Times New Roman" w:hAnsi="Times New Roman" w:eastAsia="Times New Roman"/>
+                <w:sz w:val="16"/>
+              </w:rPr>
+            </w:r>
+            <w:r>
+              <w:rPr>
+                <w:rFonts w:ascii="Times New Roman" w:hAnsi="Times New Roman" w:eastAsia="Times New Roman"/>
+                <w:b w:val="0"/>
+                <w:i w:val="0"/>
+                <w:color w:val="1A1A1A"/>
+                <w:sz w:val="16"/>
+              </w:rPr>
+              <w:t>Не «лиды ради лидов»</w:t>
+            </w:r>
+          </w:p>
+        </w:tc>
+      </w:tr>
+      <w:tr>
+        <w:tc>
+          <w:tcPr>
+            <w:tcW w:type="dxa" w:w="3324"/>
+          </w:tcPr>
+          <w:p>
+            <w:pPr>
+              <w:spacing w:after="20" w:before="20" w:line="240" w:lineRule="auto"/>
+            </w:pPr>
+            <w:r>
+              <w:rPr>
+                <w:rFonts w:ascii="Times New Roman" w:hAnsi="Times New Roman" w:eastAsia="Times New Roman"/>
+                <w:sz w:val="16"/>
+              </w:rPr>
+            </w:r>
+            <w:r>
+              <w:rPr>
+                <w:rFonts w:ascii="Times New Roman" w:hAnsi="Times New Roman" w:eastAsia="Times New Roman"/>
+                <w:b w:val="0"/>
+                <w:i w:val="0"/>
+                <w:color w:val="1A1A1A"/>
+                <w:sz w:val="16"/>
+              </w:rPr>
+              <w:t>В4</w:t>
+            </w:r>
+          </w:p>
+        </w:tc>
+        <w:tc>
+          <w:tcPr>
+            <w:tcW w:type="dxa" w:w="3324"/>
+          </w:tcPr>
+          <w:p>
+            <w:pPr>
+              <w:spacing w:after="20" w:before="20" w:line="240" w:lineRule="auto"/>
+            </w:pPr>
+            <w:r>
+              <w:rPr>
+                <w:rFonts w:ascii="Times New Roman" w:hAnsi="Times New Roman" w:eastAsia="Times New Roman"/>
+                <w:sz w:val="16"/>
+              </w:rPr>
+            </w:r>
+            <w:r>
+              <w:rPr>
+                <w:rFonts w:ascii="Times New Roman" w:hAnsi="Times New Roman" w:eastAsia="Times New Roman"/>
+                <w:b w:val="0"/>
+                <w:i w:val="0"/>
+                <w:color w:val="1A1A1A"/>
+                <w:sz w:val="16"/>
+              </w:rPr>
+              <w:t>Утвердить комиссионный регламент</w:t>
+            </w:r>
+          </w:p>
+        </w:tc>
+        <w:tc>
+          <w:tcPr>
+            <w:tcW w:type="dxa" w:w="3324"/>
+          </w:tcPr>
+          <w:p>
+            <w:pPr>
+              <w:spacing w:after="20" w:before="20" w:line="240" w:lineRule="auto"/>
+            </w:pPr>
+            <w:r>
+              <w:rPr>
+                <w:rFonts w:ascii="Times New Roman" w:hAnsi="Times New Roman" w:eastAsia="Times New Roman"/>
+                <w:sz w:val="16"/>
+              </w:rPr>
+            </w:r>
+            <w:r>
+              <w:rPr>
+                <w:rFonts w:ascii="Times New Roman" w:hAnsi="Times New Roman" w:eastAsia="Times New Roman"/>
+                <w:b w:val="0"/>
+                <w:i w:val="0"/>
+                <w:color w:val="1A1A1A"/>
+                <w:sz w:val="16"/>
+              </w:rPr>
+              <w:t>Прозрачные правила до старта</w:t>
+            </w:r>
+          </w:p>
+        </w:tc>
+      </w:tr>
+      <w:tr>
+        <w:tc>
+          <w:tcPr>
+            <w:tcW w:type="dxa" w:w="3324"/>
+          </w:tcPr>
+          <w:p>
+            <w:pPr>
+              <w:spacing w:after="20" w:before="20" w:line="240" w:lineRule="auto"/>
+            </w:pPr>
+            <w:r>
+              <w:rPr>
+                <w:rFonts w:ascii="Times New Roman" w:hAnsi="Times New Roman" w:eastAsia="Times New Roman"/>
+                <w:sz w:val="16"/>
+              </w:rPr>
+            </w:r>
+            <w:r>
+              <w:rPr>
+                <w:rFonts w:ascii="Times New Roman" w:hAnsi="Times New Roman" w:eastAsia="Times New Roman"/>
+                <w:b w:val="0"/>
+                <w:i w:val="0"/>
+                <w:color w:val="1A1A1A"/>
+                <w:sz w:val="16"/>
+              </w:rPr>
+              <w:t>В5</w:t>
+            </w:r>
+          </w:p>
+        </w:tc>
+        <w:tc>
+          <w:tcPr>
+            <w:tcW w:type="dxa" w:w="3324"/>
+          </w:tcPr>
+          <w:p>
+            <w:pPr>
+              <w:spacing w:after="20" w:before="20" w:line="240" w:lineRule="auto"/>
+            </w:pPr>
+            <w:r>
+              <w:rPr>
+                <w:rFonts w:ascii="Times New Roman" w:hAnsi="Times New Roman" w:eastAsia="Times New Roman"/>
+                <w:sz w:val="16"/>
+              </w:rPr>
+            </w:r>
+            <w:r>
+              <w:rPr>
+                <w:rFonts w:ascii="Times New Roman" w:hAnsi="Times New Roman" w:eastAsia="Times New Roman"/>
+                <w:b w:val="0"/>
+                <w:i w:val="0"/>
+                <w:color w:val="1A1A1A"/>
+                <w:sz w:val="16"/>
+              </w:rPr>
+              <w:t>Сибирских брокеров — после локального пилота</w:t>
+            </w:r>
+          </w:p>
+        </w:tc>
+        <w:tc>
+          <w:tcPr>
+            <w:tcW w:type="dxa" w:w="3324"/>
+          </w:tcPr>
+          <w:p>
+            <w:pPr>
+              <w:spacing w:after="20" w:before="20" w:line="240" w:lineRule="auto"/>
+            </w:pPr>
+            <w:r>
+              <w:rPr>
+                <w:rFonts w:ascii="Times New Roman" w:hAnsi="Times New Roman" w:eastAsia="Times New Roman"/>
+                <w:sz w:val="16"/>
+              </w:rPr>
+            </w:r>
+            <w:r>
+              <w:rPr>
+                <w:rFonts w:ascii="Times New Roman" w:hAnsi="Times New Roman" w:eastAsia="Times New Roman"/>
+                <w:b w:val="0"/>
+                <w:i w:val="0"/>
+                <w:color w:val="1A1A1A"/>
+                <w:sz w:val="16"/>
+              </w:rPr>
+              <w:t>Не распыляться в сентябре</w:t>
+            </w:r>
+          </w:p>
+        </w:tc>
+      </w:tr>
+    </w:tbl>
+    <w:p/>
+    <w:p>
+      <w:pPr>
+        <w:pStyle w:val="Heading2"/>
+      </w:pPr>
+      <w:r>
+        <w:rPr>
+          <w:rFonts w:ascii="Times New Roman" w:hAnsi="Times New Roman" w:eastAsia="Times New Roman"/>
+          <w:color w:val="1A1A1A"/>
+          <w:sz w:val="28"/>
+        </w:rPr>
+        <w:t>Г. Доходный сценарий и управляющая компания</w:t>
+      </w:r>
+    </w:p>
+    <w:tbl>
+      <w:tblPr>
+        <w:tblStyle w:val="TableGrid"/>
+        <w:tblW w:type="auto" w:w="0"/>
+        <w:tblLook w:firstColumn="1" w:firstRow="1" w:lastColumn="0" w:lastRow="0" w:noHBand="0" w:noVBand="1" w:val="04A0"/>
+      </w:tblPr>
+      <w:tblGrid>
+        <w:gridCol w:w="3324"/>
+        <w:gridCol w:w="3324"/>
+        <w:gridCol w:w="3324"/>
+      </w:tblGrid>
+      <w:tr>
+        <w:tc>
+          <w:tcPr>
+            <w:tcW w:type="dxa" w:w="3324"/>
+          </w:tcPr>
+          <w:p>
+            <w:pPr>
+              <w:spacing w:after="20" w:before="20" w:line="240" w:lineRule="auto"/>
+            </w:pPr>
+            <w:r>
+              <w:rPr>
+                <w:rFonts w:ascii="Times New Roman" w:hAnsi="Times New Roman" w:eastAsia="Times New Roman"/>
+                <w:sz w:val="16"/>
+              </w:rPr>
+            </w:r>
+            <w:r>
+              <w:rPr>
+                <w:rFonts w:ascii="Times New Roman" w:hAnsi="Times New Roman" w:eastAsia="Times New Roman"/>
+                <w:b/>
+                <w:i w:val="0"/>
+                <w:color w:val="1A1A1A"/>
+                <w:sz w:val="16"/>
+              </w:rPr>
+              <w:t>Код</w:t>
+            </w:r>
+          </w:p>
+        </w:tc>
+        <w:tc>
+          <w:tcPr>
+            <w:tcW w:type="dxa" w:w="3324"/>
+          </w:tcPr>
+          <w:p>
+            <w:pPr>
+              <w:spacing w:after="20" w:before="20" w:line="240" w:lineRule="auto"/>
+            </w:pPr>
+            <w:r>
+              <w:rPr>
+                <w:rFonts w:ascii="Times New Roman" w:hAnsi="Times New Roman" w:eastAsia="Times New Roman"/>
+                <w:sz w:val="16"/>
+              </w:rPr>
+            </w:r>
+            <w:r>
+              <w:rPr>
+                <w:rFonts w:ascii="Times New Roman" w:hAnsi="Times New Roman" w:eastAsia="Times New Roman"/>
+                <w:b/>
+                <w:i w:val="0"/>
+                <w:color w:val="1A1A1A"/>
+                <w:sz w:val="16"/>
+              </w:rPr>
+              <w:t>Работа</w:t>
+            </w:r>
+          </w:p>
+        </w:tc>
+        <w:tc>
+          <w:tcPr>
+            <w:tcW w:type="dxa" w:w="3324"/>
+          </w:tcPr>
+          <w:p>
+            <w:pPr>
+              <w:spacing w:after="20" w:before="20" w:line="240" w:lineRule="auto"/>
+            </w:pPr>
+            <w:r>
+              <w:rPr>
+                <w:rFonts w:ascii="Times New Roman" w:hAnsi="Times New Roman" w:eastAsia="Times New Roman"/>
+                <w:sz w:val="16"/>
+              </w:rPr>
+            </w:r>
+            <w:r>
+              <w:rPr>
+                <w:rFonts w:ascii="Times New Roman" w:hAnsi="Times New Roman" w:eastAsia="Times New Roman"/>
+                <w:b/>
+                <w:i w:val="0"/>
+                <w:color w:val="1A1A1A"/>
+                <w:sz w:val="16"/>
+              </w:rPr>
+              <w:t>Зачем</w:t>
+            </w:r>
+          </w:p>
+        </w:tc>
+      </w:tr>
+      <w:tr>
+        <w:tc>
+          <w:tcPr>
+            <w:tcW w:type="dxa" w:w="3324"/>
+          </w:tcPr>
+          <w:p>
+            <w:pPr>
+              <w:spacing w:after="20" w:before="20" w:line="240" w:lineRule="auto"/>
+            </w:pPr>
+            <w:r>
+              <w:rPr>
+                <w:rFonts w:ascii="Times New Roman" w:hAnsi="Times New Roman" w:eastAsia="Times New Roman"/>
+                <w:sz w:val="16"/>
+              </w:rPr>
+            </w:r>
+            <w:r>
+              <w:rPr>
+                <w:rFonts w:ascii="Times New Roman" w:hAnsi="Times New Roman" w:eastAsia="Times New Roman"/>
+                <w:b w:val="0"/>
+                <w:i w:val="0"/>
+                <w:color w:val="1A1A1A"/>
+                <w:sz w:val="16"/>
+              </w:rPr>
+              <w:t>Г1</w:t>
+            </w:r>
+          </w:p>
+        </w:tc>
+        <w:tc>
+          <w:tcPr>
+            <w:tcW w:type="dxa" w:w="3324"/>
+          </w:tcPr>
+          <w:p>
+            <w:pPr>
+              <w:spacing w:after="20" w:before="20" w:line="240" w:lineRule="auto"/>
+            </w:pPr>
+            <w:r>
+              <w:rPr>
+                <w:rFonts w:ascii="Times New Roman" w:hAnsi="Times New Roman" w:eastAsia="Times New Roman"/>
+                <w:sz w:val="16"/>
+              </w:rPr>
+            </w:r>
+            <w:r>
+              <w:rPr>
+                <w:rFonts w:ascii="Times New Roman" w:hAnsi="Times New Roman" w:eastAsia="Times New Roman"/>
+                <w:b w:val="0"/>
+                <w:i w:val="0"/>
+                <w:color w:val="1A1A1A"/>
+                <w:sz w:val="16"/>
+              </w:rPr>
+              <w:t>Сравнение 3–4 операторов по одному чек-листу</w:t>
+            </w:r>
+          </w:p>
+        </w:tc>
+        <w:tc>
+          <w:tcPr>
+            <w:tcW w:type="dxa" w:w="3324"/>
+          </w:tcPr>
+          <w:p>
+            <w:pPr>
+              <w:spacing w:after="20" w:before="20" w:line="240" w:lineRule="auto"/>
+            </w:pPr>
+            <w:r>
+              <w:rPr>
+                <w:rFonts w:ascii="Times New Roman" w:hAnsi="Times New Roman" w:eastAsia="Times New Roman"/>
+                <w:sz w:val="16"/>
+              </w:rPr>
+            </w:r>
+            <w:r>
+              <w:rPr>
+                <w:rFonts w:ascii="Times New Roman" w:hAnsi="Times New Roman" w:eastAsia="Times New Roman"/>
+                <w:b w:val="0"/>
+                <w:i w:val="0"/>
+                <w:color w:val="1A1A1A"/>
+                <w:sz w:val="16"/>
+              </w:rPr>
+              <w:t>Не обещать управление вслепую</w:t>
+            </w:r>
+          </w:p>
+        </w:tc>
+      </w:tr>
+      <w:tr>
+        <w:tc>
+          <w:tcPr>
+            <w:tcW w:type="dxa" w:w="3324"/>
+          </w:tcPr>
+          <w:p>
+            <w:pPr>
+              <w:spacing w:after="20" w:before="20" w:line="240" w:lineRule="auto"/>
+            </w:pPr>
+            <w:r>
+              <w:rPr>
+                <w:rFonts w:ascii="Times New Roman" w:hAnsi="Times New Roman" w:eastAsia="Times New Roman"/>
+                <w:sz w:val="16"/>
+              </w:rPr>
+            </w:r>
+            <w:r>
+              <w:rPr>
+                <w:rFonts w:ascii="Times New Roman" w:hAnsi="Times New Roman" w:eastAsia="Times New Roman"/>
+                <w:b w:val="0"/>
+                <w:i w:val="0"/>
+                <w:color w:val="1A1A1A"/>
+                <w:sz w:val="16"/>
+              </w:rPr>
+              <w:t>Г2</w:t>
+            </w:r>
+          </w:p>
+        </w:tc>
+        <w:tc>
+          <w:tcPr>
+            <w:tcW w:type="dxa" w:w="3324"/>
+          </w:tcPr>
+          <w:p>
+            <w:pPr>
+              <w:spacing w:after="20" w:before="20" w:line="240" w:lineRule="auto"/>
+            </w:pPr>
+            <w:r>
+              <w:rPr>
+                <w:rFonts w:ascii="Times New Roman" w:hAnsi="Times New Roman" w:eastAsia="Times New Roman"/>
+                <w:sz w:val="16"/>
+              </w:rPr>
+            </w:r>
+            <w:r>
+              <w:rPr>
+                <w:rFonts w:ascii="Times New Roman" w:hAnsi="Times New Roman" w:eastAsia="Times New Roman"/>
+                <w:b w:val="0"/>
+                <w:i w:val="0"/>
+                <w:color w:val="1A1A1A"/>
+                <w:sz w:val="16"/>
+              </w:rPr>
+              <w:t>В креативе — «опционально / рассматриваются», без гарантии %</w:t>
+            </w:r>
+          </w:p>
+        </w:tc>
+        <w:tc>
+          <w:tcPr>
+            <w:tcW w:type="dxa" w:w="3324"/>
+          </w:tcPr>
+          <w:p>
+            <w:pPr>
+              <w:spacing w:after="20" w:before="20" w:line="240" w:lineRule="auto"/>
+            </w:pPr>
+            <w:r>
+              <w:rPr>
+                <w:rFonts w:ascii="Times New Roman" w:hAnsi="Times New Roman" w:eastAsia="Times New Roman"/>
+                <w:sz w:val="16"/>
+              </w:rPr>
+            </w:r>
+            <w:r>
+              <w:rPr>
+                <w:rFonts w:ascii="Times New Roman" w:hAnsi="Times New Roman" w:eastAsia="Times New Roman"/>
+                <w:b w:val="0"/>
+                <w:i w:val="0"/>
+                <w:color w:val="1A1A1A"/>
+                <w:sz w:val="16"/>
+              </w:rPr>
+              <w:t>Защита доверия</w:t>
+            </w:r>
+          </w:p>
+        </w:tc>
+      </w:tr>
+      <w:tr>
+        <w:tc>
+          <w:tcPr>
+            <w:tcW w:type="dxa" w:w="3324"/>
+          </w:tcPr>
+          <w:p>
+            <w:pPr>
+              <w:spacing w:after="20" w:before="20" w:line="240" w:lineRule="auto"/>
+            </w:pPr>
+            <w:r>
+              <w:rPr>
+                <w:rFonts w:ascii="Times New Roman" w:hAnsi="Times New Roman" w:eastAsia="Times New Roman"/>
+                <w:sz w:val="16"/>
+              </w:rPr>
+            </w:r>
+            <w:r>
+              <w:rPr>
+                <w:rFonts w:ascii="Times New Roman" w:hAnsi="Times New Roman" w:eastAsia="Times New Roman"/>
+                <w:b w:val="0"/>
+                <w:i w:val="0"/>
+                <w:color w:val="1A1A1A"/>
+                <w:sz w:val="16"/>
+              </w:rPr>
+              <w:t>Г3</w:t>
+            </w:r>
+          </w:p>
+        </w:tc>
+        <w:tc>
+          <w:tcPr>
+            <w:tcW w:type="dxa" w:w="3324"/>
+          </w:tcPr>
+          <w:p>
+            <w:pPr>
+              <w:spacing w:after="20" w:before="20" w:line="240" w:lineRule="auto"/>
+            </w:pPr>
+            <w:r>
+              <w:rPr>
+                <w:rFonts w:ascii="Times New Roman" w:hAnsi="Times New Roman" w:eastAsia="Times New Roman"/>
+                <w:sz w:val="16"/>
+              </w:rPr>
+            </w:r>
+            <w:r>
+              <w:rPr>
+                <w:rFonts w:ascii="Times New Roman" w:hAnsi="Times New Roman" w:eastAsia="Times New Roman"/>
+                <w:b w:val="0"/>
+                <w:i w:val="0"/>
+                <w:color w:val="1A1A1A"/>
+                <w:sz w:val="16"/>
+              </w:rPr>
+              <w:t>Канон коммуникации: часто ~4–7,5% как сценарий</w:t>
+            </w:r>
+          </w:p>
+        </w:tc>
+        <w:tc>
+          <w:tcPr>
+            <w:tcW w:type="dxa" w:w="3324"/>
+          </w:tcPr>
+          <w:p>
+            <w:pPr>
+              <w:spacing w:after="20" w:before="20" w:line="240" w:lineRule="auto"/>
+            </w:pPr>
+            <w:r>
+              <w:rPr>
+                <w:rFonts w:ascii="Times New Roman" w:hAnsi="Times New Roman" w:eastAsia="Times New Roman"/>
+                <w:sz w:val="16"/>
+              </w:rPr>
+            </w:r>
+            <w:r>
+              <w:rPr>
+                <w:rFonts w:ascii="Times New Roman" w:hAnsi="Times New Roman" w:eastAsia="Times New Roman"/>
+                <w:b w:val="0"/>
+                <w:i w:val="0"/>
+                <w:color w:val="1A1A1A"/>
+                <w:sz w:val="16"/>
+              </w:rPr>
+              <w:t>Единый ответ инвестору</w:t>
+            </w:r>
+          </w:p>
+        </w:tc>
+      </w:tr>
+      <w:tr>
+        <w:tc>
+          <w:tcPr>
+            <w:tcW w:type="dxa" w:w="3324"/>
+          </w:tcPr>
+          <w:p>
+            <w:pPr>
+              <w:spacing w:after="20" w:before="20" w:line="240" w:lineRule="auto"/>
+            </w:pPr>
+            <w:r>
+              <w:rPr>
+                <w:rFonts w:ascii="Times New Roman" w:hAnsi="Times New Roman" w:eastAsia="Times New Roman"/>
+                <w:sz w:val="16"/>
+              </w:rPr>
+            </w:r>
+            <w:r>
+              <w:rPr>
+                <w:rFonts w:ascii="Times New Roman" w:hAnsi="Times New Roman" w:eastAsia="Times New Roman"/>
+                <w:b w:val="0"/>
+                <w:i w:val="0"/>
+                <w:color w:val="1A1A1A"/>
+                <w:sz w:val="16"/>
+              </w:rPr>
+              <w:t>Г4</w:t>
+            </w:r>
+          </w:p>
+        </w:tc>
+        <w:tc>
+          <w:tcPr>
+            <w:tcW w:type="dxa" w:w="3324"/>
+          </w:tcPr>
+          <w:p>
+            <w:pPr>
+              <w:spacing w:after="20" w:before="20" w:line="240" w:lineRule="auto"/>
+            </w:pPr>
+            <w:r>
+              <w:rPr>
+                <w:rFonts w:ascii="Times New Roman" w:hAnsi="Times New Roman" w:eastAsia="Times New Roman"/>
+                <w:sz w:val="16"/>
+              </w:rPr>
+            </w:r>
+            <w:r>
+              <w:rPr>
+                <w:rFonts w:ascii="Times New Roman" w:hAnsi="Times New Roman" w:eastAsia="Times New Roman"/>
+                <w:b w:val="0"/>
+                <w:i w:val="0"/>
+                <w:color w:val="1A1A1A"/>
+                <w:sz w:val="16"/>
+              </w:rPr>
+              <w:t>Держать запасной контур долгосрочной аренды</w:t>
+            </w:r>
+          </w:p>
+        </w:tc>
+        <w:tc>
+          <w:tcPr>
+            <w:tcW w:type="dxa" w:w="3324"/>
+          </w:tcPr>
+          <w:p>
+            <w:pPr>
+              <w:spacing w:after="20" w:before="20" w:line="240" w:lineRule="auto"/>
+            </w:pPr>
+            <w:r>
+              <w:rPr>
+                <w:rFonts w:ascii="Times New Roman" w:hAnsi="Times New Roman" w:eastAsia="Times New Roman"/>
+                <w:sz w:val="16"/>
+              </w:rPr>
+            </w:r>
+            <w:r>
+              <w:rPr>
+                <w:rFonts w:ascii="Times New Roman" w:hAnsi="Times New Roman" w:eastAsia="Times New Roman"/>
+                <w:b w:val="0"/>
+                <w:i w:val="0"/>
+                <w:color w:val="1A1A1A"/>
+                <w:sz w:val="16"/>
+              </w:rPr>
+              <w:t>Устойчивость продукта</w:t>
+            </w:r>
+          </w:p>
+        </w:tc>
+      </w:tr>
+    </w:tbl>
+    <w:p/>
+    <w:p>
+      <w:pPr>
+        <w:pStyle w:val="Heading2"/>
+      </w:pPr>
+      <w:r>
+        <w:rPr>
+          <w:rFonts w:ascii="Times New Roman" w:hAnsi="Times New Roman" w:eastAsia="Times New Roman"/>
+          <w:color w:val="1A1A1A"/>
+          <w:sz w:val="28"/>
+        </w:rPr>
+        <w:t>Д. Маркетинг до конца года</w:t>
+      </w:r>
+    </w:p>
+    <w:tbl>
+      <w:tblPr>
+        <w:tblStyle w:val="TableGrid"/>
+        <w:tblW w:type="auto" w:w="0"/>
+        <w:tblLook w:firstColumn="1" w:firstRow="1" w:lastColumn="0" w:lastRow="0" w:noHBand="0" w:noVBand="1" w:val="04A0"/>
+      </w:tblPr>
+      <w:tblGrid>
+        <w:gridCol w:w="3324"/>
+        <w:gridCol w:w="3324"/>
+        <w:gridCol w:w="3324"/>
+      </w:tblGrid>
+      <w:tr>
+        <w:tc>
+          <w:tcPr>
+            <w:tcW w:type="dxa" w:w="3324"/>
+          </w:tcPr>
+          <w:p>
+            <w:pPr>
+              <w:spacing w:after="20" w:before="20" w:line="240" w:lineRule="auto"/>
+            </w:pPr>
+            <w:r>
+              <w:rPr>
+                <w:rFonts w:ascii="Times New Roman" w:hAnsi="Times New Roman" w:eastAsia="Times New Roman"/>
+                <w:sz w:val="16"/>
+              </w:rPr>
+            </w:r>
+            <w:r>
+              <w:rPr>
+                <w:rFonts w:ascii="Times New Roman" w:hAnsi="Times New Roman" w:eastAsia="Times New Roman"/>
+                <w:b/>
+                <w:i w:val="0"/>
+                <w:color w:val="1A1A1A"/>
+                <w:sz w:val="16"/>
+              </w:rPr>
+              <w:t>Код</w:t>
+            </w:r>
+          </w:p>
+        </w:tc>
+        <w:tc>
+          <w:tcPr>
+            <w:tcW w:type="dxa" w:w="3324"/>
+          </w:tcPr>
+          <w:p>
+            <w:pPr>
+              <w:spacing w:after="20" w:before="20" w:line="240" w:lineRule="auto"/>
+            </w:pPr>
+            <w:r>
+              <w:rPr>
+                <w:rFonts w:ascii="Times New Roman" w:hAnsi="Times New Roman" w:eastAsia="Times New Roman"/>
+                <w:sz w:val="16"/>
+              </w:rPr>
+            </w:r>
+            <w:r>
+              <w:rPr>
+                <w:rFonts w:ascii="Times New Roman" w:hAnsi="Times New Roman" w:eastAsia="Times New Roman"/>
+                <w:b/>
+                <w:i w:val="0"/>
+                <w:color w:val="1A1A1A"/>
+                <w:sz w:val="16"/>
+              </w:rPr>
+              <w:t>Работа</w:t>
+            </w:r>
+          </w:p>
+        </w:tc>
+        <w:tc>
+          <w:tcPr>
+            <w:tcW w:type="dxa" w:w="3324"/>
+          </w:tcPr>
+          <w:p>
+            <w:pPr>
+              <w:spacing w:after="20" w:before="20" w:line="240" w:lineRule="auto"/>
+            </w:pPr>
+            <w:r>
+              <w:rPr>
+                <w:rFonts w:ascii="Times New Roman" w:hAnsi="Times New Roman" w:eastAsia="Times New Roman"/>
+                <w:sz w:val="16"/>
+              </w:rPr>
+            </w:r>
+            <w:r>
+              <w:rPr>
+                <w:rFonts w:ascii="Times New Roman" w:hAnsi="Times New Roman" w:eastAsia="Times New Roman"/>
+                <w:b/>
+                <w:i w:val="0"/>
+                <w:color w:val="1A1A1A"/>
+                <w:sz w:val="16"/>
+              </w:rPr>
+              <w:t>Зачем</w:t>
+            </w:r>
+          </w:p>
+        </w:tc>
+      </w:tr>
+      <w:tr>
+        <w:tc>
+          <w:tcPr>
+            <w:tcW w:type="dxa" w:w="3324"/>
+          </w:tcPr>
+          <w:p>
+            <w:pPr>
+              <w:spacing w:after="20" w:before="20" w:line="240" w:lineRule="auto"/>
+            </w:pPr>
+            <w:r>
+              <w:rPr>
+                <w:rFonts w:ascii="Times New Roman" w:hAnsi="Times New Roman" w:eastAsia="Times New Roman"/>
+                <w:sz w:val="16"/>
+              </w:rPr>
+            </w:r>
+            <w:r>
+              <w:rPr>
+                <w:rFonts w:ascii="Times New Roman" w:hAnsi="Times New Roman" w:eastAsia="Times New Roman"/>
+                <w:b w:val="0"/>
+                <w:i w:val="0"/>
+                <w:color w:val="1A1A1A"/>
+                <w:sz w:val="16"/>
+              </w:rPr>
+              <w:t>Д1</w:t>
+            </w:r>
+          </w:p>
+        </w:tc>
+        <w:tc>
+          <w:tcPr>
+            <w:tcW w:type="dxa" w:w="3324"/>
+          </w:tcPr>
+          <w:p>
+            <w:pPr>
+              <w:spacing w:after="20" w:before="20" w:line="240" w:lineRule="auto"/>
+            </w:pPr>
+            <w:r>
+              <w:rPr>
+                <w:rFonts w:ascii="Times New Roman" w:hAnsi="Times New Roman" w:eastAsia="Times New Roman"/>
+                <w:sz w:val="16"/>
+              </w:rPr>
+            </w:r>
+            <w:r>
+              <w:rPr>
+                <w:rFonts w:ascii="Times New Roman" w:hAnsi="Times New Roman" w:eastAsia="Times New Roman"/>
+                <w:b w:val="0"/>
+                <w:i w:val="0"/>
+                <w:color w:val="1A1A1A"/>
+                <w:sz w:val="16"/>
+              </w:rPr>
+              <w:t>Утвердить медиабюджет сен–дек отдельно от сопровождения</w:t>
+            </w:r>
+          </w:p>
+        </w:tc>
+        <w:tc>
+          <w:tcPr>
+            <w:tcW w:type="dxa" w:w="3324"/>
+          </w:tcPr>
+          <w:p>
+            <w:pPr>
+              <w:spacing w:after="20" w:before="20" w:line="240" w:lineRule="auto"/>
+            </w:pPr>
+            <w:r>
+              <w:rPr>
+                <w:rFonts w:ascii="Times New Roman" w:hAnsi="Times New Roman" w:eastAsia="Times New Roman"/>
+                <w:sz w:val="16"/>
+              </w:rPr>
+            </w:r>
+            <w:r>
+              <w:rPr>
+                <w:rFonts w:ascii="Times New Roman" w:hAnsi="Times New Roman" w:eastAsia="Times New Roman"/>
+                <w:b w:val="0"/>
+                <w:i w:val="0"/>
+                <w:color w:val="1A1A1A"/>
+                <w:sz w:val="16"/>
+              </w:rPr>
+              <w:t>Чтобы каналы не остались «на словах»</w:t>
+            </w:r>
+          </w:p>
+        </w:tc>
+      </w:tr>
+      <w:tr>
+        <w:tc>
+          <w:tcPr>
+            <w:tcW w:type="dxa" w:w="3324"/>
+          </w:tcPr>
+          <w:p>
+            <w:pPr>
+              <w:spacing w:after="20" w:before="20" w:line="240" w:lineRule="auto"/>
+            </w:pPr>
+            <w:r>
+              <w:rPr>
+                <w:rFonts w:ascii="Times New Roman" w:hAnsi="Times New Roman" w:eastAsia="Times New Roman"/>
+                <w:sz w:val="16"/>
+              </w:rPr>
+            </w:r>
+            <w:r>
+              <w:rPr>
+                <w:rFonts w:ascii="Times New Roman" w:hAnsi="Times New Roman" w:eastAsia="Times New Roman"/>
+                <w:b w:val="0"/>
+                <w:i w:val="0"/>
+                <w:color w:val="1A1A1A"/>
+                <w:sz w:val="16"/>
+              </w:rPr>
+              <w:t>Д2</w:t>
+            </w:r>
+          </w:p>
+        </w:tc>
+        <w:tc>
+          <w:tcPr>
+            <w:tcW w:type="dxa" w:w="3324"/>
+          </w:tcPr>
+          <w:p>
+            <w:pPr>
+              <w:spacing w:after="20" w:before="20" w:line="240" w:lineRule="auto"/>
+            </w:pPr>
+            <w:r>
+              <w:rPr>
+                <w:rFonts w:ascii="Times New Roman" w:hAnsi="Times New Roman" w:eastAsia="Times New Roman"/>
+                <w:sz w:val="16"/>
+              </w:rPr>
+            </w:r>
+            <w:r>
+              <w:rPr>
+                <w:rFonts w:ascii="Times New Roman" w:hAnsi="Times New Roman" w:eastAsia="Times New Roman"/>
+                <w:b w:val="0"/>
+                <w:i w:val="0"/>
+                <w:color w:val="1A1A1A"/>
+                <w:sz w:val="16"/>
+              </w:rPr>
+              <w:t>Сен–окт — закрепление; ноя–дек — защита внимания</w:t>
+            </w:r>
+          </w:p>
+        </w:tc>
+        <w:tc>
+          <w:tcPr>
+            <w:tcW w:type="dxa" w:w="3324"/>
+          </w:tcPr>
+          <w:p>
+            <w:pPr>
+              <w:spacing w:after="20" w:before="20" w:line="240" w:lineRule="auto"/>
+            </w:pPr>
+            <w:r>
+              <w:rPr>
+                <w:rFonts w:ascii="Times New Roman" w:hAnsi="Times New Roman" w:eastAsia="Times New Roman"/>
+                <w:sz w:val="16"/>
+              </w:rPr>
+            </w:r>
+            <w:r>
+              <w:rPr>
+                <w:rFonts w:ascii="Times New Roman" w:hAnsi="Times New Roman" w:eastAsia="Times New Roman"/>
+                <w:b w:val="0"/>
+                <w:i w:val="0"/>
+                <w:color w:val="1A1A1A"/>
+                <w:sz w:val="16"/>
+              </w:rPr>
+              <w:t>Окно до шума Амаду</w:t>
+            </w:r>
+          </w:p>
+        </w:tc>
+      </w:tr>
+      <w:tr>
+        <w:tc>
+          <w:tcPr>
+            <w:tcW w:type="dxa" w:w="3324"/>
+          </w:tcPr>
+          <w:p>
+            <w:pPr>
+              <w:spacing w:after="20" w:before="20" w:line="240" w:lineRule="auto"/>
+            </w:pPr>
+            <w:r>
+              <w:rPr>
+                <w:rFonts w:ascii="Times New Roman" w:hAnsi="Times New Roman" w:eastAsia="Times New Roman"/>
+                <w:sz w:val="16"/>
+              </w:rPr>
+            </w:r>
+            <w:r>
+              <w:rPr>
+                <w:rFonts w:ascii="Times New Roman" w:hAnsi="Times New Roman" w:eastAsia="Times New Roman"/>
+                <w:b w:val="0"/>
+                <w:i w:val="0"/>
+                <w:color w:val="1A1A1A"/>
+                <w:sz w:val="16"/>
+              </w:rPr>
+              <w:t>Д3</w:t>
+            </w:r>
+          </w:p>
+        </w:tc>
+        <w:tc>
+          <w:tcPr>
+            <w:tcW w:type="dxa" w:w="3324"/>
+          </w:tcPr>
+          <w:p>
+            <w:pPr>
+              <w:spacing w:after="20" w:before="20" w:line="240" w:lineRule="auto"/>
+            </w:pPr>
+            <w:r>
+              <w:rPr>
+                <w:rFonts w:ascii="Times New Roman" w:hAnsi="Times New Roman" w:eastAsia="Times New Roman"/>
+                <w:sz w:val="16"/>
+              </w:rPr>
+            </w:r>
+            <w:r>
+              <w:rPr>
+                <w:rFonts w:ascii="Times New Roman" w:hAnsi="Times New Roman" w:eastAsia="Times New Roman"/>
+                <w:b w:val="0"/>
+                <w:i w:val="0"/>
+                <w:color w:val="1A1A1A"/>
+                <w:sz w:val="16"/>
+              </w:rPr>
+              <w:t>Наружка у аэропорта/выездов как поддержка локального доверия</w:t>
+            </w:r>
+          </w:p>
+        </w:tc>
+        <w:tc>
+          <w:tcPr>
+            <w:tcW w:type="dxa" w:w="3324"/>
+          </w:tcPr>
+          <w:p>
+            <w:pPr>
+              <w:spacing w:after="20" w:before="20" w:line="240" w:lineRule="auto"/>
+            </w:pPr>
+            <w:r>
+              <w:rPr>
+                <w:rFonts w:ascii="Times New Roman" w:hAnsi="Times New Roman" w:eastAsia="Times New Roman"/>
+                <w:sz w:val="16"/>
+              </w:rPr>
+            </w:r>
+            <w:r>
+              <w:rPr>
+                <w:rFonts w:ascii="Times New Roman" w:hAnsi="Times New Roman" w:eastAsia="Times New Roman"/>
+                <w:b w:val="0"/>
+                <w:i w:val="0"/>
+                <w:color w:val="1A1A1A"/>
+                <w:sz w:val="16"/>
+              </w:rPr>
+              <w:t>Не основной канал Сибири</w:t>
+            </w:r>
+          </w:p>
+        </w:tc>
+      </w:tr>
+      <w:tr>
+        <w:tc>
+          <w:tcPr>
+            <w:tcW w:type="dxa" w:w="3324"/>
+          </w:tcPr>
+          <w:p>
+            <w:pPr>
+              <w:spacing w:after="20" w:before="20" w:line="240" w:lineRule="auto"/>
+            </w:pPr>
+            <w:r>
+              <w:rPr>
+                <w:rFonts w:ascii="Times New Roman" w:hAnsi="Times New Roman" w:eastAsia="Times New Roman"/>
+                <w:sz w:val="16"/>
+              </w:rPr>
+            </w:r>
+            <w:r>
+              <w:rPr>
+                <w:rFonts w:ascii="Times New Roman" w:hAnsi="Times New Roman" w:eastAsia="Times New Roman"/>
+                <w:b w:val="0"/>
+                <w:i w:val="0"/>
+                <w:color w:val="1A1A1A"/>
+                <w:sz w:val="16"/>
+              </w:rPr>
+              <w:t>Д4</w:t>
+            </w:r>
+          </w:p>
+        </w:tc>
+        <w:tc>
+          <w:tcPr>
+            <w:tcW w:type="dxa" w:w="3324"/>
+          </w:tcPr>
+          <w:p>
+            <w:pPr>
+              <w:spacing w:after="20" w:before="20" w:line="240" w:lineRule="auto"/>
+            </w:pPr>
+            <w:r>
+              <w:rPr>
+                <w:rFonts w:ascii="Times New Roman" w:hAnsi="Times New Roman" w:eastAsia="Times New Roman"/>
+                <w:sz w:val="16"/>
+              </w:rPr>
+            </w:r>
+            <w:r>
+              <w:rPr>
+                <w:rFonts w:ascii="Times New Roman" w:hAnsi="Times New Roman" w:eastAsia="Times New Roman"/>
+                <w:b w:val="0"/>
+                <w:i w:val="0"/>
+                <w:color w:val="1A1A1A"/>
+                <w:sz w:val="16"/>
+              </w:rPr>
+              <w:t>Не копировать курортный язык Манжерока</w:t>
+            </w:r>
+          </w:p>
+        </w:tc>
+        <w:tc>
+          <w:tcPr>
+            <w:tcW w:type="dxa" w:w="3324"/>
+          </w:tcPr>
+          <w:p>
+            <w:pPr>
+              <w:spacing w:after="20" w:before="20" w:line="240" w:lineRule="auto"/>
+            </w:pPr>
+            <w:r>
+              <w:rPr>
+                <w:rFonts w:ascii="Times New Roman" w:hAnsi="Times New Roman" w:eastAsia="Times New Roman"/>
+                <w:sz w:val="16"/>
+              </w:rPr>
+            </w:r>
+            <w:r>
+              <w:rPr>
+                <w:rFonts w:ascii="Times New Roman" w:hAnsi="Times New Roman" w:eastAsia="Times New Roman"/>
+                <w:b w:val="0"/>
+                <w:i w:val="0"/>
+                <w:color w:val="1A1A1A"/>
+                <w:sz w:val="16"/>
+              </w:rPr>
+              <w:t>Иначе сравнение с чужой полкой</w:t>
+            </w:r>
+          </w:p>
+        </w:tc>
+      </w:tr>
+      <w:tr>
+        <w:tc>
+          <w:tcPr>
+            <w:tcW w:type="dxa" w:w="3324"/>
+          </w:tcPr>
+          <w:p>
+            <w:pPr>
+              <w:spacing w:after="20" w:before="20" w:line="240" w:lineRule="auto"/>
+            </w:pPr>
+            <w:r>
+              <w:rPr>
+                <w:rFonts w:ascii="Times New Roman" w:hAnsi="Times New Roman" w:eastAsia="Times New Roman"/>
+                <w:sz w:val="16"/>
+              </w:rPr>
+            </w:r>
+            <w:r>
+              <w:rPr>
+                <w:rFonts w:ascii="Times New Roman" w:hAnsi="Times New Roman" w:eastAsia="Times New Roman"/>
+                <w:b w:val="0"/>
+                <w:i w:val="0"/>
+                <w:color w:val="1A1A1A"/>
+                <w:sz w:val="16"/>
+              </w:rPr>
+              <w:t>Д5</w:t>
+            </w:r>
+          </w:p>
+        </w:tc>
+        <w:tc>
+          <w:tcPr>
+            <w:tcW w:type="dxa" w:w="3324"/>
+          </w:tcPr>
+          <w:p>
+            <w:pPr>
+              <w:spacing w:after="20" w:before="20" w:line="240" w:lineRule="auto"/>
+            </w:pPr>
+            <w:r>
+              <w:rPr>
+                <w:rFonts w:ascii="Times New Roman" w:hAnsi="Times New Roman" w:eastAsia="Times New Roman"/>
+                <w:sz w:val="16"/>
+              </w:rPr>
+            </w:r>
+            <w:r>
+              <w:rPr>
+                <w:rFonts w:ascii="Times New Roman" w:hAnsi="Times New Roman" w:eastAsia="Times New Roman"/>
+                <w:b w:val="0"/>
+                <w:i w:val="0"/>
+                <w:color w:val="1A1A1A"/>
+                <w:sz w:val="16"/>
+              </w:rPr>
+              <w:t>Аккуратно проверить два сообщения: «ворота» и «у курорта»</w:t>
+            </w:r>
+          </w:p>
+        </w:tc>
+        <w:tc>
+          <w:tcPr>
+            <w:tcW w:type="dxa" w:w="3324"/>
+          </w:tcPr>
+          <w:p>
+            <w:pPr>
+              <w:spacing w:after="20" w:before="20" w:line="240" w:lineRule="auto"/>
+            </w:pPr>
+            <w:r>
+              <w:rPr>
+                <w:rFonts w:ascii="Times New Roman" w:hAnsi="Times New Roman" w:eastAsia="Times New Roman"/>
+                <w:sz w:val="16"/>
+              </w:rPr>
+            </w:r>
+            <w:r>
+              <w:rPr>
+                <w:rFonts w:ascii="Times New Roman" w:hAnsi="Times New Roman" w:eastAsia="Times New Roman"/>
+                <w:b w:val="0"/>
+                <w:i w:val="0"/>
+                <w:color w:val="1A1A1A"/>
+                <w:sz w:val="16"/>
+              </w:rPr>
+              <w:t>До разгона бюджета</w:t>
+            </w:r>
+          </w:p>
+        </w:tc>
+      </w:tr>
+    </w:tbl>
+    <w:p/>
+    <w:p>
+      <w:pPr>
+        <w:pStyle w:val="Heading2"/>
+      </w:pPr>
+      <w:r>
+        <w:rPr>
+          <w:rFonts w:ascii="Times New Roman" w:hAnsi="Times New Roman" w:eastAsia="Times New Roman"/>
+          <w:color w:val="1A1A1A"/>
+          <w:sz w:val="28"/>
+        </w:rPr>
+        <w:t>Е. Продукт и общественные помещения</w:t>
+      </w:r>
+    </w:p>
+    <w:tbl>
+      <w:tblPr>
+        <w:tblStyle w:val="TableGrid"/>
+        <w:tblW w:type="auto" w:w="0"/>
+        <w:tblLook w:firstColumn="1" w:firstRow="1" w:lastColumn="0" w:lastRow="0" w:noHBand="0" w:noVBand="1" w:val="04A0"/>
+      </w:tblPr>
+      <w:tblGrid>
+        <w:gridCol w:w="3324"/>
+        <w:gridCol w:w="3324"/>
+        <w:gridCol w:w="3324"/>
+      </w:tblGrid>
+      <w:tr>
+        <w:tc>
+          <w:tcPr>
+            <w:tcW w:type="dxa" w:w="3324"/>
+          </w:tcPr>
+          <w:p>
+            <w:pPr>
+              <w:spacing w:after="20" w:before="20" w:line="240" w:lineRule="auto"/>
+            </w:pPr>
+            <w:r>
+              <w:rPr>
+                <w:rFonts w:ascii="Times New Roman" w:hAnsi="Times New Roman" w:eastAsia="Times New Roman"/>
+                <w:sz w:val="16"/>
+              </w:rPr>
+            </w:r>
+            <w:r>
+              <w:rPr>
+                <w:rFonts w:ascii="Times New Roman" w:hAnsi="Times New Roman" w:eastAsia="Times New Roman"/>
+                <w:b/>
+                <w:i w:val="0"/>
+                <w:color w:val="1A1A1A"/>
+                <w:sz w:val="16"/>
+              </w:rPr>
+              <w:t>Код</w:t>
+            </w:r>
+          </w:p>
+        </w:tc>
+        <w:tc>
+          <w:tcPr>
+            <w:tcW w:type="dxa" w:w="3324"/>
+          </w:tcPr>
+          <w:p>
+            <w:pPr>
+              <w:spacing w:after="20" w:before="20" w:line="240" w:lineRule="auto"/>
+            </w:pPr>
+            <w:r>
+              <w:rPr>
+                <w:rFonts w:ascii="Times New Roman" w:hAnsi="Times New Roman" w:eastAsia="Times New Roman"/>
+                <w:sz w:val="16"/>
+              </w:rPr>
+            </w:r>
+            <w:r>
+              <w:rPr>
+                <w:rFonts w:ascii="Times New Roman" w:hAnsi="Times New Roman" w:eastAsia="Times New Roman"/>
+                <w:b/>
+                <w:i w:val="0"/>
+                <w:color w:val="1A1A1A"/>
+                <w:sz w:val="16"/>
+              </w:rPr>
+              <w:t>Работа</w:t>
+            </w:r>
+          </w:p>
+        </w:tc>
+        <w:tc>
+          <w:tcPr>
+            <w:tcW w:type="dxa" w:w="3324"/>
+          </w:tcPr>
+          <w:p>
+            <w:pPr>
+              <w:spacing w:after="20" w:before="20" w:line="240" w:lineRule="auto"/>
+            </w:pPr>
+            <w:r>
+              <w:rPr>
+                <w:rFonts w:ascii="Times New Roman" w:hAnsi="Times New Roman" w:eastAsia="Times New Roman"/>
+                <w:sz w:val="16"/>
+              </w:rPr>
+            </w:r>
+            <w:r>
+              <w:rPr>
+                <w:rFonts w:ascii="Times New Roman" w:hAnsi="Times New Roman" w:eastAsia="Times New Roman"/>
+                <w:b/>
+                <w:i w:val="0"/>
+                <w:color w:val="1A1A1A"/>
+                <w:sz w:val="16"/>
+              </w:rPr>
+              <w:t>Зачем</w:t>
+            </w:r>
+          </w:p>
+        </w:tc>
+      </w:tr>
+      <w:tr>
+        <w:tc>
+          <w:tcPr>
+            <w:tcW w:type="dxa" w:w="3324"/>
+          </w:tcPr>
+          <w:p>
+            <w:pPr>
+              <w:spacing w:after="20" w:before="20" w:line="240" w:lineRule="auto"/>
+            </w:pPr>
+            <w:r>
+              <w:rPr>
+                <w:rFonts w:ascii="Times New Roman" w:hAnsi="Times New Roman" w:eastAsia="Times New Roman"/>
+                <w:sz w:val="16"/>
+              </w:rPr>
+            </w:r>
+            <w:r>
+              <w:rPr>
+                <w:rFonts w:ascii="Times New Roman" w:hAnsi="Times New Roman" w:eastAsia="Times New Roman"/>
+                <w:b w:val="0"/>
+                <w:i w:val="0"/>
+                <w:color w:val="1A1A1A"/>
+                <w:sz w:val="16"/>
+              </w:rPr>
+              <w:t>Е1</w:t>
+            </w:r>
+          </w:p>
+        </w:tc>
+        <w:tc>
+          <w:tcPr>
+            <w:tcW w:type="dxa" w:w="3324"/>
+          </w:tcPr>
+          <w:p>
+            <w:pPr>
+              <w:spacing w:after="20" w:before="20" w:line="240" w:lineRule="auto"/>
+            </w:pPr>
+            <w:r>
+              <w:rPr>
+                <w:rFonts w:ascii="Times New Roman" w:hAnsi="Times New Roman" w:eastAsia="Times New Roman"/>
+                <w:sz w:val="16"/>
+              </w:rPr>
+            </w:r>
+            <w:r>
+              <w:rPr>
+                <w:rFonts w:ascii="Times New Roman" w:hAnsi="Times New Roman" w:eastAsia="Times New Roman"/>
+                <w:b w:val="0"/>
+                <w:i w:val="0"/>
+                <w:color w:val="1A1A1A"/>
+                <w:sz w:val="16"/>
+              </w:rPr>
+              <w:t>Не обещать сервис 1 этажа как уже решённый факт</w:t>
+            </w:r>
+          </w:p>
+        </w:tc>
+        <w:tc>
+          <w:tcPr>
+            <w:tcW w:type="dxa" w:w="3324"/>
+          </w:tcPr>
+          <w:p>
+            <w:pPr>
+              <w:spacing w:after="20" w:before="20" w:line="240" w:lineRule="auto"/>
+            </w:pPr>
+            <w:r>
+              <w:rPr>
+                <w:rFonts w:ascii="Times New Roman" w:hAnsi="Times New Roman" w:eastAsia="Times New Roman"/>
+                <w:sz w:val="16"/>
+              </w:rPr>
+            </w:r>
+            <w:r>
+              <w:rPr>
+                <w:rFonts w:ascii="Times New Roman" w:hAnsi="Times New Roman" w:eastAsia="Times New Roman"/>
+                <w:b w:val="0"/>
+                <w:i w:val="0"/>
+                <w:color w:val="1A1A1A"/>
+                <w:sz w:val="16"/>
+              </w:rPr>
+              <w:t>Пока нет экономики арендаторов</w:t>
+            </w:r>
+          </w:p>
+        </w:tc>
+      </w:tr>
+      <w:tr>
+        <w:tc>
+          <w:tcPr>
+            <w:tcW w:type="dxa" w:w="3324"/>
+          </w:tcPr>
+          <w:p>
+            <w:pPr>
+              <w:spacing w:after="20" w:before="20" w:line="240" w:lineRule="auto"/>
+            </w:pPr>
+            <w:r>
+              <w:rPr>
+                <w:rFonts w:ascii="Times New Roman" w:hAnsi="Times New Roman" w:eastAsia="Times New Roman"/>
+                <w:sz w:val="16"/>
+              </w:rPr>
+            </w:r>
+            <w:r>
+              <w:rPr>
+                <w:rFonts w:ascii="Times New Roman" w:hAnsi="Times New Roman" w:eastAsia="Times New Roman"/>
+                <w:b w:val="0"/>
+                <w:i w:val="0"/>
+                <w:color w:val="1A1A1A"/>
+                <w:sz w:val="16"/>
+              </w:rPr>
+              <w:t>Е2</w:t>
+            </w:r>
+          </w:p>
+        </w:tc>
+        <w:tc>
+          <w:tcPr>
+            <w:tcW w:type="dxa" w:w="3324"/>
+          </w:tcPr>
+          <w:p>
+            <w:pPr>
+              <w:spacing w:after="20" w:before="20" w:line="240" w:lineRule="auto"/>
+            </w:pPr>
+            <w:r>
+              <w:rPr>
+                <w:rFonts w:ascii="Times New Roman" w:hAnsi="Times New Roman" w:eastAsia="Times New Roman"/>
+                <w:sz w:val="16"/>
+              </w:rPr>
+            </w:r>
+            <w:r>
+              <w:rPr>
+                <w:rFonts w:ascii="Times New Roman" w:hAnsi="Times New Roman" w:eastAsia="Times New Roman"/>
+                <w:b w:val="0"/>
+                <w:i w:val="0"/>
+                <w:color w:val="1A1A1A"/>
+                <w:sz w:val="16"/>
+              </w:rPr>
+              <w:t>Зафиксировать минимальный набор функций на старт</w:t>
+            </w:r>
+          </w:p>
+        </w:tc>
+        <w:tc>
+          <w:tcPr>
+            <w:tcW w:type="dxa" w:w="3324"/>
+          </w:tcPr>
+          <w:p>
+            <w:pPr>
+              <w:spacing w:after="20" w:before="20" w:line="240" w:lineRule="auto"/>
+            </w:pPr>
+            <w:r>
+              <w:rPr>
+                <w:rFonts w:ascii="Times New Roman" w:hAnsi="Times New Roman" w:eastAsia="Times New Roman"/>
+                <w:sz w:val="16"/>
+              </w:rPr>
+            </w:r>
+            <w:r>
+              <w:rPr>
+                <w:rFonts w:ascii="Times New Roman" w:hAnsi="Times New Roman" w:eastAsia="Times New Roman"/>
+                <w:b w:val="0"/>
+                <w:i w:val="0"/>
+                <w:color w:val="1A1A1A"/>
+                <w:sz w:val="16"/>
+              </w:rPr>
+              <w:t>Меньше хаоса в рекламе</w:t>
+            </w:r>
+          </w:p>
+        </w:tc>
+      </w:tr>
+      <w:tr>
+        <w:tc>
+          <w:tcPr>
+            <w:tcW w:type="dxa" w:w="3324"/>
+          </w:tcPr>
+          <w:p>
+            <w:pPr>
+              <w:spacing w:after="20" w:before="20" w:line="240" w:lineRule="auto"/>
+            </w:pPr>
+            <w:r>
+              <w:rPr>
+                <w:rFonts w:ascii="Times New Roman" w:hAnsi="Times New Roman" w:eastAsia="Times New Roman"/>
+                <w:sz w:val="16"/>
+              </w:rPr>
+            </w:r>
+            <w:r>
+              <w:rPr>
+                <w:rFonts w:ascii="Times New Roman" w:hAnsi="Times New Roman" w:eastAsia="Times New Roman"/>
+                <w:b w:val="0"/>
+                <w:i w:val="0"/>
+                <w:color w:val="1A1A1A"/>
+                <w:sz w:val="16"/>
+              </w:rPr>
+              <w:t>Е3</w:t>
+            </w:r>
+          </w:p>
+        </w:tc>
+        <w:tc>
+          <w:tcPr>
+            <w:tcW w:type="dxa" w:w="3324"/>
+          </w:tcPr>
+          <w:p>
+            <w:pPr>
+              <w:spacing w:after="20" w:before="20" w:line="240" w:lineRule="auto"/>
+            </w:pPr>
+            <w:r>
+              <w:rPr>
+                <w:rFonts w:ascii="Times New Roman" w:hAnsi="Times New Roman" w:eastAsia="Times New Roman"/>
+                <w:sz w:val="16"/>
+              </w:rPr>
+            </w:r>
+            <w:r>
+              <w:rPr>
+                <w:rFonts w:ascii="Times New Roman" w:hAnsi="Times New Roman" w:eastAsia="Times New Roman"/>
+                <w:b w:val="0"/>
+                <w:i w:val="0"/>
+                <w:color w:val="1A1A1A"/>
+                <w:sz w:val="16"/>
+              </w:rPr>
+              <w:t>Видовые/террасы не выводить целиком сразу</w:t>
+            </w:r>
+          </w:p>
+        </w:tc>
+        <w:tc>
+          <w:tcPr>
+            <w:tcW w:type="dxa" w:w="3324"/>
+          </w:tcPr>
+          <w:p>
+            <w:pPr>
+              <w:spacing w:after="20" w:before="20" w:line="240" w:lineRule="auto"/>
+            </w:pPr>
+            <w:r>
+              <w:rPr>
+                <w:rFonts w:ascii="Times New Roman" w:hAnsi="Times New Roman" w:eastAsia="Times New Roman"/>
+                <w:sz w:val="16"/>
+              </w:rPr>
+            </w:r>
+            <w:r>
+              <w:rPr>
+                <w:rFonts w:ascii="Times New Roman" w:hAnsi="Times New Roman" w:eastAsia="Times New Roman"/>
+                <w:b w:val="0"/>
+                <w:i w:val="0"/>
+                <w:color w:val="1A1A1A"/>
+                <w:sz w:val="16"/>
+              </w:rPr>
+              <w:t>Сохранить дефицит</w:t>
+            </w:r>
+          </w:p>
+        </w:tc>
+      </w:tr>
+      <w:tr>
+        <w:tc>
+          <w:tcPr>
+            <w:tcW w:type="dxa" w:w="3324"/>
+          </w:tcPr>
+          <w:p>
+            <w:pPr>
+              <w:spacing w:after="20" w:before="20" w:line="240" w:lineRule="auto"/>
+            </w:pPr>
+            <w:r>
+              <w:rPr>
+                <w:rFonts w:ascii="Times New Roman" w:hAnsi="Times New Roman" w:eastAsia="Times New Roman"/>
+                <w:sz w:val="16"/>
+              </w:rPr>
+            </w:r>
+            <w:r>
+              <w:rPr>
+                <w:rFonts w:ascii="Times New Roman" w:hAnsi="Times New Roman" w:eastAsia="Times New Roman"/>
+                <w:b w:val="0"/>
+                <w:i w:val="0"/>
+                <w:color w:val="1A1A1A"/>
+                <w:sz w:val="16"/>
+              </w:rPr>
+              <w:t>Е4</w:t>
+            </w:r>
+          </w:p>
+        </w:tc>
+        <w:tc>
+          <w:tcPr>
+            <w:tcW w:type="dxa" w:w="3324"/>
+          </w:tcPr>
+          <w:p>
+            <w:pPr>
+              <w:spacing w:after="20" w:before="20" w:line="240" w:lineRule="auto"/>
+            </w:pPr>
+            <w:r>
+              <w:rPr>
+                <w:rFonts w:ascii="Times New Roman" w:hAnsi="Times New Roman" w:eastAsia="Times New Roman"/>
+                <w:sz w:val="16"/>
+              </w:rPr>
+            </w:r>
+            <w:r>
+              <w:rPr>
+                <w:rFonts w:ascii="Times New Roman" w:hAnsi="Times New Roman" w:eastAsia="Times New Roman"/>
+                <w:b w:val="0"/>
+                <w:i w:val="0"/>
+                <w:color w:val="1A1A1A"/>
+                <w:sz w:val="16"/>
+              </w:rPr>
+              <w:t>Семейные лоты вести точечно</w:t>
+            </w:r>
+          </w:p>
+        </w:tc>
+        <w:tc>
+          <w:tcPr>
+            <w:tcW w:type="dxa" w:w="3324"/>
+          </w:tcPr>
+          <w:p>
+            <w:pPr>
+              <w:spacing w:after="20" w:before="20" w:line="240" w:lineRule="auto"/>
+            </w:pPr>
+            <w:r>
+              <w:rPr>
+                <w:rFonts w:ascii="Times New Roman" w:hAnsi="Times New Roman" w:eastAsia="Times New Roman"/>
+                <w:sz w:val="16"/>
+              </w:rPr>
+            </w:r>
+            <w:r>
+              <w:rPr>
+                <w:rFonts w:ascii="Times New Roman" w:hAnsi="Times New Roman" w:eastAsia="Times New Roman"/>
+                <w:b w:val="0"/>
+                <w:i w:val="0"/>
+                <w:color w:val="1A1A1A"/>
+                <w:sz w:val="16"/>
+              </w:rPr>
+              <w:t>Их мало в миксе</w:t>
+            </w:r>
+          </w:p>
+        </w:tc>
+      </w:tr>
+    </w:tbl>
+    <w:p/>
+    <w:p>
+      <w:pPr>
+        <w:pStyle w:val="Heading2"/>
+      </w:pPr>
+      <w:r>
+        <w:rPr>
+          <w:rFonts w:ascii="Times New Roman" w:hAnsi="Times New Roman" w:eastAsia="Times New Roman"/>
+          <w:color w:val="1A1A1A"/>
+          <w:sz w:val="28"/>
+        </w:rPr>
+        <w:t>Ж. Юридическая рамка</w:t>
+      </w:r>
+    </w:p>
+    <w:tbl>
+      <w:tblPr>
+        <w:tblStyle w:val="TableGrid"/>
+        <w:tblW w:type="auto" w:w="0"/>
+        <w:tblLook w:firstColumn="1" w:firstRow="1" w:lastColumn="0" w:lastRow="0" w:noHBand="0" w:noVBand="1" w:val="04A0"/>
+      </w:tblPr>
+      <w:tblGrid>
+        <w:gridCol w:w="3324"/>
+        <w:gridCol w:w="3324"/>
+        <w:gridCol w:w="3324"/>
+      </w:tblGrid>
+      <w:tr>
+        <w:tc>
+          <w:tcPr>
+            <w:tcW w:type="dxa" w:w="3324"/>
+          </w:tcPr>
+          <w:p>
+            <w:pPr>
+              <w:spacing w:after="20" w:before="20" w:line="240" w:lineRule="auto"/>
+            </w:pPr>
+            <w:r>
+              <w:rPr>
+                <w:rFonts w:ascii="Times New Roman" w:hAnsi="Times New Roman" w:eastAsia="Times New Roman"/>
+                <w:sz w:val="16"/>
+              </w:rPr>
+            </w:r>
+            <w:r>
+              <w:rPr>
+                <w:rFonts w:ascii="Times New Roman" w:hAnsi="Times New Roman" w:eastAsia="Times New Roman"/>
+                <w:b/>
+                <w:i w:val="0"/>
+                <w:color w:val="1A1A1A"/>
+                <w:sz w:val="16"/>
+              </w:rPr>
+              <w:t>Код</w:t>
+            </w:r>
+          </w:p>
+        </w:tc>
+        <w:tc>
+          <w:tcPr>
+            <w:tcW w:type="dxa" w:w="3324"/>
+          </w:tcPr>
+          <w:p>
+            <w:pPr>
+              <w:spacing w:after="20" w:before="20" w:line="240" w:lineRule="auto"/>
+            </w:pPr>
+            <w:r>
+              <w:rPr>
+                <w:rFonts w:ascii="Times New Roman" w:hAnsi="Times New Roman" w:eastAsia="Times New Roman"/>
+                <w:sz w:val="16"/>
+              </w:rPr>
+            </w:r>
+            <w:r>
+              <w:rPr>
+                <w:rFonts w:ascii="Times New Roman" w:hAnsi="Times New Roman" w:eastAsia="Times New Roman"/>
+                <w:b/>
+                <w:i w:val="0"/>
+                <w:color w:val="1A1A1A"/>
+                <w:sz w:val="16"/>
+              </w:rPr>
+              <w:t>Работа</w:t>
+            </w:r>
+          </w:p>
+        </w:tc>
+        <w:tc>
+          <w:tcPr>
+            <w:tcW w:type="dxa" w:w="3324"/>
+          </w:tcPr>
+          <w:p>
+            <w:pPr>
+              <w:spacing w:after="20" w:before="20" w:line="240" w:lineRule="auto"/>
+            </w:pPr>
+            <w:r>
+              <w:rPr>
+                <w:rFonts w:ascii="Times New Roman" w:hAnsi="Times New Roman" w:eastAsia="Times New Roman"/>
+                <w:sz w:val="16"/>
+              </w:rPr>
+            </w:r>
+            <w:r>
+              <w:rPr>
+                <w:rFonts w:ascii="Times New Roman" w:hAnsi="Times New Roman" w:eastAsia="Times New Roman"/>
+                <w:b/>
+                <w:i w:val="0"/>
+                <w:color w:val="1A1A1A"/>
+                <w:sz w:val="16"/>
+              </w:rPr>
+              <w:t>Зачем</w:t>
+            </w:r>
+          </w:p>
+        </w:tc>
+      </w:tr>
+      <w:tr>
+        <w:tc>
+          <w:tcPr>
+            <w:tcW w:type="dxa" w:w="3324"/>
+          </w:tcPr>
+          <w:p>
+            <w:pPr>
+              <w:spacing w:after="20" w:before="20" w:line="240" w:lineRule="auto"/>
+            </w:pPr>
+            <w:r>
+              <w:rPr>
+                <w:rFonts w:ascii="Times New Roman" w:hAnsi="Times New Roman" w:eastAsia="Times New Roman"/>
+                <w:sz w:val="16"/>
+              </w:rPr>
+            </w:r>
+            <w:r>
+              <w:rPr>
+                <w:rFonts w:ascii="Times New Roman" w:hAnsi="Times New Roman" w:eastAsia="Times New Roman"/>
+                <w:b w:val="0"/>
+                <w:i w:val="0"/>
+                <w:color w:val="1A1A1A"/>
+                <w:sz w:val="16"/>
+              </w:rPr>
+              <w:t>Ж1</w:t>
+            </w:r>
+          </w:p>
+        </w:tc>
+        <w:tc>
+          <w:tcPr>
+            <w:tcW w:type="dxa" w:w="3324"/>
+          </w:tcPr>
+          <w:p>
+            <w:pPr>
+              <w:spacing w:after="20" w:before="20" w:line="240" w:lineRule="auto"/>
+            </w:pPr>
+            <w:r>
+              <w:rPr>
+                <w:rFonts w:ascii="Times New Roman" w:hAnsi="Times New Roman" w:eastAsia="Times New Roman"/>
+                <w:sz w:val="16"/>
+              </w:rPr>
+            </w:r>
+            <w:r>
+              <w:rPr>
+                <w:rFonts w:ascii="Times New Roman" w:hAnsi="Times New Roman" w:eastAsia="Times New Roman"/>
+                <w:b w:val="0"/>
+                <w:i w:val="0"/>
+                <w:color w:val="1A1A1A"/>
+                <w:sz w:val="16"/>
+              </w:rPr>
+              <w:t>Статус разрешения / декларации / допустимой рекламы</w:t>
+            </w:r>
+          </w:p>
+        </w:tc>
+        <w:tc>
+          <w:tcPr>
+            <w:tcW w:type="dxa" w:w="3324"/>
+          </w:tcPr>
+          <w:p>
+            <w:pPr>
+              <w:spacing w:after="20" w:before="20" w:line="240" w:lineRule="auto"/>
+            </w:pPr>
+            <w:r>
+              <w:rPr>
+                <w:rFonts w:ascii="Times New Roman" w:hAnsi="Times New Roman" w:eastAsia="Times New Roman"/>
+                <w:sz w:val="16"/>
+              </w:rPr>
+            </w:r>
+            <w:r>
+              <w:rPr>
+                <w:rFonts w:ascii="Times New Roman" w:hAnsi="Times New Roman" w:eastAsia="Times New Roman"/>
+                <w:b w:val="0"/>
+                <w:i w:val="0"/>
+                <w:color w:val="1A1A1A"/>
+                <w:sz w:val="16"/>
+              </w:rPr>
+              <w:t>Блокер публичного старта</w:t>
+            </w:r>
+          </w:p>
+        </w:tc>
+      </w:tr>
+      <w:tr>
+        <w:tc>
+          <w:tcPr>
+            <w:tcW w:type="dxa" w:w="3324"/>
+          </w:tcPr>
+          <w:p>
+            <w:pPr>
+              <w:spacing w:after="20" w:before="20" w:line="240" w:lineRule="auto"/>
+            </w:pPr>
+            <w:r>
+              <w:rPr>
+                <w:rFonts w:ascii="Times New Roman" w:hAnsi="Times New Roman" w:eastAsia="Times New Roman"/>
+                <w:sz w:val="16"/>
+              </w:rPr>
+            </w:r>
+            <w:r>
+              <w:rPr>
+                <w:rFonts w:ascii="Times New Roman" w:hAnsi="Times New Roman" w:eastAsia="Times New Roman"/>
+                <w:b w:val="0"/>
+                <w:i w:val="0"/>
+                <w:color w:val="1A1A1A"/>
+                <w:sz w:val="16"/>
+              </w:rPr>
+              <w:t>Ж2</w:t>
+            </w:r>
+          </w:p>
+        </w:tc>
+        <w:tc>
+          <w:tcPr>
+            <w:tcW w:type="dxa" w:w="3324"/>
+          </w:tcPr>
+          <w:p>
+            <w:pPr>
+              <w:spacing w:after="20" w:before="20" w:line="240" w:lineRule="auto"/>
+            </w:pPr>
+            <w:r>
+              <w:rPr>
+                <w:rFonts w:ascii="Times New Roman" w:hAnsi="Times New Roman" w:eastAsia="Times New Roman"/>
+                <w:sz w:val="16"/>
+              </w:rPr>
+            </w:r>
+            <w:r>
+              <w:rPr>
+                <w:rFonts w:ascii="Times New Roman" w:hAnsi="Times New Roman" w:eastAsia="Times New Roman"/>
+                <w:b w:val="0"/>
+                <w:i w:val="0"/>
+                <w:color w:val="1A1A1A"/>
+                <w:sz w:val="16"/>
+              </w:rPr>
+              <w:t>Согласовать реестр формулировок с юристом</w:t>
+            </w:r>
+          </w:p>
+        </w:tc>
+        <w:tc>
+          <w:tcPr>
+            <w:tcW w:type="dxa" w:w="3324"/>
+          </w:tcPr>
+          <w:p>
+            <w:pPr>
+              <w:spacing w:after="20" w:before="20" w:line="240" w:lineRule="auto"/>
+            </w:pPr>
+            <w:r>
+              <w:rPr>
+                <w:rFonts w:ascii="Times New Roman" w:hAnsi="Times New Roman" w:eastAsia="Times New Roman"/>
+                <w:sz w:val="16"/>
+              </w:rPr>
+            </w:r>
+            <w:r>
+              <w:rPr>
+                <w:rFonts w:ascii="Times New Roman" w:hAnsi="Times New Roman" w:eastAsia="Times New Roman"/>
+                <w:b w:val="0"/>
+                <w:i w:val="0"/>
+                <w:color w:val="1A1A1A"/>
+                <w:sz w:val="16"/>
+              </w:rPr>
+              <w:t>Единые правила для всех носителей</w:t>
+            </w:r>
+          </w:p>
+        </w:tc>
+      </w:tr>
+      <w:tr>
+        <w:tc>
+          <w:tcPr>
+            <w:tcW w:type="dxa" w:w="3324"/>
+          </w:tcPr>
+          <w:p>
+            <w:pPr>
+              <w:spacing w:after="20" w:before="20" w:line="240" w:lineRule="auto"/>
+            </w:pPr>
+            <w:r>
+              <w:rPr>
+                <w:rFonts w:ascii="Times New Roman" w:hAnsi="Times New Roman" w:eastAsia="Times New Roman"/>
+                <w:sz w:val="16"/>
+              </w:rPr>
+            </w:r>
+            <w:r>
+              <w:rPr>
+                <w:rFonts w:ascii="Times New Roman" w:hAnsi="Times New Roman" w:eastAsia="Times New Roman"/>
+                <w:b w:val="0"/>
+                <w:i w:val="0"/>
+                <w:color w:val="1A1A1A"/>
+                <w:sz w:val="16"/>
+              </w:rPr>
+              <w:t>Ж3</w:t>
+            </w:r>
+          </w:p>
+        </w:tc>
+        <w:tc>
+          <w:tcPr>
+            <w:tcW w:type="dxa" w:w="3324"/>
+          </w:tcPr>
+          <w:p>
+            <w:pPr>
+              <w:spacing w:after="20" w:before="20" w:line="240" w:lineRule="auto"/>
+            </w:pPr>
+            <w:r>
+              <w:rPr>
+                <w:rFonts w:ascii="Times New Roman" w:hAnsi="Times New Roman" w:eastAsia="Times New Roman"/>
+                <w:sz w:val="16"/>
+              </w:rPr>
+            </w:r>
+            <w:r>
+              <w:rPr>
+                <w:rFonts w:ascii="Times New Roman" w:hAnsi="Times New Roman" w:eastAsia="Times New Roman"/>
+                <w:b w:val="0"/>
+                <w:i w:val="0"/>
+                <w:color w:val="1A1A1A"/>
+                <w:sz w:val="16"/>
+              </w:rPr>
+              <w:t>Смотреть витрины партнёров на гарантии процента</w:t>
+            </w:r>
+          </w:p>
+        </w:tc>
+        <w:tc>
+          <w:tcPr>
+            <w:tcW w:type="dxa" w:w="3324"/>
+          </w:tcPr>
+          <w:p>
+            <w:pPr>
+              <w:spacing w:after="20" w:before="20" w:line="240" w:lineRule="auto"/>
+            </w:pPr>
+            <w:r>
+              <w:rPr>
+                <w:rFonts w:ascii="Times New Roman" w:hAnsi="Times New Roman" w:eastAsia="Times New Roman"/>
+                <w:sz w:val="16"/>
+              </w:rPr>
+            </w:r>
+            <w:r>
+              <w:rPr>
+                <w:rFonts w:ascii="Times New Roman" w:hAnsi="Times New Roman" w:eastAsia="Times New Roman"/>
+                <w:b w:val="0"/>
+                <w:i w:val="0"/>
+                <w:color w:val="1A1A1A"/>
+                <w:sz w:val="16"/>
+              </w:rPr>
+              <w:t>Один пост бьёт по всему запуску</w:t>
+            </w:r>
+          </w:p>
+        </w:tc>
+      </w:tr>
+    </w:tbl>
+    <w:p/>
+    <w:p>
+      <w:pPr>
+        <w:pStyle w:val="Heading2"/>
+      </w:pPr>
+      <w:r>
+        <w:rPr>
+          <w:rFonts w:ascii="Times New Roman" w:hAnsi="Times New Roman" w:eastAsia="Times New Roman"/>
+          <w:color w:val="1A1A1A"/>
+          <w:sz w:val="28"/>
+        </w:rPr>
+        <w:t>И. Ритм контрольных точек</w:t>
+      </w:r>
+    </w:p>
+    <w:tbl>
+      <w:tblPr>
+        <w:tblStyle w:val="TableGrid"/>
+        <w:tblW w:type="auto" w:w="0"/>
+        <w:tblLook w:firstColumn="1" w:firstRow="1" w:lastColumn="0" w:lastRow="0" w:noHBand="0" w:noVBand="1" w:val="04A0"/>
+      </w:tblPr>
+      <w:tblGrid>
+        <w:gridCol w:w="3324"/>
+        <w:gridCol w:w="3324"/>
+        <w:gridCol w:w="3324"/>
+      </w:tblGrid>
+      <w:tr>
+        <w:tc>
+          <w:tcPr>
+            <w:tcW w:type="dxa" w:w="3324"/>
+          </w:tcPr>
+          <w:p>
+            <w:pPr>
+              <w:spacing w:after="20" w:before="20" w:line="240" w:lineRule="auto"/>
+            </w:pPr>
+            <w:r>
+              <w:rPr>
+                <w:rFonts w:ascii="Times New Roman" w:hAnsi="Times New Roman" w:eastAsia="Times New Roman"/>
+                <w:sz w:val="16"/>
+              </w:rPr>
+            </w:r>
+            <w:r>
+              <w:rPr>
+                <w:rFonts w:ascii="Times New Roman" w:hAnsi="Times New Roman" w:eastAsia="Times New Roman"/>
+                <w:b/>
+                <w:i w:val="0"/>
+                <w:color w:val="1A1A1A"/>
+                <w:sz w:val="16"/>
+              </w:rPr>
+              <w:t>Дата</w:t>
+            </w:r>
+          </w:p>
+        </w:tc>
+        <w:tc>
+          <w:tcPr>
+            <w:tcW w:type="dxa" w:w="3324"/>
+          </w:tcPr>
+          <w:p>
+            <w:pPr>
+              <w:spacing w:after="20" w:before="20" w:line="240" w:lineRule="auto"/>
+            </w:pPr>
+            <w:r>
+              <w:rPr>
+                <w:rFonts w:ascii="Times New Roman" w:hAnsi="Times New Roman" w:eastAsia="Times New Roman"/>
+                <w:sz w:val="16"/>
+              </w:rPr>
+            </w:r>
+            <w:r>
+              <w:rPr>
+                <w:rFonts w:ascii="Times New Roman" w:hAnsi="Times New Roman" w:eastAsia="Times New Roman"/>
+                <w:b/>
+                <w:i w:val="0"/>
+                <w:color w:val="1A1A1A"/>
+                <w:sz w:val="16"/>
+              </w:rPr>
+              <w:t>Точка</w:t>
+            </w:r>
+          </w:p>
+        </w:tc>
+        <w:tc>
+          <w:tcPr>
+            <w:tcW w:type="dxa" w:w="3324"/>
+          </w:tcPr>
+          <w:p>
+            <w:pPr>
+              <w:spacing w:after="20" w:before="20" w:line="240" w:lineRule="auto"/>
+            </w:pPr>
+            <w:r>
+              <w:rPr>
+                <w:rFonts w:ascii="Times New Roman" w:hAnsi="Times New Roman" w:eastAsia="Times New Roman"/>
+                <w:sz w:val="16"/>
+              </w:rPr>
+            </w:r>
+            <w:r>
+              <w:rPr>
+                <w:rFonts w:ascii="Times New Roman" w:hAnsi="Times New Roman" w:eastAsia="Times New Roman"/>
+                <w:b/>
+                <w:i w:val="0"/>
+                <w:color w:val="1A1A1A"/>
+                <w:sz w:val="16"/>
+              </w:rPr>
+              <w:t>На что смотреть</w:t>
+            </w:r>
+          </w:p>
+        </w:tc>
+      </w:tr>
+      <w:tr>
+        <w:tc>
+          <w:tcPr>
+            <w:tcW w:type="dxa" w:w="3324"/>
+          </w:tcPr>
+          <w:p>
+            <w:pPr>
+              <w:spacing w:after="20" w:before="20" w:line="240" w:lineRule="auto"/>
+            </w:pPr>
+            <w:r>
+              <w:rPr>
+                <w:rFonts w:ascii="Times New Roman" w:hAnsi="Times New Roman" w:eastAsia="Times New Roman"/>
+                <w:sz w:val="16"/>
+              </w:rPr>
+            </w:r>
+            <w:r>
+              <w:rPr>
+                <w:rFonts w:ascii="Times New Roman" w:hAnsi="Times New Roman" w:eastAsia="Times New Roman"/>
+                <w:b w:val="0"/>
+                <w:i w:val="0"/>
+                <w:color w:val="1A1A1A"/>
+                <w:sz w:val="16"/>
+              </w:rPr>
+              <w:t>~20.08</w:t>
+            </w:r>
+          </w:p>
+        </w:tc>
+        <w:tc>
+          <w:tcPr>
+            <w:tcW w:type="dxa" w:w="3324"/>
+          </w:tcPr>
+          <w:p>
+            <w:pPr>
+              <w:spacing w:after="20" w:before="20" w:line="240" w:lineRule="auto"/>
+            </w:pPr>
+            <w:r>
+              <w:rPr>
+                <w:rFonts w:ascii="Times New Roman" w:hAnsi="Times New Roman" w:eastAsia="Times New Roman"/>
+                <w:sz w:val="16"/>
+              </w:rPr>
+            </w:r>
+            <w:r>
+              <w:rPr>
+                <w:rFonts w:ascii="Times New Roman" w:hAnsi="Times New Roman" w:eastAsia="Times New Roman"/>
+                <w:b w:val="0"/>
+                <w:i w:val="0"/>
+                <w:color w:val="1A1A1A"/>
+                <w:sz w:val="16"/>
+              </w:rPr>
+              <w:t>Готовность к пресейлу</w:t>
+            </w:r>
+          </w:p>
+        </w:tc>
+        <w:tc>
+          <w:tcPr>
+            <w:tcW w:type="dxa" w:w="3324"/>
+          </w:tcPr>
+          <w:p>
+            <w:pPr>
+              <w:spacing w:after="20" w:before="20" w:line="240" w:lineRule="auto"/>
+            </w:pPr>
+            <w:r>
+              <w:rPr>
+                <w:rFonts w:ascii="Times New Roman" w:hAnsi="Times New Roman" w:eastAsia="Times New Roman"/>
+                <w:sz w:val="16"/>
+              </w:rPr>
+            </w:r>
+            <w:r>
+              <w:rPr>
+                <w:rFonts w:ascii="Times New Roman" w:hAnsi="Times New Roman" w:eastAsia="Times New Roman"/>
+                <w:b w:val="0"/>
+                <w:i w:val="0"/>
+                <w:color w:val="1A1A1A"/>
+                <w:sz w:val="16"/>
+              </w:rPr>
+              <w:t>Юррамка, бронь/сайт, скрипты, пилот агентств</w:t>
+            </w:r>
+          </w:p>
+        </w:tc>
+      </w:tr>
+      <w:tr>
+        <w:tc>
+          <w:tcPr>
+            <w:tcW w:type="dxa" w:w="3324"/>
+          </w:tcPr>
+          <w:p>
+            <w:pPr>
+              <w:spacing w:after="20" w:before="20" w:line="240" w:lineRule="auto"/>
+            </w:pPr>
+            <w:r>
+              <w:rPr>
+                <w:rFonts w:ascii="Times New Roman" w:hAnsi="Times New Roman" w:eastAsia="Times New Roman"/>
+                <w:sz w:val="16"/>
+              </w:rPr>
+            </w:r>
+            <w:r>
+              <w:rPr>
+                <w:rFonts w:ascii="Times New Roman" w:hAnsi="Times New Roman" w:eastAsia="Times New Roman"/>
+                <w:b w:val="0"/>
+                <w:i w:val="0"/>
+                <w:color w:val="1A1A1A"/>
+                <w:sz w:val="16"/>
+              </w:rPr>
+              <w:t>30.09</w:t>
+            </w:r>
+          </w:p>
+        </w:tc>
+        <w:tc>
+          <w:tcPr>
+            <w:tcW w:type="dxa" w:w="3324"/>
+          </w:tcPr>
+          <w:p>
+            <w:pPr>
+              <w:spacing w:after="20" w:before="20" w:line="240" w:lineRule="auto"/>
+            </w:pPr>
+            <w:r>
+              <w:rPr>
+                <w:rFonts w:ascii="Times New Roman" w:hAnsi="Times New Roman" w:eastAsia="Times New Roman"/>
+                <w:sz w:val="16"/>
+              </w:rPr>
+            </w:r>
+            <w:r>
+              <w:rPr>
+                <w:rFonts w:ascii="Times New Roman" w:hAnsi="Times New Roman" w:eastAsia="Times New Roman"/>
+                <w:b w:val="0"/>
+                <w:i w:val="0"/>
+                <w:color w:val="1A1A1A"/>
+                <w:sz w:val="16"/>
+              </w:rPr>
+              <w:t>25 броней</w:t>
+            </w:r>
+          </w:p>
+        </w:tc>
+        <w:tc>
+          <w:tcPr>
+            <w:tcW w:type="dxa" w:w="3324"/>
+          </w:tcPr>
+          <w:p>
+            <w:pPr>
+              <w:spacing w:after="20" w:before="20" w:line="240" w:lineRule="auto"/>
+            </w:pPr>
+            <w:r>
+              <w:rPr>
+                <w:rFonts w:ascii="Times New Roman" w:hAnsi="Times New Roman" w:eastAsia="Times New Roman"/>
+                <w:sz w:val="16"/>
+              </w:rPr>
+            </w:r>
+            <w:r>
+              <w:rPr>
+                <w:rFonts w:ascii="Times New Roman" w:hAnsi="Times New Roman" w:eastAsia="Times New Roman"/>
+                <w:b w:val="0"/>
+                <w:i w:val="0"/>
+                <w:color w:val="1A1A1A"/>
+                <w:sz w:val="16"/>
+              </w:rPr>
+              <w:t>Качество входа и темп</w:t>
+            </w:r>
+          </w:p>
+        </w:tc>
+      </w:tr>
+      <w:tr>
+        <w:tc>
+          <w:tcPr>
+            <w:tcW w:type="dxa" w:w="3324"/>
+          </w:tcPr>
+          <w:p>
+            <w:pPr>
+              <w:spacing w:after="20" w:before="20" w:line="240" w:lineRule="auto"/>
+            </w:pPr>
+            <w:r>
+              <w:rPr>
+                <w:rFonts w:ascii="Times New Roman" w:hAnsi="Times New Roman" w:eastAsia="Times New Roman"/>
+                <w:sz w:val="16"/>
+              </w:rPr>
+            </w:r>
+            <w:r>
+              <w:rPr>
+                <w:rFonts w:ascii="Times New Roman" w:hAnsi="Times New Roman" w:eastAsia="Times New Roman"/>
+                <w:b w:val="0"/>
+                <w:i w:val="0"/>
+                <w:color w:val="1A1A1A"/>
+                <w:sz w:val="16"/>
+              </w:rPr>
+              <w:t>31.10</w:t>
+            </w:r>
+          </w:p>
+        </w:tc>
+        <w:tc>
+          <w:tcPr>
+            <w:tcW w:type="dxa" w:w="3324"/>
+          </w:tcPr>
+          <w:p>
+            <w:pPr>
+              <w:spacing w:after="20" w:before="20" w:line="240" w:lineRule="auto"/>
+            </w:pPr>
+            <w:r>
+              <w:rPr>
+                <w:rFonts w:ascii="Times New Roman" w:hAnsi="Times New Roman" w:eastAsia="Times New Roman"/>
+                <w:sz w:val="16"/>
+              </w:rPr>
+            </w:r>
+            <w:r>
+              <w:rPr>
+                <w:rFonts w:ascii="Times New Roman" w:hAnsi="Times New Roman" w:eastAsia="Times New Roman"/>
+                <w:b w:val="0"/>
+                <w:i w:val="0"/>
+                <w:color w:val="1A1A1A"/>
+                <w:sz w:val="16"/>
+              </w:rPr>
+              <w:t>42 брони / 15 договоров</w:t>
+            </w:r>
+          </w:p>
+        </w:tc>
+        <w:tc>
+          <w:tcPr>
+            <w:tcW w:type="dxa" w:w="3324"/>
+          </w:tcPr>
+          <w:p>
+            <w:pPr>
+              <w:spacing w:after="20" w:before="20" w:line="240" w:lineRule="auto"/>
+            </w:pPr>
+            <w:r>
+              <w:rPr>
+                <w:rFonts w:ascii="Times New Roman" w:hAnsi="Times New Roman" w:eastAsia="Times New Roman"/>
+                <w:sz w:val="16"/>
+              </w:rPr>
+            </w:r>
+            <w:r>
+              <w:rPr>
+                <w:rFonts w:ascii="Times New Roman" w:hAnsi="Times New Roman" w:eastAsia="Times New Roman"/>
+                <w:b w:val="0"/>
+                <w:i w:val="0"/>
+                <w:color w:val="1A1A1A"/>
+                <w:sz w:val="16"/>
+              </w:rPr>
+              <w:t>Ипотечный хвост и конверсия</w:t>
+            </w:r>
+          </w:p>
+        </w:tc>
+      </w:tr>
+      <w:tr>
+        <w:tc>
+          <w:tcPr>
+            <w:tcW w:type="dxa" w:w="3324"/>
+          </w:tcPr>
+          <w:p>
+            <w:pPr>
+              <w:spacing w:after="20" w:before="20" w:line="240" w:lineRule="auto"/>
+            </w:pPr>
+            <w:r>
+              <w:rPr>
+                <w:rFonts w:ascii="Times New Roman" w:hAnsi="Times New Roman" w:eastAsia="Times New Roman"/>
+                <w:sz w:val="16"/>
+              </w:rPr>
+            </w:r>
+            <w:r>
+              <w:rPr>
+                <w:rFonts w:ascii="Times New Roman" w:hAnsi="Times New Roman" w:eastAsia="Times New Roman"/>
+                <w:b w:val="0"/>
+                <w:i w:val="0"/>
+                <w:color w:val="1A1A1A"/>
+                <w:sz w:val="16"/>
+              </w:rPr>
+              <w:t>30.11</w:t>
+            </w:r>
+          </w:p>
+        </w:tc>
+        <w:tc>
+          <w:tcPr>
+            <w:tcW w:type="dxa" w:w="3324"/>
+          </w:tcPr>
+          <w:p>
+            <w:pPr>
+              <w:spacing w:after="20" w:before="20" w:line="240" w:lineRule="auto"/>
+            </w:pPr>
+            <w:r>
+              <w:rPr>
+                <w:rFonts w:ascii="Times New Roman" w:hAnsi="Times New Roman" w:eastAsia="Times New Roman"/>
+                <w:sz w:val="16"/>
+              </w:rPr>
+            </w:r>
+            <w:r>
+              <w:rPr>
+                <w:rFonts w:ascii="Times New Roman" w:hAnsi="Times New Roman" w:eastAsia="Times New Roman"/>
+                <w:b w:val="0"/>
+                <w:i w:val="0"/>
+                <w:color w:val="1A1A1A"/>
+                <w:sz w:val="16"/>
+              </w:rPr>
+              <w:t>54 брони</w:t>
+            </w:r>
+          </w:p>
+        </w:tc>
+        <w:tc>
+          <w:tcPr>
+            <w:tcW w:type="dxa" w:w="3324"/>
+          </w:tcPr>
+          <w:p>
+            <w:pPr>
+              <w:spacing w:after="20" w:before="20" w:line="240" w:lineRule="auto"/>
+            </w:pPr>
+            <w:r>
+              <w:rPr>
+                <w:rFonts w:ascii="Times New Roman" w:hAnsi="Times New Roman" w:eastAsia="Times New Roman"/>
+                <w:sz w:val="16"/>
+              </w:rPr>
+            </w:r>
+            <w:r>
+              <w:rPr>
+                <w:rFonts w:ascii="Times New Roman" w:hAnsi="Times New Roman" w:eastAsia="Times New Roman"/>
+                <w:b w:val="0"/>
+                <w:i w:val="0"/>
+                <w:color w:val="1A1A1A"/>
+                <w:sz w:val="16"/>
+              </w:rPr>
+              <w:t>План декабря</w:t>
+            </w:r>
+          </w:p>
+        </w:tc>
+      </w:tr>
+      <w:tr>
+        <w:tc>
+          <w:tcPr>
+            <w:tcW w:type="dxa" w:w="3324"/>
+          </w:tcPr>
+          <w:p>
+            <w:pPr>
+              <w:spacing w:after="20" w:before="20" w:line="240" w:lineRule="auto"/>
+            </w:pPr>
+            <w:r>
+              <w:rPr>
+                <w:rFonts w:ascii="Times New Roman" w:hAnsi="Times New Roman" w:eastAsia="Times New Roman"/>
+                <w:sz w:val="16"/>
+              </w:rPr>
+            </w:r>
+            <w:r>
+              <w:rPr>
+                <w:rFonts w:ascii="Times New Roman" w:hAnsi="Times New Roman" w:eastAsia="Times New Roman"/>
+                <w:b w:val="0"/>
+                <w:i w:val="0"/>
+                <w:color w:val="1A1A1A"/>
+                <w:sz w:val="16"/>
+              </w:rPr>
+              <w:t>31.12</w:t>
+            </w:r>
+          </w:p>
+        </w:tc>
+        <w:tc>
+          <w:tcPr>
+            <w:tcW w:type="dxa" w:w="3324"/>
+          </w:tcPr>
+          <w:p>
+            <w:pPr>
+              <w:spacing w:after="20" w:before="20" w:line="240" w:lineRule="auto"/>
+            </w:pPr>
+            <w:r>
+              <w:rPr>
+                <w:rFonts w:ascii="Times New Roman" w:hAnsi="Times New Roman" w:eastAsia="Times New Roman"/>
+                <w:sz w:val="16"/>
+              </w:rPr>
+            </w:r>
+            <w:r>
+              <w:rPr>
+                <w:rFonts w:ascii="Times New Roman" w:hAnsi="Times New Roman" w:eastAsia="Times New Roman"/>
+                <w:b w:val="0"/>
+                <w:i w:val="0"/>
+                <w:color w:val="1A1A1A"/>
+                <w:sz w:val="16"/>
+              </w:rPr>
+              <w:t>≥ 300 млн</w:t>
+            </w:r>
+          </w:p>
+        </w:tc>
+        <w:tc>
+          <w:tcPr>
+            <w:tcW w:type="dxa" w:w="3324"/>
+          </w:tcPr>
+          <w:p>
+            <w:pPr>
+              <w:spacing w:after="20" w:before="20" w:line="240" w:lineRule="auto"/>
+            </w:pPr>
+            <w:r>
+              <w:rPr>
+                <w:rFonts w:ascii="Times New Roman" w:hAnsi="Times New Roman" w:eastAsia="Times New Roman"/>
+                <w:sz w:val="16"/>
+              </w:rPr>
+            </w:r>
+            <w:r>
+              <w:rPr>
+                <w:rFonts w:ascii="Times New Roman" w:hAnsi="Times New Roman" w:eastAsia="Times New Roman"/>
+                <w:b w:val="0"/>
+                <w:i w:val="0"/>
+                <w:color w:val="1A1A1A"/>
+                <w:sz w:val="16"/>
+              </w:rPr>
+              <w:t>Факт vs план</w:t>
+            </w:r>
+          </w:p>
+        </w:tc>
+      </w:tr>
+    </w:tbl>
+    <w:p/>
+    <w:p>
+      <w:pPr>
+        <w:pStyle w:val="Heading3"/>
+      </w:pPr>
+      <w:r>
+        <w:rPr>
+          <w:rFonts w:ascii="Times New Roman" w:hAnsi="Times New Roman" w:eastAsia="Times New Roman"/>
+          <w:color w:val="1A1A1A"/>
+          <w:sz w:val="24"/>
+        </w:rPr>
+        <w:t>Если брать только минимум до пресейла</w:t>
+      </w:r>
+    </w:p>
+    <w:p>
+      <w:pPr>
+        <w:spacing w:after="120" w:before="0" w:line="276" w:lineRule="auto"/>
+        <w:ind w:firstLine="425"/>
+      </w:pPr>
+      <w:r>
+        <w:rPr>
+          <w:rFonts w:ascii="Times New Roman" w:hAnsi="Times New Roman" w:eastAsia="Times New Roman"/>
+          <w:b w:val="0"/>
+          <w:i w:val="0"/>
+          <w:color w:val="1A1A1A"/>
+          <w:sz w:val="21"/>
+        </w:rPr>
+        <w:t>Очень аккуратно — семь работ, без которых сентябрь становится хрупким:</w:t>
+      </w:r>
+    </w:p>
+    <w:p>
+      <w:pPr>
+        <w:pStyle w:val="ListNumber"/>
+        <w:spacing w:line="276" w:lineRule="auto" w:after="60"/>
+      </w:pPr>
+      <w:r>
+        <w:rPr>
+          <w:rFonts w:ascii="Times New Roman" w:hAnsi="Times New Roman" w:eastAsia="Times New Roman"/>
+          <w:b w:val="0"/>
+          <w:i w:val="0"/>
+          <w:color w:val="1A1A1A"/>
+          <w:sz w:val="22"/>
+        </w:rPr>
+        <w:t>Язык «ворота» и короткий список запретов.</w:t>
+      </w:r>
+    </w:p>
+    <w:p>
+      <w:pPr>
+        <w:pStyle w:val="ListNumber"/>
+        <w:spacing w:line="276" w:lineRule="auto" w:after="60"/>
+      </w:pPr>
+      <w:r>
+        <w:rPr>
+          <w:rFonts w:ascii="Times New Roman" w:hAnsi="Times New Roman" w:eastAsia="Times New Roman"/>
+          <w:b w:val="0"/>
+          <w:i w:val="0"/>
+          <w:color w:val="1A1A1A"/>
+          <w:sz w:val="22"/>
+        </w:rPr>
+        <w:t>Юридическая рамка рекламы.</w:t>
+      </w:r>
+    </w:p>
+    <w:p>
+      <w:pPr>
+        <w:pStyle w:val="ListNumber"/>
+        <w:spacing w:line="276" w:lineRule="auto" w:after="60"/>
+      </w:pPr>
+      <w:r>
+        <w:rPr>
+          <w:rFonts w:ascii="Times New Roman" w:hAnsi="Times New Roman" w:eastAsia="Times New Roman"/>
+          <w:b w:val="0"/>
+          <w:i w:val="0"/>
+          <w:color w:val="1A1A1A"/>
+          <w:sz w:val="22"/>
+        </w:rPr>
+        <w:t>Учёт броней с полями и метками.</w:t>
+      </w:r>
+    </w:p>
+    <w:p>
+      <w:pPr>
+        <w:pStyle w:val="ListNumber"/>
+        <w:spacing w:line="276" w:lineRule="auto" w:after="60"/>
+      </w:pPr>
+      <w:r>
+        <w:rPr>
+          <w:rFonts w:ascii="Times New Roman" w:hAnsi="Times New Roman" w:eastAsia="Times New Roman"/>
+          <w:b w:val="0"/>
+          <w:i w:val="0"/>
+          <w:color w:val="1A1A1A"/>
+          <w:sz w:val="22"/>
+        </w:rPr>
+        <w:t>Скрипты отдела продаж.</w:t>
+      </w:r>
+    </w:p>
+    <w:p>
+      <w:pPr>
+        <w:pStyle w:val="ListNumber"/>
+        <w:spacing w:line="276" w:lineRule="auto" w:after="60"/>
+      </w:pPr>
+      <w:r>
+        <w:rPr>
+          <w:rFonts w:ascii="Times New Roman" w:hAnsi="Times New Roman" w:eastAsia="Times New Roman"/>
+          <w:b w:val="0"/>
+          <w:i w:val="0"/>
+          <w:color w:val="1A1A1A"/>
+          <w:sz w:val="22"/>
+        </w:rPr>
+        <w:t>Пилот 2–3 агентства.</w:t>
+      </w:r>
+    </w:p>
+    <w:p>
+      <w:pPr>
+        <w:pStyle w:val="ListNumber"/>
+        <w:spacing w:line="276" w:lineRule="auto" w:after="60"/>
+      </w:pPr>
+      <w:r>
+        <w:rPr>
+          <w:rFonts w:ascii="Times New Roman" w:hAnsi="Times New Roman" w:eastAsia="Times New Roman"/>
+          <w:b w:val="0"/>
+          <w:i w:val="0"/>
+          <w:color w:val="1A1A1A"/>
+          <w:sz w:val="22"/>
+        </w:rPr>
+        <w:t>Ипотечный контур на 45 дней.</w:t>
+      </w:r>
+    </w:p>
+    <w:p>
+      <w:pPr>
+        <w:pStyle w:val="ListNumber"/>
+        <w:spacing w:line="276" w:lineRule="auto" w:after="60"/>
+      </w:pPr>
+      <w:r>
+        <w:rPr>
+          <w:rFonts w:ascii="Times New Roman" w:hAnsi="Times New Roman" w:eastAsia="Times New Roman"/>
+          <w:b w:val="0"/>
+          <w:i w:val="0"/>
+          <w:color w:val="1A1A1A"/>
+          <w:sz w:val="22"/>
+        </w:rPr>
+        <w:t>Еженедельный прогноз к гейту 25 броней.</w:t>
+      </w:r>
+    </w:p>
+    <w:p>
+      <w:pPr>
+        <w:spacing w:after="120" w:before="0" w:line="276" w:lineRule="auto"/>
+        <w:ind w:firstLine="425"/>
+      </w:pPr>
+      <w:r>
+        <w:rPr>
+          <w:rFonts w:ascii="Times New Roman" w:hAnsi="Times New Roman" w:eastAsia="Times New Roman"/>
+          <w:b w:val="0"/>
+          <w:i w:val="0"/>
+          <w:color w:val="1A1A1A"/>
+          <w:sz w:val="21"/>
+        </w:rPr>
+        <w:t>Остальное можно наращивать по мере хода пресейла.</w:t>
+      </w:r>
+    </w:p>
+    <w:p>
+      <w:pPr>
+        <w:pStyle w:val="Heading1"/>
+      </w:pPr>
+      <w:r>
+        <w:rPr>
+          <w:rFonts w:ascii="Times New Roman" w:hAnsi="Times New Roman" w:eastAsia="Times New Roman"/>
+          <w:color w:val="1A1A1A"/>
+          <w:sz w:val="32"/>
+        </w:rPr>
+        <w:t>Часть III. Как вести этот контур ближайшие 90 дней</w:t>
+      </w:r>
+    </w:p>
+    <w:p>
+      <w:pPr>
+        <w:spacing w:after="120" w:before="0" w:line="276" w:lineRule="auto"/>
+        <w:ind w:firstLine="425"/>
+      </w:pPr>
+      <w:r>
+        <w:rPr>
+          <w:rFonts w:ascii="Times New Roman" w:hAnsi="Times New Roman" w:eastAsia="Times New Roman"/>
+          <w:b w:val="0"/>
+          <w:i w:val="0"/>
+          <w:color w:val="1A1A1A"/>
+          <w:sz w:val="21"/>
+        </w:rPr>
+        <w:t>Факты и работы выше показывают: запуск «Талая» — это не одна рекламная кампания и не один сайт. Это связка языка, учёта, отдела продаж, агентств, подрядчиков и ритма контроля.</w:t>
+      </w:r>
+    </w:p>
+    <w:p>
+      <w:pPr>
+        <w:spacing w:after="120" w:before="0" w:line="276" w:lineRule="auto"/>
+        <w:ind w:firstLine="425"/>
+      </w:pPr>
+      <w:r>
+        <w:rPr>
+          <w:rFonts w:ascii="Times New Roman" w:hAnsi="Times New Roman" w:eastAsia="Times New Roman"/>
+          <w:b w:val="0"/>
+          <w:i w:val="0"/>
+          <w:color w:val="1A1A1A"/>
+          <w:sz w:val="21"/>
+        </w:rPr>
+        <w:t xml:space="preserve">IMPRO уже внутри контура СД (поисковое продвижение и разработка). Логичное усиление на период запуска — </w:t>
+      </w:r>
+      <w:r>
+        <w:rPr>
+          <w:rFonts w:ascii="Times New Roman" w:hAnsi="Times New Roman" w:eastAsia="Times New Roman"/>
+          <w:b/>
+          <w:i w:val="0"/>
+          <w:color w:val="1A1A1A"/>
+          <w:sz w:val="21"/>
+        </w:rPr>
+        <w:t>не смена подрядчика</w:t>
+      </w:r>
+      <w:r>
+        <w:rPr>
+          <w:rFonts w:ascii="Times New Roman" w:hAnsi="Times New Roman" w:eastAsia="Times New Roman"/>
+          <w:b w:val="0"/>
+          <w:i w:val="0"/>
+          <w:color w:val="1A1A1A"/>
+          <w:sz w:val="21"/>
+        </w:rPr>
+        <w:t xml:space="preserve">, а аккуратное расширение роли на </w:t>
+      </w:r>
+      <w:r>
+        <w:rPr>
+          <w:rFonts w:ascii="Times New Roman" w:hAnsi="Times New Roman" w:eastAsia="Times New Roman"/>
+          <w:b/>
+          <w:i w:val="0"/>
+          <w:color w:val="1A1A1A"/>
+          <w:sz w:val="21"/>
+        </w:rPr>
+        <w:t>90 дней</w:t>
+      </w:r>
+      <w:r>
+        <w:rPr>
+          <w:rFonts w:ascii="Times New Roman" w:hAnsi="Times New Roman" w:eastAsia="Times New Roman"/>
+          <w:b w:val="0"/>
+          <w:i w:val="0"/>
+          <w:color w:val="1A1A1A"/>
+          <w:sz w:val="21"/>
+        </w:rPr>
+        <w:t>:</w:t>
+      </w:r>
+    </w:p>
+    <w:tbl>
+      <w:tblPr>
+        <w:tblStyle w:val="TableGrid"/>
+        <w:tblW w:type="auto" w:w="0"/>
+        <w:tblLook w:firstColumn="1" w:firstRow="1" w:lastColumn="0" w:lastRow="0" w:noHBand="0" w:noVBand="1" w:val="04A0"/>
+      </w:tblPr>
+      <w:tblGrid>
+        <w:gridCol w:w="4986"/>
+        <w:gridCol w:w="4986"/>
+      </w:tblGrid>
+      <w:tr>
+        <w:tc>
+          <w:tcPr>
+            <w:tcW w:type="dxa" w:w="4986"/>
+          </w:tcPr>
+          <w:p>
+            <w:pPr>
+              <w:spacing w:after="20" w:before="20" w:line="240" w:lineRule="auto"/>
+            </w:pPr>
+            <w:r>
+              <w:rPr>
+                <w:rFonts w:ascii="Times New Roman" w:hAnsi="Times New Roman" w:eastAsia="Times New Roman"/>
+                <w:sz w:val="16"/>
+              </w:rPr>
+            </w:r>
+            <w:r>
+              <w:rPr>
+                <w:rFonts w:ascii="Times New Roman" w:hAnsi="Times New Roman" w:eastAsia="Times New Roman"/>
+                <w:b/>
+                <w:i w:val="0"/>
+                <w:color w:val="1A1A1A"/>
+                <w:sz w:val="16"/>
+              </w:rPr>
+              <w:t>Что полезно держать в одном контуре</w:t>
+            </w:r>
+          </w:p>
+        </w:tc>
+        <w:tc>
+          <w:tcPr>
+            <w:tcW w:type="dxa" w:w="4986"/>
+          </w:tcPr>
+          <w:p>
+            <w:pPr>
+              <w:spacing w:after="20" w:before="20" w:line="240" w:lineRule="auto"/>
+            </w:pPr>
+            <w:r>
+              <w:rPr>
+                <w:rFonts w:ascii="Times New Roman" w:hAnsi="Times New Roman" w:eastAsia="Times New Roman"/>
+                <w:sz w:val="16"/>
+              </w:rPr>
+            </w:r>
+            <w:r>
+              <w:rPr>
+                <w:rFonts w:ascii="Times New Roman" w:hAnsi="Times New Roman" w:eastAsia="Times New Roman"/>
+                <w:b/>
+                <w:i w:val="0"/>
+                <w:color w:val="1A1A1A"/>
+                <w:sz w:val="16"/>
+              </w:rPr>
+              <w:t>Комментарий</w:t>
+            </w:r>
+          </w:p>
+        </w:tc>
+      </w:tr>
+      <w:tr>
+        <w:tc>
+          <w:tcPr>
+            <w:tcW w:type="dxa" w:w="4986"/>
+          </w:tcPr>
+          <w:p>
+            <w:pPr>
+              <w:spacing w:after="20" w:before="20" w:line="240" w:lineRule="auto"/>
+            </w:pPr>
+            <w:r>
+              <w:rPr>
+                <w:rFonts w:ascii="Times New Roman" w:hAnsi="Times New Roman" w:eastAsia="Times New Roman"/>
+                <w:sz w:val="16"/>
+              </w:rPr>
+            </w:r>
+            <w:r>
+              <w:rPr>
+                <w:rFonts w:ascii="Times New Roman" w:hAnsi="Times New Roman" w:eastAsia="Times New Roman"/>
+                <w:b w:val="0"/>
+                <w:i w:val="0"/>
+                <w:color w:val="1A1A1A"/>
+                <w:sz w:val="16"/>
+              </w:rPr>
+              <w:t>Стратегия языка и приоритетов сегментов</w:t>
+            </w:r>
+          </w:p>
+        </w:tc>
+        <w:tc>
+          <w:tcPr>
+            <w:tcW w:type="dxa" w:w="4986"/>
+          </w:tcPr>
+          <w:p>
+            <w:pPr>
+              <w:spacing w:after="20" w:before="20" w:line="240" w:lineRule="auto"/>
+            </w:pPr>
+            <w:r>
+              <w:rPr>
+                <w:rFonts w:ascii="Times New Roman" w:hAnsi="Times New Roman" w:eastAsia="Times New Roman"/>
+                <w:sz w:val="16"/>
+              </w:rPr>
+            </w:r>
+            <w:r>
+              <w:rPr>
+                <w:rFonts w:ascii="Times New Roman" w:hAnsi="Times New Roman" w:eastAsia="Times New Roman"/>
+                <w:b w:val="0"/>
+                <w:i w:val="0"/>
+                <w:color w:val="1A1A1A"/>
+                <w:sz w:val="16"/>
+              </w:rPr>
+              <w:t>Чтобы сайт, скрипты и агентства говорили одно</w:t>
+            </w:r>
+          </w:p>
+        </w:tc>
+      </w:tr>
+      <w:tr>
+        <w:tc>
+          <w:tcPr>
+            <w:tcW w:type="dxa" w:w="4986"/>
+          </w:tcPr>
+          <w:p>
+            <w:pPr>
+              <w:spacing w:after="20" w:before="20" w:line="240" w:lineRule="auto"/>
+            </w:pPr>
+            <w:r>
+              <w:rPr>
+                <w:rFonts w:ascii="Times New Roman" w:hAnsi="Times New Roman" w:eastAsia="Times New Roman"/>
+                <w:sz w:val="16"/>
+              </w:rPr>
+            </w:r>
+            <w:r>
+              <w:rPr>
+                <w:rFonts w:ascii="Times New Roman" w:hAnsi="Times New Roman" w:eastAsia="Times New Roman"/>
+                <w:b w:val="0"/>
+                <w:i w:val="0"/>
+                <w:color w:val="1A1A1A"/>
+                <w:sz w:val="16"/>
+              </w:rPr>
+              <w:t>Аналитика воронки, отказов, конкурентов, сигналов рынка</w:t>
+            </w:r>
+          </w:p>
+        </w:tc>
+        <w:tc>
+          <w:tcPr>
+            <w:tcW w:type="dxa" w:w="4986"/>
+          </w:tcPr>
+          <w:p>
+            <w:pPr>
+              <w:spacing w:after="20" w:before="20" w:line="240" w:lineRule="auto"/>
+            </w:pPr>
+            <w:r>
+              <w:rPr>
+                <w:rFonts w:ascii="Times New Roman" w:hAnsi="Times New Roman" w:eastAsia="Times New Roman"/>
+                <w:sz w:val="16"/>
+              </w:rPr>
+            </w:r>
+            <w:r>
+              <w:rPr>
+                <w:rFonts w:ascii="Times New Roman" w:hAnsi="Times New Roman" w:eastAsia="Times New Roman"/>
+                <w:b w:val="0"/>
+                <w:i w:val="0"/>
+                <w:color w:val="1A1A1A"/>
+                <w:sz w:val="16"/>
+              </w:rPr>
+              <w:t>Чтобы решения опирались на еженедельный срез</w:t>
+            </w:r>
+          </w:p>
+        </w:tc>
+      </w:tr>
+      <w:tr>
+        <w:tc>
+          <w:tcPr>
+            <w:tcW w:type="dxa" w:w="4986"/>
+          </w:tcPr>
+          <w:p>
+            <w:pPr>
+              <w:spacing w:after="20" w:before="20" w:line="240" w:lineRule="auto"/>
+            </w:pPr>
+            <w:r>
+              <w:rPr>
+                <w:rFonts w:ascii="Times New Roman" w:hAnsi="Times New Roman" w:eastAsia="Times New Roman"/>
+                <w:sz w:val="16"/>
+              </w:rPr>
+            </w:r>
+            <w:r>
+              <w:rPr>
+                <w:rFonts w:ascii="Times New Roman" w:hAnsi="Times New Roman" w:eastAsia="Times New Roman"/>
+                <w:b w:val="0"/>
+                <w:i w:val="0"/>
+                <w:color w:val="1A1A1A"/>
+                <w:sz w:val="16"/>
+              </w:rPr>
+              <w:t>Архитектура учёта и лёгкие IT-постановки</w:t>
+            </w:r>
+          </w:p>
+        </w:tc>
+        <w:tc>
+          <w:tcPr>
+            <w:tcW w:type="dxa" w:w="4986"/>
+          </w:tcPr>
+          <w:p>
+            <w:pPr>
+              <w:spacing w:after="20" w:before="20" w:line="240" w:lineRule="auto"/>
+            </w:pPr>
+            <w:r>
+              <w:rPr>
+                <w:rFonts w:ascii="Times New Roman" w:hAnsi="Times New Roman" w:eastAsia="Times New Roman"/>
+                <w:sz w:val="16"/>
+              </w:rPr>
+            </w:r>
+            <w:r>
+              <w:rPr>
+                <w:rFonts w:ascii="Times New Roman" w:hAnsi="Times New Roman" w:eastAsia="Times New Roman"/>
+                <w:b w:val="0"/>
+                <w:i w:val="0"/>
+                <w:color w:val="1A1A1A"/>
+                <w:sz w:val="16"/>
+              </w:rPr>
+              <w:t>Поля, этапы, технические задания</w:t>
+            </w:r>
+          </w:p>
+        </w:tc>
+      </w:tr>
+      <w:tr>
+        <w:tc>
+          <w:tcPr>
+            <w:tcW w:type="dxa" w:w="4986"/>
+          </w:tcPr>
+          <w:p>
+            <w:pPr>
+              <w:spacing w:after="20" w:before="20" w:line="240" w:lineRule="auto"/>
+            </w:pPr>
+            <w:r>
+              <w:rPr>
+                <w:rFonts w:ascii="Times New Roman" w:hAnsi="Times New Roman" w:eastAsia="Times New Roman"/>
+                <w:sz w:val="16"/>
+              </w:rPr>
+            </w:r>
+            <w:r>
+              <w:rPr>
+                <w:rFonts w:ascii="Times New Roman" w:hAnsi="Times New Roman" w:eastAsia="Times New Roman"/>
+                <w:b w:val="0"/>
+                <w:i w:val="0"/>
+                <w:color w:val="1A1A1A"/>
+                <w:sz w:val="16"/>
+              </w:rPr>
+              <w:t>Пилот агентств и контроль формулировок на витринах</w:t>
+            </w:r>
+          </w:p>
+        </w:tc>
+        <w:tc>
+          <w:tcPr>
+            <w:tcW w:type="dxa" w:w="4986"/>
+          </w:tcPr>
+          <w:p>
+            <w:pPr>
+              <w:spacing w:after="20" w:before="20" w:line="240" w:lineRule="auto"/>
+            </w:pPr>
+            <w:r>
+              <w:rPr>
+                <w:rFonts w:ascii="Times New Roman" w:hAnsi="Times New Roman" w:eastAsia="Times New Roman"/>
+                <w:sz w:val="16"/>
+              </w:rPr>
+            </w:r>
+            <w:r>
+              <w:rPr>
+                <w:rFonts w:ascii="Times New Roman" w:hAnsi="Times New Roman" w:eastAsia="Times New Roman"/>
+                <w:b w:val="0"/>
+                <w:i w:val="0"/>
+                <w:color w:val="1A1A1A"/>
+                <w:sz w:val="16"/>
+              </w:rPr>
+              <w:t>Без замены отдела продаж</w:t>
+            </w:r>
+          </w:p>
+        </w:tc>
+      </w:tr>
+      <w:tr>
+        <w:tc>
+          <w:tcPr>
+            <w:tcW w:type="dxa" w:w="4986"/>
+          </w:tcPr>
+          <w:p>
+            <w:pPr>
+              <w:spacing w:after="20" w:before="20" w:line="240" w:lineRule="auto"/>
+            </w:pPr>
+            <w:r>
+              <w:rPr>
+                <w:rFonts w:ascii="Times New Roman" w:hAnsi="Times New Roman" w:eastAsia="Times New Roman"/>
+                <w:sz w:val="16"/>
+              </w:rPr>
+            </w:r>
+            <w:r>
+              <w:rPr>
+                <w:rFonts w:ascii="Times New Roman" w:hAnsi="Times New Roman" w:eastAsia="Times New Roman"/>
+                <w:b w:val="0"/>
+                <w:i w:val="0"/>
+                <w:color w:val="1A1A1A"/>
+                <w:sz w:val="16"/>
+              </w:rPr>
+              <w:t>Координация внешних подрядчиков по брифам и приёмке</w:t>
+            </w:r>
+          </w:p>
+        </w:tc>
+        <w:tc>
+          <w:tcPr>
+            <w:tcW w:type="dxa" w:w="4986"/>
+          </w:tcPr>
+          <w:p>
+            <w:pPr>
+              <w:spacing w:after="20" w:before="20" w:line="240" w:lineRule="auto"/>
+            </w:pPr>
+            <w:r>
+              <w:rPr>
+                <w:rFonts w:ascii="Times New Roman" w:hAnsi="Times New Roman" w:eastAsia="Times New Roman"/>
+                <w:sz w:val="16"/>
+              </w:rPr>
+            </w:r>
+            <w:r>
+              <w:rPr>
+                <w:rFonts w:ascii="Times New Roman" w:hAnsi="Times New Roman" w:eastAsia="Times New Roman"/>
+                <w:b w:val="0"/>
+                <w:i w:val="0"/>
+                <w:color w:val="1A1A1A"/>
+                <w:sz w:val="16"/>
+              </w:rPr>
+              <w:t>Медиабюджет и комиссии агентств — отдельно у СД</w:t>
+            </w:r>
+          </w:p>
+        </w:tc>
+      </w:tr>
+      <w:tr>
+        <w:tc>
+          <w:tcPr>
+            <w:tcW w:type="dxa" w:w="4986"/>
+          </w:tcPr>
+          <w:p>
+            <w:pPr>
+              <w:spacing w:after="20" w:before="20" w:line="240" w:lineRule="auto"/>
+            </w:pPr>
+            <w:r>
+              <w:rPr>
+                <w:rFonts w:ascii="Times New Roman" w:hAnsi="Times New Roman" w:eastAsia="Times New Roman"/>
+                <w:sz w:val="16"/>
+              </w:rPr>
+            </w:r>
+            <w:r>
+              <w:rPr>
+                <w:rFonts w:ascii="Times New Roman" w:hAnsi="Times New Roman" w:eastAsia="Times New Roman"/>
+                <w:b w:val="0"/>
+                <w:i w:val="0"/>
+                <w:color w:val="1A1A1A"/>
+                <w:sz w:val="16"/>
+              </w:rPr>
+              <w:t>Ритм штаба к гейтам 25 / 42 / 54</w:t>
+            </w:r>
+          </w:p>
+        </w:tc>
+        <w:tc>
+          <w:tcPr>
+            <w:tcW w:type="dxa" w:w="4986"/>
+          </w:tcPr>
+          <w:p>
+            <w:pPr>
+              <w:spacing w:after="20" w:before="20" w:line="240" w:lineRule="auto"/>
+            </w:pPr>
+            <w:r>
+              <w:rPr>
+                <w:rFonts w:ascii="Times New Roman" w:hAnsi="Times New Roman" w:eastAsia="Times New Roman"/>
+                <w:sz w:val="16"/>
+              </w:rPr>
+            </w:r>
+            <w:r>
+              <w:rPr>
+                <w:rFonts w:ascii="Times New Roman" w:hAnsi="Times New Roman" w:eastAsia="Times New Roman"/>
+                <w:b w:val="0"/>
+                <w:i w:val="0"/>
+                <w:color w:val="1A1A1A"/>
+                <w:sz w:val="16"/>
+              </w:rPr>
+              <w:t>Повестка и фиксация решений</w:t>
+            </w:r>
+          </w:p>
+        </w:tc>
+      </w:tr>
+    </w:tbl>
+    <w:p/>
     <w:p>
       <w:pPr>
         <w:spacing w:after="120" w:before="0" w:line="276" w:lineRule="auto"/>
@@ -3503,7 +7752,7 @@
           <w:color w:val="1A1A1A"/>
           <w:sz w:val="21"/>
         </w:rPr>
-        <w:t>А1.</w:t>
+        <w:t>Формат обсуждения (без давления):</w:t>
       </w:r>
       <w:r>
         <w:rPr>
@@ -3513,23 +7762,47 @@
           <w:color w:val="1A1A1A"/>
           <w:sz w:val="21"/>
         </w:rPr>
-        <w:t xml:space="preserve"> Зафиксировать канон одной фразой:</w:t>
+        <w:t xml:space="preserve"> на 90 дней зафиксировать IMPRO как сопровождение маркетингово–цифрового и коммерческого контура запуска «Талай» рядом с командой СД. Базовый контур сопровождения — в диапазоне </w:t>
       </w:r>
-    </w:p>
-    <w:p>
-      <w:pPr>
-        <w:spacing w:after="120" w:before="120" w:line="276" w:lineRule="auto"/>
-        <w:ind w:left="567"/>
-      </w:pPr>
+      <w:r>
+        <w:rPr>
+          <w:rFonts w:ascii="Times New Roman" w:hAnsi="Times New Roman" w:eastAsia="Times New Roman"/>
+          <w:b/>
+          <w:i w:val="0"/>
+          <w:color w:val="1A1A1A"/>
+          <w:sz w:val="21"/>
+        </w:rPr>
+        <w:t>250–350 тыс. ₽/мес</w:t>
+      </w:r>
       <w:r>
         <w:rPr>
           <w:rFonts w:ascii="Times New Roman" w:hAnsi="Times New Roman" w:eastAsia="Times New Roman"/>
           <w:b w:val="0"/>
-          <w:i/>
+          <w:i w:val="0"/>
           <w:color w:val="1A1A1A"/>
-          <w:sz w:val="22"/>
+          <w:sz w:val="21"/>
         </w:rPr>
-        <w:t>«Талай» — городская база Алтая у аэропорта: жить, приезжать, сдавать — на условиях владельца. Жилой статус. Доходность — только диапазон сценариев после выбора управляющей компании, без гарантий.</w:t>
+        <w:t xml:space="preserve"> (развитие текущего мандата). Дополнительные руки месяца (рекламные кабинеты, продакшн, IT-спринты, разбор звонков и т.п.) — по необходимости, отдельно, ориентир </w:t>
+      </w:r>
+      <w:r>
+        <w:rPr>
+          <w:rFonts w:ascii="Times New Roman" w:hAnsi="Times New Roman" w:eastAsia="Times New Roman"/>
+          <w:b/>
+          <w:i w:val="0"/>
+          <w:color w:val="1A1A1A"/>
+          <w:sz w:val="21"/>
+        </w:rPr>
+        <w:t>150–350 тыс. ₽</w:t>
+      </w:r>
+      <w:r>
+        <w:rPr>
+          <w:rFonts w:ascii="Times New Roman" w:hAnsi="Times New Roman" w:eastAsia="Times New Roman"/>
+          <w:b w:val="0"/>
+          <w:i w:val="0"/>
+          <w:color w:val="1A1A1A"/>
+          <w:sz w:val="21"/>
+        </w:rPr>
+        <w:t>. Успех удобнее связывать с гейтами броней/конверсии или с узко атрибутируемым каналом, а не с процентом от всех договоров проекта.</w:t>
       </w:r>
     </w:p>
     <w:p>
@@ -3540,102 +7813,25 @@
       <w:r>
         <w:rPr>
           <w:rFonts w:ascii="Times New Roman" w:hAnsi="Times New Roman" w:eastAsia="Times New Roman"/>
-          <w:b/>
-          <w:i w:val="0"/>
-          <w:color w:val="1A1A1A"/>
-          <w:sz w:val="21"/>
-        </w:rPr>
-        <w:t>А2.</w:t>
-      </w:r>
-      <w:r>
-        <w:rPr>
-          <w:rFonts w:ascii="Times New Roman" w:hAnsi="Times New Roman" w:eastAsia="Times New Roman"/>
           <w:b w:val="0"/>
           <w:i w:val="0"/>
           <w:color w:val="1A1A1A"/>
           <w:sz w:val="21"/>
         </w:rPr>
-        <w:t xml:space="preserve"> Запретить в рекламе, скриптах и у агентств:</w:t>
+        <w:t>Уже выполненная аналитика и эта записка могут быть зачтены как часть входа в первый месяц — чтобы старт роли не выглядел «оплатой за воздух».</w:t>
       </w:r>
     </w:p>
     <w:p>
       <w:pPr>
-        <w:pStyle w:val="ListBullet"/>
-        <w:spacing w:line="276" w:lineRule="auto" w:after="60"/>
+        <w:pStyle w:val="Heading1"/>
       </w:pPr>
       <w:r>
         <w:rPr>
           <w:rFonts w:ascii="Times New Roman" w:hAnsi="Times New Roman" w:eastAsia="Times New Roman"/>
-          <w:b w:val="0"/>
-          <w:i w:val="0"/>
           <w:color w:val="1A1A1A"/>
-          <w:sz w:val="22"/>
+          <w:sz w:val="32"/>
         </w:rPr>
-        <w:t>«гарантированная доходность», «13–18%», «как Карлуу»;</w:t>
-      </w:r>
-    </w:p>
-    <w:p>
-      <w:pPr>
-        <w:pStyle w:val="ListBullet"/>
-        <w:spacing w:line="276" w:lineRule="auto" w:after="60"/>
-      </w:pPr>
-      <w:r>
-        <w:rPr>
-          <w:rFonts w:ascii="Times New Roman" w:hAnsi="Times New Roman" w:eastAsia="Times New Roman"/>
-          <w:b w:val="0"/>
-          <w:i w:val="0"/>
-          <w:color w:val="1A1A1A"/>
-          <w:sz w:val="22"/>
-        </w:rPr>
-        <w:t>«Алтай всегда дорожает»;</w:t>
-      </w:r>
-    </w:p>
-    <w:p>
-      <w:pPr>
-        <w:pStyle w:val="ListBullet"/>
-        <w:spacing w:line="276" w:lineRule="auto" w:after="60"/>
-      </w:pPr>
-      <w:r>
-        <w:rPr>
-          <w:rFonts w:ascii="Times New Roman" w:hAnsi="Times New Roman" w:eastAsia="Times New Roman"/>
-          <w:b w:val="0"/>
-          <w:i w:val="0"/>
-          <w:color w:val="1A1A1A"/>
-          <w:sz w:val="22"/>
-        </w:rPr>
-        <w:t>«квартира на курорте / у склона»;</w:t>
-      </w:r>
-    </w:p>
-    <w:p>
-      <w:pPr>
-        <w:pStyle w:val="ListBullet"/>
-        <w:spacing w:line="276" w:lineRule="auto" w:after="60"/>
-      </w:pPr>
-      <w:r>
-        <w:rPr>
-          <w:rFonts w:ascii="Times New Roman" w:hAnsi="Times New Roman" w:eastAsia="Times New Roman"/>
-          <w:b w:val="0"/>
-          <w:i w:val="0"/>
-          <w:color w:val="1A1A1A"/>
-          <w:sz w:val="22"/>
-        </w:rPr>
-        <w:t>«пассажиропоток уже 1,3 млн к 2028»;</w:t>
-      </w:r>
-    </w:p>
-    <w:p>
-      <w:pPr>
-        <w:pStyle w:val="ListBullet"/>
-        <w:spacing w:line="276" w:lineRule="auto" w:after="60"/>
-      </w:pPr>
-      <w:r>
-        <w:rPr>
-          <w:rFonts w:ascii="Times New Roman" w:hAnsi="Times New Roman" w:eastAsia="Times New Roman"/>
-          <w:b w:val="0"/>
-          <w:i w:val="0"/>
-          <w:color w:val="1A1A1A"/>
-          <w:sz w:val="22"/>
-        </w:rPr>
-        <w:t>«семейный квартал» как главный герой.</w:t>
+        <w:t>Часть IV. Что полезно зафиксировать по итогам разбора</w:t>
       </w:r>
     </w:p>
     <w:p>
@@ -3646,22 +7842,12 @@
       <w:r>
         <w:rPr>
           <w:rFonts w:ascii="Times New Roman" w:hAnsi="Times New Roman" w:eastAsia="Times New Roman"/>
-          <w:b/>
-          <w:i w:val="0"/>
-          <w:color w:val="1A1A1A"/>
-          <w:sz w:val="21"/>
-        </w:rPr>
-        <w:t>А3.</w:t>
-      </w:r>
-      <w:r>
-        <w:rPr>
-          <w:rFonts w:ascii="Times New Roman" w:hAnsi="Times New Roman" w:eastAsia="Times New Roman"/>
           <w:b w:val="0"/>
           <w:i w:val="0"/>
           <w:color w:val="1A1A1A"/>
           <w:sz w:val="21"/>
         </w:rPr>
-        <w:t xml:space="preserve"> Якорь цены вовне: Домклик </w:t>
+        <w:t xml:space="preserve">Не обязательно решать всё сразу. Достаточно отметить по каждому пункту: </w:t>
       </w:r>
       <w:r>
         <w:rPr>
@@ -3671,636 +7857,7 @@
           <w:color w:val="1A1A1A"/>
           <w:sz w:val="21"/>
         </w:rPr>
-        <w:t>226,7</w:t>
-      </w:r>
-      <w:r>
-        <w:rPr>
-          <w:rFonts w:ascii="Times New Roman" w:hAnsi="Times New Roman" w:eastAsia="Times New Roman"/>
-          <w:b w:val="0"/>
-          <w:i w:val="0"/>
-          <w:color w:val="1A1A1A"/>
-          <w:sz w:val="21"/>
-        </w:rPr>
-        <w:t xml:space="preserve"> + пресейл </w:t>
-      </w:r>
-      <w:r>
-        <w:rPr>
-          <w:rFonts w:ascii="Times New Roman" w:hAnsi="Times New Roman" w:eastAsia="Times New Roman"/>
-          <w:b/>
-          <w:i w:val="0"/>
-          <w:color w:val="1A1A1A"/>
-          <w:sz w:val="21"/>
-        </w:rPr>
-        <w:t>228</w:t>
-      </w:r>
-      <w:r>
-        <w:rPr>
-          <w:rFonts w:ascii="Times New Roman" w:hAnsi="Times New Roman" w:eastAsia="Times New Roman"/>
-          <w:b w:val="0"/>
-          <w:i w:val="0"/>
-          <w:color w:val="1A1A1A"/>
-          <w:sz w:val="21"/>
-        </w:rPr>
-        <w:t xml:space="preserve"> как рыночный вход; шаг </w:t>
-      </w:r>
-      <w:r>
-        <w:rPr>
-          <w:rFonts w:ascii="Times New Roman" w:hAnsi="Times New Roman" w:eastAsia="Times New Roman"/>
-          <w:b/>
-          <w:i w:val="0"/>
-          <w:color w:val="1A1A1A"/>
-          <w:sz w:val="21"/>
-        </w:rPr>
-        <w:t>253</w:t>
-      </w:r>
-      <w:r>
-        <w:rPr>
-          <w:rFonts w:ascii="Times New Roman" w:hAnsi="Times New Roman" w:eastAsia="Times New Roman"/>
-          <w:b w:val="0"/>
-          <w:i w:val="0"/>
-          <w:color w:val="1A1A1A"/>
-          <w:sz w:val="21"/>
-        </w:rPr>
-        <w:t xml:space="preserve"> — только с опорой на первые договоры и дефицит, не на слоган.</w:t>
-      </w:r>
-    </w:p>
-    <w:p>
-      <w:pPr>
-        <w:spacing w:after="120" w:before="0" w:line="276" w:lineRule="auto"/>
-        <w:ind w:firstLine="425"/>
-      </w:pPr>
-      <w:r>
-        <w:rPr>
-          <w:rFonts w:ascii="Times New Roman" w:hAnsi="Times New Roman" w:eastAsia="Times New Roman"/>
-          <w:b/>
-          <w:i w:val="0"/>
-          <w:color w:val="1A1A1A"/>
-          <w:sz w:val="21"/>
-        </w:rPr>
-        <w:t>А4.</w:t>
-      </w:r>
-      <w:r>
-        <w:rPr>
-          <w:rFonts w:ascii="Times New Roman" w:hAnsi="Times New Roman" w:eastAsia="Times New Roman"/>
-          <w:b w:val="0"/>
-          <w:i w:val="0"/>
-          <w:color w:val="1A1A1A"/>
-          <w:sz w:val="21"/>
-        </w:rPr>
-        <w:t xml:space="preserve"> Развести сообщения: локальный состоятельный покупатель / Сибирь (вторая квартира) / инвестиционный сценарий. Не продавать «всем одно и то же».</w:t>
-      </w:r>
-    </w:p>
-    <w:p>
-      <w:pPr>
-        <w:pStyle w:val="Heading2"/>
-      </w:pPr>
-      <w:r>
-        <w:rPr>
-          <w:rFonts w:ascii="Times New Roman" w:hAnsi="Times New Roman" w:eastAsia="Times New Roman"/>
-          <w:color w:val="1A1A1A"/>
-          <w:sz w:val="28"/>
-        </w:rPr>
-        <w:t>Б. Продажи и учёт (иначе план 300 млн неуправляем)</w:t>
-      </w:r>
-    </w:p>
-    <w:p>
-      <w:pPr>
-        <w:spacing w:after="120" w:before="0" w:line="276" w:lineRule="auto"/>
-        <w:ind w:firstLine="425"/>
-      </w:pPr>
-      <w:r>
-        <w:rPr>
-          <w:rFonts w:ascii="Times New Roman" w:hAnsi="Times New Roman" w:eastAsia="Times New Roman"/>
-          <w:b/>
-          <w:i w:val="0"/>
-          <w:color w:val="1A1A1A"/>
-          <w:sz w:val="21"/>
-        </w:rPr>
-        <w:t>Б1.</w:t>
-      </w:r>
-      <w:r>
-        <w:rPr>
-          <w:rFonts w:ascii="Times New Roman" w:hAnsi="Times New Roman" w:eastAsia="Times New Roman"/>
-          <w:b w:val="0"/>
-          <w:i w:val="0"/>
-          <w:color w:val="1A1A1A"/>
-          <w:sz w:val="21"/>
-        </w:rPr>
-        <w:t xml:space="preserve"> С дня первой брони обязательные поля: намерение покупки · география денег · источник взноса · канал · причина отказа. Иначе через 25 броней снова будет спор, а не факт.</w:t>
-      </w:r>
-    </w:p>
-    <w:p>
-      <w:pPr>
-        <w:spacing w:after="120" w:before="0" w:line="276" w:lineRule="auto"/>
-        <w:ind w:firstLine="425"/>
-      </w:pPr>
-      <w:r>
-        <w:rPr>
-          <w:rFonts w:ascii="Times New Roman" w:hAnsi="Times New Roman" w:eastAsia="Times New Roman"/>
-          <w:b/>
-          <w:i w:val="0"/>
-          <w:color w:val="1A1A1A"/>
-          <w:sz w:val="21"/>
-        </w:rPr>
-        <w:t>Б2.</w:t>
-      </w:r>
-      <w:r>
-        <w:rPr>
-          <w:rFonts w:ascii="Times New Roman" w:hAnsi="Times New Roman" w:eastAsia="Times New Roman"/>
-          <w:b w:val="0"/>
-          <w:i w:val="0"/>
-          <w:color w:val="1A1A1A"/>
-          <w:sz w:val="21"/>
-        </w:rPr>
-        <w:t xml:space="preserve"> Метки источника на </w:t>
-      </w:r>
-      <w:r>
-        <w:rPr>
-          <w:rFonts w:ascii="Times New Roman" w:hAnsi="Times New Roman" w:eastAsia="Times New Roman"/>
-          <w:b/>
-          <w:i w:val="0"/>
-          <w:color w:val="1A1A1A"/>
-          <w:sz w:val="21"/>
-        </w:rPr>
-        <w:t>100%</w:t>
-      </w:r>
-      <w:r>
-        <w:rPr>
-          <w:rFonts w:ascii="Times New Roman" w:hAnsi="Times New Roman" w:eastAsia="Times New Roman"/>
-          <w:b w:val="0"/>
-          <w:i w:val="0"/>
-          <w:color w:val="1A1A1A"/>
-          <w:sz w:val="21"/>
-        </w:rPr>
-        <w:t xml:space="preserve"> обращений. Без метки — лид не в отчёт.</w:t>
-      </w:r>
-    </w:p>
-    <w:p>
-      <w:pPr>
-        <w:spacing w:after="120" w:before="0" w:line="276" w:lineRule="auto"/>
-        <w:ind w:firstLine="425"/>
-      </w:pPr>
-      <w:r>
-        <w:rPr>
-          <w:rFonts w:ascii="Times New Roman" w:hAnsi="Times New Roman" w:eastAsia="Times New Roman"/>
-          <w:b/>
-          <w:i w:val="0"/>
-          <w:color w:val="1A1A1A"/>
-          <w:sz w:val="21"/>
-        </w:rPr>
-        <w:t>Б3.</w:t>
-      </w:r>
-      <w:r>
-        <w:rPr>
-          <w:rFonts w:ascii="Times New Roman" w:hAnsi="Times New Roman" w:eastAsia="Times New Roman"/>
-          <w:b w:val="0"/>
-          <w:i w:val="0"/>
-          <w:color w:val="1A1A1A"/>
-          <w:sz w:val="21"/>
-        </w:rPr>
-        <w:t xml:space="preserve"> Назначить именного владельца ипотечного контура в окне </w:t>
-      </w:r>
-      <w:r>
-        <w:rPr>
-          <w:rFonts w:ascii="Times New Roman" w:hAnsi="Times New Roman" w:eastAsia="Times New Roman"/>
-          <w:b/>
-          <w:i w:val="0"/>
-          <w:color w:val="1A1A1A"/>
-          <w:sz w:val="21"/>
-        </w:rPr>
-        <w:t>45</w:t>
-      </w:r>
-      <w:r>
-        <w:rPr>
-          <w:rFonts w:ascii="Times New Roman" w:hAnsi="Times New Roman" w:eastAsia="Times New Roman"/>
-          <w:b w:val="0"/>
-          <w:i w:val="0"/>
-          <w:color w:val="1A1A1A"/>
-          <w:sz w:val="21"/>
-        </w:rPr>
-        <w:t xml:space="preserve"> дней (пул банков, срок комплекта в банк, эскалация). Это главный риск конверсии бронь → договор.</w:t>
-      </w:r>
-    </w:p>
-    <w:p>
-      <w:pPr>
-        <w:spacing w:after="120" w:before="0" w:line="276" w:lineRule="auto"/>
-        <w:ind w:firstLine="425"/>
-      </w:pPr>
-      <w:r>
-        <w:rPr>
-          <w:rFonts w:ascii="Times New Roman" w:hAnsi="Times New Roman" w:eastAsia="Times New Roman"/>
-          <w:b/>
-          <w:i w:val="0"/>
-          <w:color w:val="1A1A1A"/>
-          <w:sz w:val="21"/>
-        </w:rPr>
-        <w:t>Б4.</w:t>
-      </w:r>
-      <w:r>
-        <w:rPr>
-          <w:rFonts w:ascii="Times New Roman" w:hAnsi="Times New Roman" w:eastAsia="Times New Roman"/>
-          <w:b w:val="0"/>
-          <w:i w:val="0"/>
-          <w:color w:val="1A1A1A"/>
-          <w:sz w:val="21"/>
-        </w:rPr>
-        <w:t xml:space="preserve"> Финансовая квалификация </w:t>
-      </w:r>
-      <w:r>
-        <w:rPr>
-          <w:rFonts w:ascii="Times New Roman" w:hAnsi="Times New Roman" w:eastAsia="Times New Roman"/>
-          <w:b/>
-          <w:i w:val="0"/>
-          <w:color w:val="1A1A1A"/>
-          <w:sz w:val="21"/>
-        </w:rPr>
-        <w:t>до</w:t>
-      </w:r>
-      <w:r>
-        <w:rPr>
-          <w:rFonts w:ascii="Times New Roman" w:hAnsi="Times New Roman" w:eastAsia="Times New Roman"/>
-          <w:b w:val="0"/>
-          <w:i w:val="0"/>
-          <w:color w:val="1A1A1A"/>
-          <w:sz w:val="21"/>
-        </w:rPr>
-        <w:t xml:space="preserve"> принятия 100 тыс. ₽ брони. Иначе конверсия уйдёт ниже 60%.</w:t>
-      </w:r>
-    </w:p>
-    <w:p>
-      <w:pPr>
-        <w:spacing w:after="120" w:before="0" w:line="276" w:lineRule="auto"/>
-        <w:ind w:firstLine="425"/>
-      </w:pPr>
-      <w:r>
-        <w:rPr>
-          <w:rFonts w:ascii="Times New Roman" w:hAnsi="Times New Roman" w:eastAsia="Times New Roman"/>
-          <w:b/>
-          <w:i w:val="0"/>
-          <w:color w:val="1A1A1A"/>
-          <w:sz w:val="21"/>
-        </w:rPr>
-        <w:t>Б5.</w:t>
-      </w:r>
-      <w:r>
-        <w:rPr>
-          <w:rFonts w:ascii="Times New Roman" w:hAnsi="Times New Roman" w:eastAsia="Times New Roman"/>
-          <w:b w:val="0"/>
-          <w:i w:val="0"/>
-          <w:color w:val="1A1A1A"/>
-          <w:sz w:val="21"/>
-        </w:rPr>
-        <w:t xml:space="preserve"> Пакет скриптов для пяти менеджеров: ответ на «у них 13%», объяснение 228→253, городские ворота vs курорт.</w:t>
-      </w:r>
-    </w:p>
-    <w:p>
-      <w:pPr>
-        <w:spacing w:after="120" w:before="0" w:line="276" w:lineRule="auto"/>
-        <w:ind w:firstLine="425"/>
-      </w:pPr>
-      <w:r>
-        <w:rPr>
-          <w:rFonts w:ascii="Times New Roman" w:hAnsi="Times New Roman" w:eastAsia="Times New Roman"/>
-          <w:b/>
-          <w:i w:val="0"/>
-          <w:color w:val="1A1A1A"/>
-          <w:sz w:val="21"/>
-        </w:rPr>
-        <w:t>Б6.</w:t>
-      </w:r>
-      <w:r>
-        <w:rPr>
-          <w:rFonts w:ascii="Times New Roman" w:hAnsi="Times New Roman" w:eastAsia="Times New Roman"/>
-          <w:b w:val="0"/>
-          <w:i w:val="0"/>
-          <w:color w:val="1A1A1A"/>
-          <w:sz w:val="21"/>
-        </w:rPr>
-        <w:t xml:space="preserve"> Еженедельно: прогноз к 300 млн + разбор броней в окне 45 дней + разбор отказов.</w:t>
-      </w:r>
-    </w:p>
-    <w:p>
-      <w:pPr>
-        <w:spacing w:after="120" w:before="0" w:line="276" w:lineRule="auto"/>
-        <w:ind w:firstLine="425"/>
-      </w:pPr>
-      <w:r>
-        <w:rPr>
-          <w:rFonts w:ascii="Times New Roman" w:hAnsi="Times New Roman" w:eastAsia="Times New Roman"/>
-          <w:b/>
-          <w:i w:val="0"/>
-          <w:color w:val="1A1A1A"/>
-          <w:sz w:val="21"/>
-        </w:rPr>
-        <w:t>Б7.</w:t>
-      </w:r>
-      <w:r>
-        <w:rPr>
-          <w:rFonts w:ascii="Times New Roman" w:hAnsi="Times New Roman" w:eastAsia="Times New Roman"/>
-          <w:b w:val="0"/>
-          <w:i w:val="0"/>
-          <w:color w:val="1A1A1A"/>
-          <w:sz w:val="21"/>
-        </w:rPr>
-        <w:t xml:space="preserve"> Считать два показателя успеха отдельно: сумма договоров </w:t>
-      </w:r>
-      <w:r>
-        <w:rPr>
-          <w:rFonts w:ascii="Times New Roman" w:hAnsi="Times New Roman" w:eastAsia="Times New Roman"/>
-          <w:b/>
-          <w:i w:val="0"/>
-          <w:color w:val="1A1A1A"/>
-          <w:sz w:val="21"/>
-        </w:rPr>
-        <w:t>и</w:t>
-      </w:r>
-      <w:r>
-        <w:rPr>
-          <w:rFonts w:ascii="Times New Roman" w:hAnsi="Times New Roman" w:eastAsia="Times New Roman"/>
-          <w:b w:val="0"/>
-          <w:i w:val="0"/>
-          <w:color w:val="1A1A1A"/>
-          <w:sz w:val="21"/>
-        </w:rPr>
-        <w:t xml:space="preserve"> поступления на эскроу (при рассрочках объём договоров может «рисоваться» без кассы).</w:t>
-      </w:r>
-    </w:p>
-    <w:p>
-      <w:pPr>
-        <w:pStyle w:val="Heading2"/>
-      </w:pPr>
-      <w:r>
-        <w:rPr>
-          <w:rFonts w:ascii="Times New Roman" w:hAnsi="Times New Roman" w:eastAsia="Times New Roman"/>
-          <w:color w:val="1A1A1A"/>
-          <w:sz w:val="28"/>
-        </w:rPr>
-        <w:t>В. Агентский канал</w:t>
-      </w:r>
-    </w:p>
-    <w:p>
-      <w:pPr>
-        <w:spacing w:after="120" w:before="0" w:line="276" w:lineRule="auto"/>
-        <w:ind w:firstLine="425"/>
-      </w:pPr>
-      <w:r>
-        <w:rPr>
-          <w:rFonts w:ascii="Times New Roman" w:hAnsi="Times New Roman" w:eastAsia="Times New Roman"/>
-          <w:b/>
-          <w:i w:val="0"/>
-          <w:color w:val="1A1A1A"/>
-          <w:sz w:val="21"/>
-        </w:rPr>
-        <w:t>В1.</w:t>
-      </w:r>
-      <w:r>
-        <w:rPr>
-          <w:rFonts w:ascii="Times New Roman" w:hAnsi="Times New Roman" w:eastAsia="Times New Roman"/>
-          <w:b w:val="0"/>
-          <w:i w:val="0"/>
-          <w:color w:val="1A1A1A"/>
-          <w:sz w:val="21"/>
-        </w:rPr>
-        <w:t xml:space="preserve"> Пилот </w:t>
-      </w:r>
-      <w:r>
-        <w:rPr>
-          <w:rFonts w:ascii="Times New Roman" w:hAnsi="Times New Roman" w:eastAsia="Times New Roman"/>
-          <w:b/>
-          <w:i w:val="0"/>
-          <w:color w:val="1A1A1A"/>
-          <w:sz w:val="21"/>
-        </w:rPr>
-        <w:t>2–3</w:t>
-      </w:r>
-      <w:r>
-        <w:rPr>
-          <w:rFonts w:ascii="Times New Roman" w:hAnsi="Times New Roman" w:eastAsia="Times New Roman"/>
-          <w:b w:val="0"/>
-          <w:i w:val="0"/>
-          <w:color w:val="1A1A1A"/>
-          <w:sz w:val="21"/>
-        </w:rPr>
-        <w:t xml:space="preserve"> агентства класса A (Гравитон / Республика / Риэлт-Лидер). Не открывать рынок всем частникам.</w:t>
-      </w:r>
-    </w:p>
-    <w:p>
-      <w:pPr>
-        <w:spacing w:after="120" w:before="0" w:line="276" w:lineRule="auto"/>
-        <w:ind w:firstLine="425"/>
-      </w:pPr>
-      <w:r>
-        <w:rPr>
-          <w:rFonts w:ascii="Times New Roman" w:hAnsi="Times New Roman" w:eastAsia="Times New Roman"/>
-          <w:b/>
-          <w:i w:val="0"/>
-          <w:color w:val="1A1A1A"/>
-          <w:sz w:val="21"/>
-        </w:rPr>
-        <w:t>В2.</w:t>
-      </w:r>
-      <w:r>
-        <w:rPr>
-          <w:rFonts w:ascii="Times New Roman" w:hAnsi="Times New Roman" w:eastAsia="Times New Roman"/>
-          <w:b w:val="0"/>
-          <w:i w:val="0"/>
-          <w:color w:val="1A1A1A"/>
-          <w:sz w:val="21"/>
-        </w:rPr>
-        <w:t xml:space="preserve"> Единые правила: прайс · бронь 100 тыс. · запрет гарантий процента · обучение до выдачи лот-листа.</w:t>
-      </w:r>
-    </w:p>
-    <w:p>
-      <w:pPr>
-        <w:spacing w:after="120" w:before="0" w:line="276" w:lineRule="auto"/>
-        <w:ind w:firstLine="425"/>
-      </w:pPr>
-      <w:r>
-        <w:rPr>
-          <w:rFonts w:ascii="Times New Roman" w:hAnsi="Times New Roman" w:eastAsia="Times New Roman"/>
-          <w:b/>
-          <w:i w:val="0"/>
-          <w:color w:val="1A1A1A"/>
-          <w:sz w:val="21"/>
-        </w:rPr>
-        <w:t>В3.</w:t>
-      </w:r>
-      <w:r>
-        <w:rPr>
-          <w:rFonts w:ascii="Times New Roman" w:hAnsi="Times New Roman" w:eastAsia="Times New Roman"/>
-          <w:b w:val="0"/>
-          <w:i w:val="0"/>
-          <w:color w:val="1A1A1A"/>
-          <w:sz w:val="21"/>
-        </w:rPr>
-        <w:t xml:space="preserve"> Метрика партнёра: квалифицированные встречи и платные брони — не «лиды ради лидов».</w:t>
-      </w:r>
-    </w:p>
-    <w:p>
-      <w:pPr>
-        <w:spacing w:after="120" w:before="0" w:line="276" w:lineRule="auto"/>
-        <w:ind w:firstLine="425"/>
-      </w:pPr>
-      <w:r>
-        <w:rPr>
-          <w:rFonts w:ascii="Times New Roman" w:hAnsi="Times New Roman" w:eastAsia="Times New Roman"/>
-          <w:b/>
-          <w:i w:val="0"/>
-          <w:color w:val="1A1A1A"/>
-          <w:sz w:val="21"/>
-        </w:rPr>
-        <w:t>В4.</w:t>
-      </w:r>
-      <w:r>
-        <w:rPr>
-          <w:rFonts w:ascii="Times New Roman" w:hAnsi="Times New Roman" w:eastAsia="Times New Roman"/>
-          <w:b w:val="0"/>
-          <w:i w:val="0"/>
-          <w:color w:val="1A1A1A"/>
-          <w:sz w:val="21"/>
-        </w:rPr>
-        <w:t xml:space="preserve"> Комиссионную шкалу из меморандума (ориентир 3,5–4,5% + ретро) — утвердить отдельным регламентом до старта агентских продаж.</w:t>
-      </w:r>
-    </w:p>
-    <w:p>
-      <w:pPr>
-        <w:spacing w:after="120" w:before="0" w:line="276" w:lineRule="auto"/>
-        <w:ind w:firstLine="425"/>
-      </w:pPr>
-      <w:r>
-        <w:rPr>
-          <w:rFonts w:ascii="Times New Roman" w:hAnsi="Times New Roman" w:eastAsia="Times New Roman"/>
-          <w:b/>
-          <w:i w:val="0"/>
-          <w:color w:val="1A1A1A"/>
-          <w:sz w:val="21"/>
-        </w:rPr>
-        <w:t>В5.</w:t>
-      </w:r>
-      <w:r>
-        <w:rPr>
-          <w:rFonts w:ascii="Times New Roman" w:hAnsi="Times New Roman" w:eastAsia="Times New Roman"/>
-          <w:b w:val="0"/>
-          <w:i w:val="0"/>
-          <w:color w:val="1A1A1A"/>
-          <w:sz w:val="21"/>
-        </w:rPr>
-        <w:t xml:space="preserve"> Сибирских брокеров подключать </w:t>
-      </w:r>
-      <w:r>
-        <w:rPr>
-          <w:rFonts w:ascii="Times New Roman" w:hAnsi="Times New Roman" w:eastAsia="Times New Roman"/>
-          <w:b/>
-          <w:i w:val="0"/>
-          <w:color w:val="1A1A1A"/>
-          <w:sz w:val="21"/>
-        </w:rPr>
-        <w:t>после</w:t>
-      </w:r>
-      <w:r>
-        <w:rPr>
-          <w:rFonts w:ascii="Times New Roman" w:hAnsi="Times New Roman" w:eastAsia="Times New Roman"/>
-          <w:b w:val="0"/>
-          <w:i w:val="0"/>
-          <w:color w:val="1A1A1A"/>
-          <w:sz w:val="21"/>
-        </w:rPr>
-        <w:t xml:space="preserve"> локального пилота, не вместо него.</w:t>
-      </w:r>
-    </w:p>
-    <w:p>
-      <w:pPr>
-        <w:pStyle w:val="Heading2"/>
-      </w:pPr>
-      <w:r>
-        <w:rPr>
-          <w:rFonts w:ascii="Times New Roman" w:hAnsi="Times New Roman" w:eastAsia="Times New Roman"/>
-          <w:color w:val="1A1A1A"/>
-          <w:sz w:val="28"/>
-        </w:rPr>
-        <w:t>Г. Управляющая компания и доходный сценарий</w:t>
-      </w:r>
-    </w:p>
-    <w:p>
-      <w:pPr>
-        <w:spacing w:after="120" w:before="0" w:line="276" w:lineRule="auto"/>
-        <w:ind w:firstLine="425"/>
-      </w:pPr>
-      <w:r>
-        <w:rPr>
-          <w:rFonts w:ascii="Times New Roman" w:hAnsi="Times New Roman" w:eastAsia="Times New Roman"/>
-          <w:b/>
-          <w:i w:val="0"/>
-          <w:color w:val="1A1A1A"/>
-          <w:sz w:val="21"/>
-        </w:rPr>
-        <w:t>Г1.</w:t>
-      </w:r>
-      <w:r>
-        <w:rPr>
-          <w:rFonts w:ascii="Times New Roman" w:hAnsi="Times New Roman" w:eastAsia="Times New Roman"/>
-          <w:b w:val="0"/>
-          <w:i w:val="0"/>
-          <w:color w:val="1A1A1A"/>
-          <w:sz w:val="21"/>
-        </w:rPr>
-        <w:t xml:space="preserve"> До федеральной волны рекламы собрать сравнение </w:t>
-      </w:r>
-      <w:r>
-        <w:rPr>
-          <w:rFonts w:ascii="Times New Roman" w:hAnsi="Times New Roman" w:eastAsia="Times New Roman"/>
-          <w:b/>
-          <w:i w:val="0"/>
-          <w:color w:val="1A1A1A"/>
-          <w:sz w:val="21"/>
-        </w:rPr>
-        <w:t>3–4</w:t>
-      </w:r>
-      <w:r>
-        <w:rPr>
-          <w:rFonts w:ascii="Times New Roman" w:hAnsi="Times New Roman" w:eastAsia="Times New Roman"/>
-          <w:b w:val="0"/>
-          <w:i w:val="0"/>
-          <w:color w:val="1A1A1A"/>
-          <w:sz w:val="21"/>
-        </w:rPr>
-        <w:t xml:space="preserve"> операторов по одному чек-листу (комиссия, право жить N дней, отчётность, модель short/long, кейс в регионе).</w:t>
-      </w:r>
-    </w:p>
-    <w:p>
-      <w:pPr>
-        <w:spacing w:after="120" w:before="0" w:line="276" w:lineRule="auto"/>
-        <w:ind w:firstLine="425"/>
-      </w:pPr>
-      <w:r>
-        <w:rPr>
-          <w:rFonts w:ascii="Times New Roman" w:hAnsi="Times New Roman" w:eastAsia="Times New Roman"/>
-          <w:b/>
-          <w:i w:val="0"/>
-          <w:color w:val="1A1A1A"/>
-          <w:sz w:val="21"/>
-        </w:rPr>
-        <w:t>Г2.</w:t>
-      </w:r>
-      <w:r>
-        <w:rPr>
-          <w:rFonts w:ascii="Times New Roman" w:hAnsi="Times New Roman" w:eastAsia="Times New Roman"/>
-          <w:b w:val="0"/>
-          <w:i w:val="0"/>
-          <w:color w:val="1A1A1A"/>
-          <w:sz w:val="21"/>
-        </w:rPr>
-        <w:t xml:space="preserve"> В креативе до выбора оператора: «опциональное управление / рассматриваются операторы» — </w:t>
-      </w:r>
-      <w:r>
-        <w:rPr>
-          <w:rFonts w:ascii="Times New Roman" w:hAnsi="Times New Roman" w:eastAsia="Times New Roman"/>
-          <w:b/>
-          <w:i w:val="0"/>
-          <w:color w:val="1A1A1A"/>
-          <w:sz w:val="21"/>
-        </w:rPr>
-        <w:t>без цифры гарантии</w:t>
+        <w:t>согласны / скорректировать / позже</w:t>
       </w:r>
       <w:r>
         <w:rPr>
@@ -4326,989 +7883,7 @@
           <w:color w:val="1A1A1A"/>
           <w:sz w:val="21"/>
         </w:rPr>
-        <w:t>Г3.</w:t>
-      </w:r>
-      <w:r>
-        <w:rPr>
-          <w:rFonts w:ascii="Times New Roman" w:hAnsi="Times New Roman" w:eastAsia="Times New Roman"/>
-          <w:b w:val="0"/>
-          <w:i w:val="0"/>
-          <w:color w:val="1A1A1A"/>
-          <w:sz w:val="21"/>
-        </w:rPr>
-        <w:t xml:space="preserve"> Канон для отдела продаж и агентств: часто около </w:t>
-      </w:r>
-      <w:r>
-        <w:rPr>
-          <w:rFonts w:ascii="Times New Roman" w:hAnsi="Times New Roman" w:eastAsia="Times New Roman"/>
-          <w:b/>
-          <w:i w:val="0"/>
-          <w:color w:val="1A1A1A"/>
-          <w:sz w:val="21"/>
-        </w:rPr>
-        <w:t>4–7,5%</w:t>
-      </w:r>
-      <w:r>
-        <w:rPr>
-          <w:rFonts w:ascii="Times New Roman" w:hAnsi="Times New Roman" w:eastAsia="Times New Roman"/>
-          <w:b w:val="0"/>
-          <w:i w:val="0"/>
-          <w:color w:val="1A1A1A"/>
-          <w:sz w:val="21"/>
-        </w:rPr>
-        <w:t xml:space="preserve"> чистыми на среднем чеке пресейла — </w:t>
-      </w:r>
-      <w:r>
-        <w:rPr>
-          <w:rFonts w:ascii="Times New Roman" w:hAnsi="Times New Roman" w:eastAsia="Times New Roman"/>
-          <w:b/>
-          <w:i w:val="0"/>
-          <w:color w:val="1A1A1A"/>
-          <w:sz w:val="21"/>
-        </w:rPr>
-        <w:t>сценарий после управляющей компании</w:t>
-      </w:r>
-      <w:r>
-        <w:rPr>
-          <w:rFonts w:ascii="Times New Roman" w:hAnsi="Times New Roman" w:eastAsia="Times New Roman"/>
-          <w:b w:val="0"/>
-          <w:i w:val="0"/>
-          <w:color w:val="1A1A1A"/>
-          <w:sz w:val="21"/>
-        </w:rPr>
-        <w:t>, не обещание.</w:t>
-      </w:r>
-    </w:p>
-    <w:p>
-      <w:pPr>
-        <w:spacing w:after="120" w:before="0" w:line="276" w:lineRule="auto"/>
-        <w:ind w:firstLine="425"/>
-      </w:pPr>
-      <w:r>
-        <w:rPr>
-          <w:rFonts w:ascii="Times New Roman" w:hAnsi="Times New Roman" w:eastAsia="Times New Roman"/>
-          <w:b/>
-          <w:i w:val="0"/>
-          <w:color w:val="1A1A1A"/>
-          <w:sz w:val="21"/>
-        </w:rPr>
-        <w:t>Г4.</w:t>
-      </w:r>
-      <w:r>
-        <w:rPr>
-          <w:rFonts w:ascii="Times New Roman" w:hAnsi="Times New Roman" w:eastAsia="Times New Roman"/>
-          <w:b w:val="0"/>
-          <w:i w:val="0"/>
-          <w:color w:val="1A1A1A"/>
-          <w:sz w:val="21"/>
-        </w:rPr>
-        <w:t xml:space="preserve"> Держать в продукте запасной контур долгосрочной аренды — защита от сезона и регуляторики посутки.</w:t>
-      </w:r>
-    </w:p>
-    <w:p>
-      <w:pPr>
-        <w:pStyle w:val="Heading2"/>
-      </w:pPr>
-      <w:r>
-        <w:rPr>
-          <w:rFonts w:ascii="Times New Roman" w:hAnsi="Times New Roman" w:eastAsia="Times New Roman"/>
-          <w:color w:val="1A1A1A"/>
-          <w:sz w:val="28"/>
-        </w:rPr>
-        <w:t>Д. Маркетинг и окно сентябрь–декабрь</w:t>
-      </w:r>
-    </w:p>
-    <w:p>
-      <w:pPr>
-        <w:spacing w:after="120" w:before="0" w:line="276" w:lineRule="auto"/>
-        <w:ind w:firstLine="425"/>
-      </w:pPr>
-      <w:r>
-        <w:rPr>
-          <w:rFonts w:ascii="Times New Roman" w:hAnsi="Times New Roman" w:eastAsia="Times New Roman"/>
-          <w:b/>
-          <w:i w:val="0"/>
-          <w:color w:val="1A1A1A"/>
-          <w:sz w:val="21"/>
-        </w:rPr>
-        <w:t>Д1.</w:t>
-      </w:r>
-      <w:r>
-        <w:rPr>
-          <w:rFonts w:ascii="Times New Roman" w:hAnsi="Times New Roman" w:eastAsia="Times New Roman"/>
-          <w:b w:val="0"/>
-          <w:i w:val="0"/>
-          <w:color w:val="1A1A1A"/>
-          <w:sz w:val="21"/>
-        </w:rPr>
-        <w:t xml:space="preserve"> Утвердить медиабюджет сен–дек отдельной строкой. Эскиз микса: Сибирь · федеральный инвестиционный контур · локальное доверие.</w:t>
-      </w:r>
-    </w:p>
-    <w:p>
-      <w:pPr>
-        <w:spacing w:after="120" w:before="0" w:line="276" w:lineRule="auto"/>
-        <w:ind w:firstLine="425"/>
-      </w:pPr>
-      <w:r>
-        <w:rPr>
-          <w:rFonts w:ascii="Times New Roman" w:hAnsi="Times New Roman" w:eastAsia="Times New Roman"/>
-          <w:b/>
-          <w:i w:val="0"/>
-          <w:color w:val="1A1A1A"/>
-          <w:sz w:val="21"/>
-        </w:rPr>
-        <w:t>Д2.</w:t>
-      </w:r>
-      <w:r>
-        <w:rPr>
-          <w:rFonts w:ascii="Times New Roman" w:hAnsi="Times New Roman" w:eastAsia="Times New Roman"/>
-          <w:b w:val="0"/>
-          <w:i w:val="0"/>
-          <w:color w:val="1A1A1A"/>
-          <w:sz w:val="21"/>
-        </w:rPr>
-        <w:t xml:space="preserve"> Сентябрь–октябрь: захват (бронь, язык «ворота», первые 25 броней). Ноябрь–декабрь: защита против шума Амаду / Олимпа / Город Гор.</w:t>
-      </w:r>
-    </w:p>
-    <w:p>
-      <w:pPr>
-        <w:spacing w:after="120" w:before="0" w:line="276" w:lineRule="auto"/>
-        <w:ind w:firstLine="425"/>
-      </w:pPr>
-      <w:r>
-        <w:rPr>
-          <w:rFonts w:ascii="Times New Roman" w:hAnsi="Times New Roman" w:eastAsia="Times New Roman"/>
-          <w:b/>
-          <w:i w:val="0"/>
-          <w:color w:val="1A1A1A"/>
-          <w:sz w:val="21"/>
-        </w:rPr>
-        <w:t>Д3.</w:t>
-      </w:r>
-      <w:r>
-        <w:rPr>
-          <w:rFonts w:ascii="Times New Roman" w:hAnsi="Times New Roman" w:eastAsia="Times New Roman"/>
-          <w:b w:val="0"/>
-          <w:i w:val="0"/>
-          <w:color w:val="1A1A1A"/>
-          <w:sz w:val="21"/>
-        </w:rPr>
-        <w:t xml:space="preserve"> Наружка у аэропорта и выездов — поддержка узнаваемости локально, не основной канал инвестора из Новосибирска.</w:t>
-      </w:r>
-    </w:p>
-    <w:p>
-      <w:pPr>
-        <w:spacing w:after="120" w:before="0" w:line="276" w:lineRule="auto"/>
-        <w:ind w:firstLine="425"/>
-      </w:pPr>
-      <w:r>
-        <w:rPr>
-          <w:rFonts w:ascii="Times New Roman" w:hAnsi="Times New Roman" w:eastAsia="Times New Roman"/>
-          <w:b/>
-          <w:i w:val="0"/>
-          <w:color w:val="1A1A1A"/>
-          <w:sz w:val="21"/>
-        </w:rPr>
-        <w:t>Д4.</w:t>
-      </w:r>
-      <w:r>
-        <w:rPr>
-          <w:rFonts w:ascii="Times New Roman" w:hAnsi="Times New Roman" w:eastAsia="Times New Roman"/>
-          <w:b w:val="0"/>
-          <w:i w:val="0"/>
-          <w:color w:val="1A1A1A"/>
-          <w:sz w:val="21"/>
-        </w:rPr>
-        <w:t xml:space="preserve"> Не мимикрировать под Манжерок в соцсетях: чужой охват курорта не равен позиции «Талая».</w:t>
-      </w:r>
-    </w:p>
-    <w:p>
-      <w:pPr>
-        <w:spacing w:after="120" w:before="0" w:line="276" w:lineRule="auto"/>
-        <w:ind w:firstLine="425"/>
-      </w:pPr>
-      <w:r>
-        <w:rPr>
-          <w:rFonts w:ascii="Times New Roman" w:hAnsi="Times New Roman" w:eastAsia="Times New Roman"/>
-          <w:b/>
-          <w:i w:val="0"/>
-          <w:color w:val="1A1A1A"/>
-          <w:sz w:val="21"/>
-        </w:rPr>
-        <w:t>Д5.</w:t>
-      </w:r>
-      <w:r>
-        <w:rPr>
-          <w:rFonts w:ascii="Times New Roman" w:hAnsi="Times New Roman" w:eastAsia="Times New Roman"/>
-          <w:b w:val="0"/>
-          <w:i w:val="0"/>
-          <w:color w:val="1A1A1A"/>
-          <w:sz w:val="21"/>
-        </w:rPr>
-        <w:t xml:space="preserve"> Проверить креатив «ворота» против «у курорта» на одном канале до разгона бюджета.</w:t>
-      </w:r>
-    </w:p>
-    <w:p>
-      <w:pPr>
-        <w:pStyle w:val="Heading2"/>
-      </w:pPr>
-      <w:r>
-        <w:rPr>
-          <w:rFonts w:ascii="Times New Roman" w:hAnsi="Times New Roman" w:eastAsia="Times New Roman"/>
-          <w:color w:val="1A1A1A"/>
-          <w:sz w:val="28"/>
-        </w:rPr>
-        <w:t>Е. Продукт и общественные помещения</w:t>
-      </w:r>
-    </w:p>
-    <w:p>
-      <w:pPr>
-        <w:spacing w:after="120" w:before="0" w:line="276" w:lineRule="auto"/>
-        <w:ind w:firstLine="425"/>
-      </w:pPr>
-      <w:r>
-        <w:rPr>
-          <w:rFonts w:ascii="Times New Roman" w:hAnsi="Times New Roman" w:eastAsia="Times New Roman"/>
-          <w:b/>
-          <w:i w:val="0"/>
-          <w:color w:val="1A1A1A"/>
-          <w:sz w:val="21"/>
-        </w:rPr>
-        <w:t>Е1.</w:t>
-      </w:r>
-      <w:r>
-        <w:rPr>
-          <w:rFonts w:ascii="Times New Roman" w:hAnsi="Times New Roman" w:eastAsia="Times New Roman"/>
-          <w:b w:val="0"/>
-          <w:i w:val="0"/>
-          <w:color w:val="1A1A1A"/>
-          <w:sz w:val="21"/>
-        </w:rPr>
-        <w:t xml:space="preserve"> Не обещать сервисную программу общественных помещений как готовый факт: есть объём </w:t>
-      </w:r>
-      <w:r>
-        <w:rPr>
-          <w:rFonts w:ascii="Times New Roman" w:hAnsi="Times New Roman" w:eastAsia="Times New Roman"/>
-          <w:b/>
-          <w:i w:val="0"/>
-          <w:color w:val="1A1A1A"/>
-          <w:sz w:val="21"/>
-        </w:rPr>
-        <w:t>2 552,9</w:t>
-      </w:r>
-      <w:r>
-        <w:rPr>
-          <w:rFonts w:ascii="Times New Roman" w:hAnsi="Times New Roman" w:eastAsia="Times New Roman"/>
-          <w:b w:val="0"/>
-          <w:i w:val="0"/>
-          <w:color w:val="1A1A1A"/>
-          <w:sz w:val="21"/>
-        </w:rPr>
-        <w:t xml:space="preserve"> м² и рабочая гипотеза функций; экономики арендаторов пока нет.</w:t>
-      </w:r>
-    </w:p>
-    <w:p>
-      <w:pPr>
-        <w:spacing w:after="120" w:before="0" w:line="276" w:lineRule="auto"/>
-        <w:ind w:firstLine="425"/>
-      </w:pPr>
-      <w:r>
-        <w:rPr>
-          <w:rFonts w:ascii="Times New Roman" w:hAnsi="Times New Roman" w:eastAsia="Times New Roman"/>
-          <w:b/>
-          <w:i w:val="0"/>
-          <w:color w:val="1A1A1A"/>
-          <w:sz w:val="21"/>
-        </w:rPr>
-        <w:t>Е2.</w:t>
-      </w:r>
-      <w:r>
-        <w:rPr>
-          <w:rFonts w:ascii="Times New Roman" w:hAnsi="Times New Roman" w:eastAsia="Times New Roman"/>
-          <w:b w:val="0"/>
-          <w:i w:val="0"/>
-          <w:color w:val="1A1A1A"/>
-          <w:sz w:val="21"/>
-        </w:rPr>
-        <w:t xml:space="preserve"> До фиксации в продажах — решить: какие функции 1 этажа обязательны на старте, какие можно сдвинуть; не пересобирать концепцию в рекламе каждую неделю.</w:t>
-      </w:r>
-    </w:p>
-    <w:p>
-      <w:pPr>
-        <w:spacing w:after="120" w:before="0" w:line="276" w:lineRule="auto"/>
-        <w:ind w:firstLine="425"/>
-      </w:pPr>
-      <w:r>
-        <w:rPr>
-          <w:rFonts w:ascii="Times New Roman" w:hAnsi="Times New Roman" w:eastAsia="Times New Roman"/>
-          <w:b/>
-          <w:i w:val="0"/>
-          <w:color w:val="1A1A1A"/>
-          <w:sz w:val="21"/>
-        </w:rPr>
-        <w:t>Е3.</w:t>
-      </w:r>
-      <w:r>
-        <w:rPr>
-          <w:rFonts w:ascii="Times New Roman" w:hAnsi="Times New Roman" w:eastAsia="Times New Roman"/>
-          <w:b w:val="0"/>
-          <w:i w:val="0"/>
-          <w:color w:val="1A1A1A"/>
-          <w:sz w:val="21"/>
-        </w:rPr>
-        <w:t xml:space="preserve"> Редкие видовые лоты и террасы не вываливать в открытую экспозицию целиком на старте.</w:t>
-      </w:r>
-    </w:p>
-    <w:p>
-      <w:pPr>
-        <w:spacing w:after="120" w:before="0" w:line="276" w:lineRule="auto"/>
-        <w:ind w:firstLine="425"/>
-      </w:pPr>
-      <w:r>
-        <w:rPr>
-          <w:rFonts w:ascii="Times New Roman" w:hAnsi="Times New Roman" w:eastAsia="Times New Roman"/>
-          <w:b/>
-          <w:i w:val="0"/>
-          <w:color w:val="1A1A1A"/>
-          <w:sz w:val="21"/>
-        </w:rPr>
-        <w:t>Е4.</w:t>
-      </w:r>
-      <w:r>
-        <w:rPr>
-          <w:rFonts w:ascii="Times New Roman" w:hAnsi="Times New Roman" w:eastAsia="Times New Roman"/>
-          <w:b w:val="0"/>
-          <w:i w:val="0"/>
-          <w:color w:val="1A1A1A"/>
-          <w:sz w:val="21"/>
-        </w:rPr>
-        <w:t xml:space="preserve"> Семейные 2–3-комнатные вести точечно: их мало, цикл сделки длиннее — не строить на них весь медиавес.</w:t>
-      </w:r>
-    </w:p>
-    <w:p>
-      <w:pPr>
-        <w:pStyle w:val="Heading2"/>
-      </w:pPr>
-      <w:r>
-        <w:rPr>
-          <w:rFonts w:ascii="Times New Roman" w:hAnsi="Times New Roman" w:eastAsia="Times New Roman"/>
-          <w:color w:val="1A1A1A"/>
-          <w:sz w:val="28"/>
-        </w:rPr>
-        <w:t>Ж. Юридическая рамка (блокер старта)</w:t>
-      </w:r>
-    </w:p>
-    <w:p>
-      <w:pPr>
-        <w:spacing w:after="120" w:before="0" w:line="276" w:lineRule="auto"/>
-        <w:ind w:firstLine="425"/>
-      </w:pPr>
-      <w:r>
-        <w:rPr>
-          <w:rFonts w:ascii="Times New Roman" w:hAnsi="Times New Roman" w:eastAsia="Times New Roman"/>
-          <w:b/>
-          <w:i w:val="0"/>
-          <w:color w:val="1A1A1A"/>
-          <w:sz w:val="21"/>
-        </w:rPr>
-        <w:t>Ж1.</w:t>
-      </w:r>
-      <w:r>
-        <w:rPr>
-          <w:rFonts w:ascii="Times New Roman" w:hAnsi="Times New Roman" w:eastAsia="Times New Roman"/>
-          <w:b w:val="0"/>
-          <w:i w:val="0"/>
-          <w:color w:val="1A1A1A"/>
-          <w:sz w:val="21"/>
-        </w:rPr>
-        <w:t xml:space="preserve"> До 1 сентября закрыть статус: разрешение на строительство · проектная декларация · наш.дом.рф · допустимый объём рекламы.</w:t>
-      </w:r>
-    </w:p>
-    <w:p>
-      <w:pPr>
-        <w:spacing w:after="120" w:before="0" w:line="276" w:lineRule="auto"/>
-        <w:ind w:firstLine="425"/>
-      </w:pPr>
-      <w:r>
-        <w:rPr>
-          <w:rFonts w:ascii="Times New Roman" w:hAnsi="Times New Roman" w:eastAsia="Times New Roman"/>
-          <w:b/>
-          <w:i w:val="0"/>
-          <w:color w:val="1A1A1A"/>
-          <w:sz w:val="21"/>
-        </w:rPr>
-        <w:t>Ж2.</w:t>
-      </w:r>
-      <w:r>
-        <w:rPr>
-          <w:rFonts w:ascii="Times New Roman" w:hAnsi="Times New Roman" w:eastAsia="Times New Roman"/>
-          <w:b w:val="0"/>
-          <w:i w:val="0"/>
-          <w:color w:val="1A1A1A"/>
-          <w:sz w:val="21"/>
-        </w:rPr>
-        <w:t xml:space="preserve"> Реестр разрешённых и запрещённых формулировок — на стол юристу и в папку агентств.</w:t>
-      </w:r>
-    </w:p>
-    <w:p>
-      <w:pPr>
-        <w:spacing w:after="120" w:before="0" w:line="276" w:lineRule="auto"/>
-        <w:ind w:firstLine="425"/>
-      </w:pPr>
-      <w:r>
-        <w:rPr>
-          <w:rFonts w:ascii="Times New Roman" w:hAnsi="Times New Roman" w:eastAsia="Times New Roman"/>
-          <w:b/>
-          <w:i w:val="0"/>
-          <w:color w:val="1A1A1A"/>
-          <w:sz w:val="21"/>
-        </w:rPr>
-        <w:t>Ж3.</w:t>
-      </w:r>
-      <w:r>
-        <w:rPr>
-          <w:rFonts w:ascii="Times New Roman" w:hAnsi="Times New Roman" w:eastAsia="Times New Roman"/>
-          <w:b w:val="0"/>
-          <w:i w:val="0"/>
-          <w:color w:val="1A1A1A"/>
-          <w:sz w:val="21"/>
-        </w:rPr>
-        <w:t xml:space="preserve"> Контроль витрин партнёров: один пост с «гарантией процента» бьёт по всему запуску.</w:t>
-      </w:r>
-    </w:p>
-    <w:p>
-      <w:pPr>
-        <w:pStyle w:val="Heading2"/>
-      </w:pPr>
-      <w:r>
-        <w:rPr>
-          <w:rFonts w:ascii="Times New Roman" w:hAnsi="Times New Roman" w:eastAsia="Times New Roman"/>
-          <w:color w:val="1A1A1A"/>
-          <w:sz w:val="28"/>
-        </w:rPr>
-        <w:t>З. Управление запуском (ритм)</w:t>
-      </w:r>
-    </w:p>
-    <w:tbl>
-      <w:tblPr>
-        <w:tblStyle w:val="TableGrid"/>
-        <w:tblW w:type="auto" w:w="0"/>
-        <w:tblLook w:firstColumn="1" w:firstRow="1" w:lastColumn="0" w:lastRow="0" w:noHBand="0" w:noVBand="1" w:val="04A0"/>
-      </w:tblPr>
-      <w:tblGrid>
-        <w:gridCol w:w="3324"/>
-        <w:gridCol w:w="3324"/>
-        <w:gridCol w:w="3324"/>
-      </w:tblGrid>
-      <w:tr>
-        <w:tc>
-          <w:tcPr>
-            <w:tcW w:type="dxa" w:w="3324"/>
-          </w:tcPr>
-          <w:p>
-            <w:pPr>
-              <w:spacing w:after="20" w:before="20" w:line="240" w:lineRule="auto"/>
-            </w:pPr>
-            <w:r>
-              <w:rPr>
-                <w:rFonts w:ascii="Times New Roman" w:hAnsi="Times New Roman" w:eastAsia="Times New Roman"/>
-                <w:sz w:val="16"/>
-              </w:rPr>
-            </w:r>
-            <w:r>
-              <w:rPr>
-                <w:rFonts w:ascii="Times New Roman" w:hAnsi="Times New Roman" w:eastAsia="Times New Roman"/>
-                <w:b/>
-                <w:i w:val="0"/>
-                <w:color w:val="1A1A1A"/>
-                <w:sz w:val="16"/>
-              </w:rPr>
-              <w:t>Дата</w:t>
-            </w:r>
-          </w:p>
-        </w:tc>
-        <w:tc>
-          <w:tcPr>
-            <w:tcW w:type="dxa" w:w="3324"/>
-          </w:tcPr>
-          <w:p>
-            <w:pPr>
-              <w:spacing w:after="20" w:before="20" w:line="240" w:lineRule="auto"/>
-            </w:pPr>
-            <w:r>
-              <w:rPr>
-                <w:rFonts w:ascii="Times New Roman" w:hAnsi="Times New Roman" w:eastAsia="Times New Roman"/>
-                <w:sz w:val="16"/>
-              </w:rPr>
-            </w:r>
-            <w:r>
-              <w:rPr>
-                <w:rFonts w:ascii="Times New Roman" w:hAnsi="Times New Roman" w:eastAsia="Times New Roman"/>
-                <w:b/>
-                <w:i w:val="0"/>
-                <w:color w:val="1A1A1A"/>
-                <w:sz w:val="16"/>
-              </w:rPr>
-              <w:t>Контрольная точка</w:t>
-            </w:r>
-          </w:p>
-        </w:tc>
-        <w:tc>
-          <w:tcPr>
-            <w:tcW w:type="dxa" w:w="3324"/>
-          </w:tcPr>
-          <w:p>
-            <w:pPr>
-              <w:spacing w:after="20" w:before="20" w:line="240" w:lineRule="auto"/>
-            </w:pPr>
-            <w:r>
-              <w:rPr>
-                <w:rFonts w:ascii="Times New Roman" w:hAnsi="Times New Roman" w:eastAsia="Times New Roman"/>
-                <w:sz w:val="16"/>
-              </w:rPr>
-            </w:r>
-            <w:r>
-              <w:rPr>
-                <w:rFonts w:ascii="Times New Roman" w:hAnsi="Times New Roman" w:eastAsia="Times New Roman"/>
-                <w:b/>
-                <w:i w:val="0"/>
-                <w:color w:val="1A1A1A"/>
-                <w:sz w:val="16"/>
-              </w:rPr>
-              <w:t>Решение при срыве</w:t>
-            </w:r>
-          </w:p>
-        </w:tc>
-      </w:tr>
-      <w:tr>
-        <w:tc>
-          <w:tcPr>
-            <w:tcW w:type="dxa" w:w="3324"/>
-          </w:tcPr>
-          <w:p>
-            <w:pPr>
-              <w:spacing w:after="20" w:before="20" w:line="240" w:lineRule="auto"/>
-            </w:pPr>
-            <w:r>
-              <w:rPr>
-                <w:rFonts w:ascii="Times New Roman" w:hAnsi="Times New Roman" w:eastAsia="Times New Roman"/>
-                <w:sz w:val="16"/>
-              </w:rPr>
-            </w:r>
-            <w:r>
-              <w:rPr>
-                <w:rFonts w:ascii="Times New Roman" w:hAnsi="Times New Roman" w:eastAsia="Times New Roman"/>
-                <w:b w:val="0"/>
-                <w:i w:val="0"/>
-                <w:color w:val="1A1A1A"/>
-                <w:sz w:val="16"/>
-              </w:rPr>
-              <w:t>~20.08</w:t>
-            </w:r>
-          </w:p>
-        </w:tc>
-        <w:tc>
-          <w:tcPr>
-            <w:tcW w:type="dxa" w:w="3324"/>
-          </w:tcPr>
-          <w:p>
-            <w:pPr>
-              <w:spacing w:after="20" w:before="20" w:line="240" w:lineRule="auto"/>
-            </w:pPr>
-            <w:r>
-              <w:rPr>
-                <w:rFonts w:ascii="Times New Roman" w:hAnsi="Times New Roman" w:eastAsia="Times New Roman"/>
-                <w:sz w:val="16"/>
-              </w:rPr>
-            </w:r>
-            <w:r>
-              <w:rPr>
-                <w:rFonts w:ascii="Times New Roman" w:hAnsi="Times New Roman" w:eastAsia="Times New Roman"/>
-                <w:b w:val="0"/>
-                <w:i w:val="0"/>
-                <w:color w:val="1A1A1A"/>
-                <w:sz w:val="16"/>
-              </w:rPr>
-              <w:t>Идём / не идём в пресейл</w:t>
-            </w:r>
-          </w:p>
-        </w:tc>
-        <w:tc>
-          <w:tcPr>
-            <w:tcW w:type="dxa" w:w="3324"/>
-          </w:tcPr>
-          <w:p>
-            <w:pPr>
-              <w:spacing w:after="20" w:before="20" w:line="240" w:lineRule="auto"/>
-            </w:pPr>
-            <w:r>
-              <w:rPr>
-                <w:rFonts w:ascii="Times New Roman" w:hAnsi="Times New Roman" w:eastAsia="Times New Roman"/>
-                <w:sz w:val="16"/>
-              </w:rPr>
-            </w:r>
-            <w:r>
-              <w:rPr>
-                <w:rFonts w:ascii="Times New Roman" w:hAnsi="Times New Roman" w:eastAsia="Times New Roman"/>
-                <w:b w:val="0"/>
-                <w:i w:val="0"/>
-                <w:color w:val="1A1A1A"/>
-                <w:sz w:val="16"/>
-              </w:rPr>
-              <w:t>Юррамка, сайт/бронь, скрипты, пилот агентств</w:t>
-            </w:r>
-          </w:p>
-        </w:tc>
-      </w:tr>
-      <w:tr>
-        <w:tc>
-          <w:tcPr>
-            <w:tcW w:type="dxa" w:w="3324"/>
-          </w:tcPr>
-          <w:p>
-            <w:pPr>
-              <w:spacing w:after="20" w:before="20" w:line="240" w:lineRule="auto"/>
-            </w:pPr>
-            <w:r>
-              <w:rPr>
-                <w:rFonts w:ascii="Times New Roman" w:hAnsi="Times New Roman" w:eastAsia="Times New Roman"/>
-                <w:sz w:val="16"/>
-              </w:rPr>
-            </w:r>
-            <w:r>
-              <w:rPr>
-                <w:rFonts w:ascii="Times New Roman" w:hAnsi="Times New Roman" w:eastAsia="Times New Roman"/>
-                <w:b w:val="0"/>
-                <w:i w:val="0"/>
-                <w:color w:val="1A1A1A"/>
-                <w:sz w:val="16"/>
-              </w:rPr>
-              <w:t>30.09</w:t>
-            </w:r>
-          </w:p>
-        </w:tc>
-        <w:tc>
-          <w:tcPr>
-            <w:tcW w:type="dxa" w:w="3324"/>
-          </w:tcPr>
-          <w:p>
-            <w:pPr>
-              <w:spacing w:after="20" w:before="20" w:line="240" w:lineRule="auto"/>
-            </w:pPr>
-            <w:r>
-              <w:rPr>
-                <w:rFonts w:ascii="Times New Roman" w:hAnsi="Times New Roman" w:eastAsia="Times New Roman"/>
-                <w:sz w:val="16"/>
-              </w:rPr>
-            </w:r>
-            <w:r>
-              <w:rPr>
-                <w:rFonts w:ascii="Times New Roman" w:hAnsi="Times New Roman" w:eastAsia="Times New Roman"/>
-                <w:b w:val="0"/>
-                <w:i w:val="0"/>
-                <w:color w:val="1A1A1A"/>
-                <w:sz w:val="16"/>
-              </w:rPr>
-              <w:t>25 броней</w:t>
-            </w:r>
-          </w:p>
-        </w:tc>
-        <w:tc>
-          <w:tcPr>
-            <w:tcW w:type="dxa" w:w="3324"/>
-          </w:tcPr>
-          <w:p>
-            <w:pPr>
-              <w:spacing w:after="20" w:before="20" w:line="240" w:lineRule="auto"/>
-            </w:pPr>
-            <w:r>
-              <w:rPr>
-                <w:rFonts w:ascii="Times New Roman" w:hAnsi="Times New Roman" w:eastAsia="Times New Roman"/>
-                <w:sz w:val="16"/>
-              </w:rPr>
-            </w:r>
-            <w:r>
-              <w:rPr>
-                <w:rFonts w:ascii="Times New Roman" w:hAnsi="Times New Roman" w:eastAsia="Times New Roman"/>
-                <w:b w:val="0"/>
-                <w:i w:val="0"/>
-                <w:color w:val="1A1A1A"/>
-                <w:sz w:val="16"/>
-              </w:rPr>
-              <w:t>Военная комната: медиа + агентства + локальный добор</w:t>
-            </w:r>
-          </w:p>
-        </w:tc>
-      </w:tr>
-      <w:tr>
-        <w:tc>
-          <w:tcPr>
-            <w:tcW w:type="dxa" w:w="3324"/>
-          </w:tcPr>
-          <w:p>
-            <w:pPr>
-              <w:spacing w:after="20" w:before="20" w:line="240" w:lineRule="auto"/>
-            </w:pPr>
-            <w:r>
-              <w:rPr>
-                <w:rFonts w:ascii="Times New Roman" w:hAnsi="Times New Roman" w:eastAsia="Times New Roman"/>
-                <w:sz w:val="16"/>
-              </w:rPr>
-            </w:r>
-            <w:r>
-              <w:rPr>
-                <w:rFonts w:ascii="Times New Roman" w:hAnsi="Times New Roman" w:eastAsia="Times New Roman"/>
-                <w:b w:val="0"/>
-                <w:i w:val="0"/>
-                <w:color w:val="1A1A1A"/>
-                <w:sz w:val="16"/>
-              </w:rPr>
-              <w:t>31.10</w:t>
-            </w:r>
-          </w:p>
-        </w:tc>
-        <w:tc>
-          <w:tcPr>
-            <w:tcW w:type="dxa" w:w="3324"/>
-          </w:tcPr>
-          <w:p>
-            <w:pPr>
-              <w:spacing w:after="20" w:before="20" w:line="240" w:lineRule="auto"/>
-            </w:pPr>
-            <w:r>
-              <w:rPr>
-                <w:rFonts w:ascii="Times New Roman" w:hAnsi="Times New Roman" w:eastAsia="Times New Roman"/>
-                <w:sz w:val="16"/>
-              </w:rPr>
-            </w:r>
-            <w:r>
-              <w:rPr>
-                <w:rFonts w:ascii="Times New Roman" w:hAnsi="Times New Roman" w:eastAsia="Times New Roman"/>
-                <w:b w:val="0"/>
-                <w:i w:val="0"/>
-                <w:color w:val="1A1A1A"/>
-                <w:sz w:val="16"/>
-              </w:rPr>
-              <w:t>42 брони / 15 договоров</w:t>
-            </w:r>
-          </w:p>
-        </w:tc>
-        <w:tc>
-          <w:tcPr>
-            <w:tcW w:type="dxa" w:w="3324"/>
-          </w:tcPr>
-          <w:p>
-            <w:pPr>
-              <w:spacing w:after="20" w:before="20" w:line="240" w:lineRule="auto"/>
-            </w:pPr>
-            <w:r>
-              <w:rPr>
-                <w:rFonts w:ascii="Times New Roman" w:hAnsi="Times New Roman" w:eastAsia="Times New Roman"/>
-                <w:sz w:val="16"/>
-              </w:rPr>
-            </w:r>
-            <w:r>
-              <w:rPr>
-                <w:rFonts w:ascii="Times New Roman" w:hAnsi="Times New Roman" w:eastAsia="Times New Roman"/>
-                <w:b w:val="0"/>
-                <w:i w:val="0"/>
-                <w:color w:val="1A1A1A"/>
-                <w:sz w:val="16"/>
-              </w:rPr>
-              <w:t>Защита конверсии, ипотечный хвост</w:t>
-            </w:r>
-          </w:p>
-        </w:tc>
-      </w:tr>
-      <w:tr>
-        <w:tc>
-          <w:tcPr>
-            <w:tcW w:type="dxa" w:w="3324"/>
-          </w:tcPr>
-          <w:p>
-            <w:pPr>
-              <w:spacing w:after="20" w:before="20" w:line="240" w:lineRule="auto"/>
-            </w:pPr>
-            <w:r>
-              <w:rPr>
-                <w:rFonts w:ascii="Times New Roman" w:hAnsi="Times New Roman" w:eastAsia="Times New Roman"/>
-                <w:sz w:val="16"/>
-              </w:rPr>
-            </w:r>
-            <w:r>
-              <w:rPr>
-                <w:rFonts w:ascii="Times New Roman" w:hAnsi="Times New Roman" w:eastAsia="Times New Roman"/>
-                <w:b w:val="0"/>
-                <w:i w:val="0"/>
-                <w:color w:val="1A1A1A"/>
-                <w:sz w:val="16"/>
-              </w:rPr>
-              <w:t>30.11</w:t>
-            </w:r>
-          </w:p>
-        </w:tc>
-        <w:tc>
-          <w:tcPr>
-            <w:tcW w:type="dxa" w:w="3324"/>
-          </w:tcPr>
-          <w:p>
-            <w:pPr>
-              <w:spacing w:after="20" w:before="20" w:line="240" w:lineRule="auto"/>
-            </w:pPr>
-            <w:r>
-              <w:rPr>
-                <w:rFonts w:ascii="Times New Roman" w:hAnsi="Times New Roman" w:eastAsia="Times New Roman"/>
-                <w:sz w:val="16"/>
-              </w:rPr>
-            </w:r>
-            <w:r>
-              <w:rPr>
-                <w:rFonts w:ascii="Times New Roman" w:hAnsi="Times New Roman" w:eastAsia="Times New Roman"/>
-                <w:b w:val="0"/>
-                <w:i w:val="0"/>
-                <w:color w:val="1A1A1A"/>
-                <w:sz w:val="16"/>
-              </w:rPr>
-              <w:t>54 брони</w:t>
-            </w:r>
-          </w:p>
-        </w:tc>
-        <w:tc>
-          <w:tcPr>
-            <w:tcW w:type="dxa" w:w="3324"/>
-          </w:tcPr>
-          <w:p>
-            <w:pPr>
-              <w:spacing w:after="20" w:before="20" w:line="240" w:lineRule="auto"/>
-            </w:pPr>
-            <w:r>
-              <w:rPr>
-                <w:rFonts w:ascii="Times New Roman" w:hAnsi="Times New Roman" w:eastAsia="Times New Roman"/>
-                <w:sz w:val="16"/>
-              </w:rPr>
-            </w:r>
-            <w:r>
-              <w:rPr>
-                <w:rFonts w:ascii="Times New Roman" w:hAnsi="Times New Roman" w:eastAsia="Times New Roman"/>
-                <w:b w:val="0"/>
-                <w:i w:val="0"/>
-                <w:color w:val="1A1A1A"/>
-                <w:sz w:val="16"/>
-              </w:rPr>
-              <w:t>План декабря и добор</w:t>
-            </w:r>
-          </w:p>
-        </w:tc>
-      </w:tr>
-      <w:tr>
-        <w:tc>
-          <w:tcPr>
-            <w:tcW w:type="dxa" w:w="3324"/>
-          </w:tcPr>
-          <w:p>
-            <w:pPr>
-              <w:spacing w:after="20" w:before="20" w:line="240" w:lineRule="auto"/>
-            </w:pPr>
-            <w:r>
-              <w:rPr>
-                <w:rFonts w:ascii="Times New Roman" w:hAnsi="Times New Roman" w:eastAsia="Times New Roman"/>
-                <w:sz w:val="16"/>
-              </w:rPr>
-            </w:r>
-            <w:r>
-              <w:rPr>
-                <w:rFonts w:ascii="Times New Roman" w:hAnsi="Times New Roman" w:eastAsia="Times New Roman"/>
-                <w:b w:val="0"/>
-                <w:i w:val="0"/>
-                <w:color w:val="1A1A1A"/>
-                <w:sz w:val="16"/>
-              </w:rPr>
-              <w:t>31.12</w:t>
-            </w:r>
-          </w:p>
-        </w:tc>
-        <w:tc>
-          <w:tcPr>
-            <w:tcW w:type="dxa" w:w="3324"/>
-          </w:tcPr>
-          <w:p>
-            <w:pPr>
-              <w:spacing w:after="20" w:before="20" w:line="240" w:lineRule="auto"/>
-            </w:pPr>
-            <w:r>
-              <w:rPr>
-                <w:rFonts w:ascii="Times New Roman" w:hAnsi="Times New Roman" w:eastAsia="Times New Roman"/>
-                <w:sz w:val="16"/>
-              </w:rPr>
-            </w:r>
-            <w:r>
-              <w:rPr>
-                <w:rFonts w:ascii="Times New Roman" w:hAnsi="Times New Roman" w:eastAsia="Times New Roman"/>
-                <w:b w:val="0"/>
-                <w:i w:val="0"/>
-                <w:color w:val="1A1A1A"/>
-                <w:sz w:val="16"/>
-              </w:rPr>
-              <w:t>≥ 300 млн договоров</w:t>
-            </w:r>
-          </w:p>
-        </w:tc>
-        <w:tc>
-          <w:tcPr>
-            <w:tcW w:type="dxa" w:w="3324"/>
-          </w:tcPr>
-          <w:p>
-            <w:pPr>
-              <w:spacing w:after="20" w:before="20" w:line="240" w:lineRule="auto"/>
-            </w:pPr>
-            <w:r>
-              <w:rPr>
-                <w:rFonts w:ascii="Times New Roman" w:hAnsi="Times New Roman" w:eastAsia="Times New Roman"/>
-                <w:sz w:val="16"/>
-              </w:rPr>
-            </w:r>
-            <w:r>
-              <w:rPr>
-                <w:rFonts w:ascii="Times New Roman" w:hAnsi="Times New Roman" w:eastAsia="Times New Roman"/>
-                <w:b w:val="0"/>
-                <w:i w:val="0"/>
-                <w:color w:val="1A1A1A"/>
-                <w:sz w:val="16"/>
-              </w:rPr>
-              <w:t>Разбор факта vs план; корзина 2027</w:t>
-            </w:r>
-          </w:p>
-        </w:tc>
-      </w:tr>
-    </w:tbl>
-    <w:p/>
-    <w:p>
-      <w:pPr>
-        <w:pStyle w:val="Heading1"/>
-      </w:pPr>
-      <w:r>
-        <w:rPr>
-          <w:rFonts w:ascii="Times New Roman" w:hAnsi="Times New Roman" w:eastAsia="Times New Roman"/>
-          <w:color w:val="1A1A1A"/>
-          <w:sz w:val="32"/>
-        </w:rPr>
-        <w:t>Часть III. Что решить на этом разборе</w:t>
-      </w:r>
-    </w:p>
-    <w:p>
-      <w:pPr>
-        <w:spacing w:after="120" w:before="0" w:line="276" w:lineRule="auto"/>
-        <w:ind w:firstLine="425"/>
-      </w:pPr>
-      <w:r>
-        <w:rPr>
-          <w:rFonts w:ascii="Times New Roman" w:hAnsi="Times New Roman" w:eastAsia="Times New Roman"/>
-          <w:b w:val="0"/>
-          <w:i w:val="0"/>
-          <w:color w:val="1A1A1A"/>
-          <w:sz w:val="21"/>
-        </w:rPr>
-        <w:t>Отметить «да / скорректировать / позже»:</w:t>
+        <w:t>По рамке продукта и рынка</w:t>
       </w:r>
     </w:p>
     <w:p>
@@ -5324,27 +7899,7 @@
           <w:color w:val="1A1A1A"/>
           <w:sz w:val="22"/>
         </w:rPr>
-        <w:t xml:space="preserve">Рамка </w:t>
-      </w:r>
-      <w:r>
-        <w:rPr>
-          <w:rFonts w:ascii="Times New Roman" w:hAnsi="Times New Roman" w:eastAsia="Times New Roman"/>
-          <w:b/>
-          <w:i w:val="0"/>
-          <w:color w:val="1A1A1A"/>
-          <w:sz w:val="22"/>
-        </w:rPr>
-        <w:t>«город-ворота»</w:t>
-      </w:r>
-      <w:r>
-        <w:rPr>
-          <w:rFonts w:ascii="Times New Roman" w:hAnsi="Times New Roman" w:eastAsia="Times New Roman"/>
-          <w:b w:val="0"/>
-          <w:i w:val="0"/>
-          <w:color w:val="1A1A1A"/>
-          <w:sz w:val="22"/>
-        </w:rPr>
-        <w:t xml:space="preserve"> + запрет курортного и гарантийного языка — утверждаем?</w:t>
+        <w:t>Язык «город-ворота» и отказ от курортных/гарантийных формулировок.</w:t>
       </w:r>
     </w:p>
     <w:p>
@@ -5360,7 +7915,7 @@
           <w:color w:val="1A1A1A"/>
           <w:sz w:val="22"/>
         </w:rPr>
-        <w:t xml:space="preserve">Якорь цены: пресейл </w:t>
+        <w:t xml:space="preserve">Пресейл </w:t>
       </w:r>
       <w:r>
         <w:rPr>
@@ -5380,7 +7935,7 @@
           <w:color w:val="1A1A1A"/>
           <w:sz w:val="22"/>
         </w:rPr>
-        <w:t xml:space="preserve"> ок; </w:t>
+        <w:t xml:space="preserve"> как рыночный вход; </w:t>
       </w:r>
       <w:r>
         <w:rPr>
@@ -5400,7 +7955,7 @@
           <w:color w:val="1A1A1A"/>
           <w:sz w:val="22"/>
         </w:rPr>
-        <w:t xml:space="preserve"> только с доказательством — согласны?</w:t>
+        <w:t xml:space="preserve"> — с опорой на первые договоры.</w:t>
       </w:r>
     </w:p>
     <w:p>
@@ -5416,7 +7971,7 @@
           <w:color w:val="1A1A1A"/>
           <w:sz w:val="22"/>
         </w:rPr>
-        <w:t xml:space="preserve">Доходность только сценариями </w:t>
+        <w:t xml:space="preserve">Доходность только сценариями порядка </w:t>
       </w:r>
       <w:r>
         <w:rPr>
@@ -5426,7 +7981,7 @@
           <w:color w:val="1A1A1A"/>
           <w:sz w:val="22"/>
         </w:rPr>
-        <w:t>~4–7,5%</w:t>
+        <w:t>4–7,5%</w:t>
       </w:r>
       <w:r>
         <w:rPr>
@@ -5436,7 +7991,23 @@
           <w:color w:val="1A1A1A"/>
           <w:sz w:val="22"/>
         </w:rPr>
-        <w:t xml:space="preserve"> — правило для отдела продаж и агентств?</w:t>
+        <w:t xml:space="preserve"> для отдела продаж и агентств.</w:t>
+      </w:r>
+    </w:p>
+    <w:p>
+      <w:pPr>
+        <w:spacing w:after="120" w:before="0" w:line="276" w:lineRule="auto"/>
+        <w:ind w:firstLine="425"/>
+      </w:pPr>
+      <w:r>
+        <w:rPr>
+          <w:rFonts w:ascii="Times New Roman" w:hAnsi="Times New Roman" w:eastAsia="Times New Roman"/>
+          <w:b/>
+          <w:i w:val="0"/>
+          <w:color w:val="1A1A1A"/>
+          <w:sz w:val="21"/>
+        </w:rPr>
+        <w:t>По работам до пресейла</w:t>
       </w:r>
     </w:p>
     <w:p>
@@ -5472,7 +8043,7 @@
           <w:color w:val="1A1A1A"/>
           <w:sz w:val="22"/>
         </w:rPr>
-        <w:t xml:space="preserve"> агентства из shortlist — даём добро?</w:t>
+        <w:t xml:space="preserve"> агентства из shortlist.</w:t>
       </w:r>
     </w:p>
     <w:p>
@@ -5488,7 +8059,7 @@
           <w:color w:val="1A1A1A"/>
           <w:sz w:val="22"/>
         </w:rPr>
-        <w:t>Кого из операторов управления уже смотрит застройщик — добавить в сравнение?</w:t>
+        <w:t>Поля учёта и метки с дня 1.</w:t>
       </w:r>
     </w:p>
     <w:p>
@@ -5504,7 +8075,7 @@
           <w:color w:val="1A1A1A"/>
           <w:sz w:val="22"/>
         </w:rPr>
-        <w:t>Медиабюджет сен–дек — какая сумма?</w:t>
+        <w:t>Ипотечный контур в окне 45 дней.</w:t>
       </w:r>
     </w:p>
     <w:p>
@@ -5530,7 +8101,7 @@
           <w:color w:val="1A1A1A"/>
           <w:sz w:val="22"/>
         </w:rPr>
-        <w:t>5</w:t>
+        <w:t>5–7</w:t>
       </w:r>
       <w:r>
         <w:rPr>
@@ -5540,7 +8111,7 @@
           <w:color w:val="1A1A1A"/>
           <w:sz w:val="22"/>
         </w:rPr>
-        <w:t xml:space="preserve"> работ из блоков А–Ж закрываем до </w:t>
+        <w:t xml:space="preserve"> работ из минимума закрываем до </w:t>
       </w:r>
       <w:r>
         <w:rPr>
@@ -5550,7 +8121,7 @@
           <w:color w:val="1A1A1A"/>
           <w:sz w:val="22"/>
         </w:rPr>
-        <w:t>20 августа</w:t>
+        <w:t>~20 августа</w:t>
       </w:r>
       <w:r>
         <w:rPr>
@@ -5560,7 +8131,23 @@
           <w:color w:val="1A1A1A"/>
           <w:sz w:val="22"/>
         </w:rPr>
-        <w:t xml:space="preserve"> обязательно?</w:t>
+        <w:t>.</w:t>
+      </w:r>
+    </w:p>
+    <w:p>
+      <w:pPr>
+        <w:spacing w:after="120" w:before="0" w:line="276" w:lineRule="auto"/>
+        <w:ind w:firstLine="425"/>
+      </w:pPr>
+      <w:r>
+        <w:rPr>
+          <w:rFonts w:ascii="Times New Roman" w:hAnsi="Times New Roman" w:eastAsia="Times New Roman"/>
+          <w:b/>
+          <w:i w:val="0"/>
+          <w:color w:val="1A1A1A"/>
+          <w:sz w:val="21"/>
+        </w:rPr>
+        <w:t>По открытым данным</w:t>
       </w:r>
     </w:p>
     <w:p>
@@ -5576,20 +8163,7 @@
           <w:color w:val="1A1A1A"/>
           <w:sz w:val="22"/>
         </w:rPr>
-        <w:t>Когда открываете статус разрешения на строительство / проектной декларации для следующей итерации?</w:t>
-      </w:r>
-    </w:p>
-    <w:p>
-      <w:pPr>
-        <w:pStyle w:val="Heading1"/>
-      </w:pPr>
-      <w:r>
-        <w:rPr>
-          <w:rFonts w:ascii="Times New Roman" w:hAnsi="Times New Roman" w:eastAsia="Times New Roman"/>
-          <w:color w:val="1A1A1A"/>
-          <w:sz w:val="32"/>
-        </w:rPr>
-        <w:t>Часть IV. Одна страница «если успеваем только самое важное»</w:t>
+        <w:t>Когда можно опереться на статус разрешения / проектной декларации.</w:t>
       </w:r>
     </w:p>
     <w:p>
@@ -5605,7 +8179,23 @@
           <w:color w:val="1A1A1A"/>
           <w:sz w:val="22"/>
         </w:rPr>
-        <w:t>Утвердить язык «ворота» и запреты.</w:t>
+        <w:t>Кого из операторов управления уже рассматривает СД — добавить в сравнение.</w:t>
+      </w:r>
+    </w:p>
+    <w:p>
+      <w:pPr>
+        <w:spacing w:after="120" w:before="0" w:line="276" w:lineRule="auto"/>
+        <w:ind w:firstLine="425"/>
+      </w:pPr>
+      <w:r>
+        <w:rPr>
+          <w:rFonts w:ascii="Times New Roman" w:hAnsi="Times New Roman" w:eastAsia="Times New Roman"/>
+          <w:b/>
+          <w:i w:val="0"/>
+          <w:color w:val="1A1A1A"/>
+          <w:sz w:val="21"/>
+        </w:rPr>
+        <w:t>По контуру сопровождения на 90 дней</w:t>
       </w:r>
     </w:p>
     <w:p>
@@ -5621,7 +8211,7 @@
           <w:color w:val="1A1A1A"/>
           <w:sz w:val="22"/>
         </w:rPr>
-        <w:t>Закрыть юридическую рамку рекламы.</w:t>
+        <w:t>Усиливаем ли текущую связку IMPRO на период запуска в логике единого контура (стратегия, аналитика, учёт, агентства, координация подрядчиков)?</w:t>
       </w:r>
     </w:p>
     <w:p>
@@ -5637,7 +8227,7 @@
           <w:color w:val="1A1A1A"/>
           <w:sz w:val="22"/>
         </w:rPr>
-        <w:t>Запустить учёт броней с полями и метками.</w:t>
+        <w:t>Базовый коридор сопровождения и принцип доборов «по задаче месяца» — выносим основателю / оставляем на следующий круг?</w:t>
       </w:r>
     </w:p>
     <w:p>
@@ -5653,13 +8243,13 @@
           <w:color w:val="1A1A1A"/>
           <w:sz w:val="22"/>
         </w:rPr>
-        <w:t>Обучить 5 менеджеров + пилот 2–3 агентства.</w:t>
+        <w:t>Дата короткого штаба (30–40 минут) и состав участников.</w:t>
       </w:r>
     </w:p>
     <w:p>
       <w:pPr>
-        <w:pStyle w:val="ListNumber"/>
-        <w:spacing w:line="276" w:lineRule="auto" w:after="60"/>
+        <w:spacing w:after="120" w:before="0" w:line="276" w:lineRule="auto"/>
+        <w:ind w:firstLine="425"/>
       </w:pPr>
       <w:r>
         <w:rPr>
@@ -5667,15 +8257,28 @@
           <w:b w:val="0"/>
           <w:i w:val="0"/>
           <w:color w:val="1A1A1A"/>
-          <w:sz w:val="22"/>
+          <w:sz w:val="21"/>
         </w:rPr>
-        <w:t>Назначить владельца ипотеки на 45 дней.</w:t>
+        <w:t>Если по пункту 10–11 есть предварительное «да», в тот же день достаточно короткого протокола: роль на 90 дней · коридор базы · что входит / не входит · дата первого штаба · доступы к учёту. Это снимает риск, что договорённость «растворится» между встречами.</w:t>
       </w:r>
     </w:p>
     <w:p>
       <w:pPr>
-        <w:pStyle w:val="ListNumber"/>
-        <w:spacing w:line="276" w:lineRule="auto" w:after="60"/>
+        <w:pStyle w:val="Heading1"/>
+      </w:pPr>
+      <w:r>
+        <w:rPr>
+          <w:rFonts w:ascii="Times New Roman" w:hAnsi="Times New Roman" w:eastAsia="Times New Roman"/>
+          <w:color w:val="1A1A1A"/>
+          <w:sz w:val="32"/>
+        </w:rPr>
+        <w:t>Часть V. Краткая карта инициатив (для приложения к разбору)</w:t>
+      </w:r>
+    </w:p>
+    <w:p>
+      <w:pPr>
+        <w:spacing w:after="120" w:before="0" w:line="276" w:lineRule="auto"/>
+        <w:ind w:firstLine="425"/>
       </w:pPr>
       <w:r>
         <w:rPr>
@@ -5683,15 +8286,1068 @@
           <w:b w:val="0"/>
           <w:i w:val="0"/>
           <w:color w:val="1A1A1A"/>
-          <w:sz w:val="22"/>
+          <w:sz w:val="21"/>
         </w:rPr>
-        <w:t>Держать канон доходности без гарантий.</w:t>
+        <w:t>Полный перечень из 50 инициатив остаётся в материалах запуска. Здесь — только те, что напрямую связаны с фактами этой записки и с минимумом до пресейла.</w:t>
       </w:r>
     </w:p>
+    <w:tbl>
+      <w:tblPr>
+        <w:tblStyle w:val="TableGrid"/>
+        <w:tblW w:type="auto" w:w="0"/>
+        <w:tblLook w:firstColumn="1" w:firstRow="1" w:lastColumn="0" w:lastRow="0" w:noHBand="0" w:noVBand="1" w:val="04A0"/>
+      </w:tblPr>
+      <w:tblGrid>
+        <w:gridCol w:w="3324"/>
+        <w:gridCol w:w="3324"/>
+        <w:gridCol w:w="3324"/>
+      </w:tblGrid>
+      <w:tr>
+        <w:tc>
+          <w:tcPr>
+            <w:tcW w:type="dxa" w:w="3324"/>
+          </w:tcPr>
+          <w:p>
+            <w:pPr>
+              <w:spacing w:after="20" w:before="20" w:line="240" w:lineRule="auto"/>
+            </w:pPr>
+            <w:r>
+              <w:rPr>
+                <w:rFonts w:ascii="Times New Roman" w:hAnsi="Times New Roman" w:eastAsia="Times New Roman"/>
+                <w:sz w:val="16"/>
+              </w:rPr>
+            </w:r>
+            <w:r>
+              <w:rPr>
+                <w:rFonts w:ascii="Times New Roman" w:hAnsi="Times New Roman" w:eastAsia="Times New Roman"/>
+                <w:b/>
+                <w:i w:val="0"/>
+                <w:color w:val="1A1A1A"/>
+                <w:sz w:val="16"/>
+              </w:rPr>
+              <w:t>Приоритет</w:t>
+            </w:r>
+          </w:p>
+        </w:tc>
+        <w:tc>
+          <w:tcPr>
+            <w:tcW w:type="dxa" w:w="3324"/>
+          </w:tcPr>
+          <w:p>
+            <w:pPr>
+              <w:spacing w:after="20" w:before="20" w:line="240" w:lineRule="auto"/>
+            </w:pPr>
+            <w:r>
+              <w:rPr>
+                <w:rFonts w:ascii="Times New Roman" w:hAnsi="Times New Roman" w:eastAsia="Times New Roman"/>
+                <w:sz w:val="16"/>
+              </w:rPr>
+            </w:r>
+            <w:r>
+              <w:rPr>
+                <w:rFonts w:ascii="Times New Roman" w:hAnsi="Times New Roman" w:eastAsia="Times New Roman"/>
+                <w:b/>
+                <w:i w:val="0"/>
+                <w:color w:val="1A1A1A"/>
+                <w:sz w:val="16"/>
+              </w:rPr>
+              <w:t>Инициатива</w:t>
+            </w:r>
+          </w:p>
+        </w:tc>
+        <w:tc>
+          <w:tcPr>
+            <w:tcW w:type="dxa" w:w="3324"/>
+          </w:tcPr>
+          <w:p>
+            <w:pPr>
+              <w:spacing w:after="20" w:before="20" w:line="240" w:lineRule="auto"/>
+            </w:pPr>
+            <w:r>
+              <w:rPr>
+                <w:rFonts w:ascii="Times New Roman" w:hAnsi="Times New Roman" w:eastAsia="Times New Roman"/>
+                <w:sz w:val="16"/>
+              </w:rPr>
+            </w:r>
+            <w:r>
+              <w:rPr>
+                <w:rFonts w:ascii="Times New Roman" w:hAnsi="Times New Roman" w:eastAsia="Times New Roman"/>
+                <w:b/>
+                <w:i w:val="0"/>
+                <w:color w:val="1A1A1A"/>
+                <w:sz w:val="16"/>
+              </w:rPr>
+              <w:t>Связь с фактом</w:t>
+            </w:r>
+          </w:p>
+        </w:tc>
+      </w:tr>
+      <w:tr>
+        <w:tc>
+          <w:tcPr>
+            <w:tcW w:type="dxa" w:w="3324"/>
+          </w:tcPr>
+          <w:p>
+            <w:pPr>
+              <w:spacing w:after="20" w:before="20" w:line="240" w:lineRule="auto"/>
+            </w:pPr>
+            <w:r>
+              <w:rPr>
+                <w:rFonts w:ascii="Times New Roman" w:hAnsi="Times New Roman" w:eastAsia="Times New Roman"/>
+                <w:sz w:val="16"/>
+              </w:rPr>
+            </w:r>
+            <w:r>
+              <w:rPr>
+                <w:rFonts w:ascii="Times New Roman" w:hAnsi="Times New Roman" w:eastAsia="Times New Roman"/>
+                <w:b w:val="0"/>
+                <w:i w:val="0"/>
+                <w:color w:val="1A1A1A"/>
+                <w:sz w:val="16"/>
+              </w:rPr>
+              <w:t>Высокий</w:t>
+            </w:r>
+          </w:p>
+        </w:tc>
+        <w:tc>
+          <w:tcPr>
+            <w:tcW w:type="dxa" w:w="3324"/>
+          </w:tcPr>
+          <w:p>
+            <w:pPr>
+              <w:spacing w:after="20" w:before="20" w:line="240" w:lineRule="auto"/>
+            </w:pPr>
+            <w:r>
+              <w:rPr>
+                <w:rFonts w:ascii="Times New Roman" w:hAnsi="Times New Roman" w:eastAsia="Times New Roman"/>
+                <w:sz w:val="16"/>
+              </w:rPr>
+            </w:r>
+            <w:r>
+              <w:rPr>
+                <w:rFonts w:ascii="Times New Roman" w:hAnsi="Times New Roman" w:eastAsia="Times New Roman"/>
+                <w:b w:val="0"/>
+                <w:i w:val="0"/>
+                <w:color w:val="1A1A1A"/>
+                <w:sz w:val="16"/>
+              </w:rPr>
+              <w:t>Канон «ворота» + запреты</w:t>
+            </w:r>
+          </w:p>
+        </w:tc>
+        <w:tc>
+          <w:tcPr>
+            <w:tcW w:type="dxa" w:w="3324"/>
+          </w:tcPr>
+          <w:p>
+            <w:pPr>
+              <w:spacing w:after="20" w:before="20" w:line="240" w:lineRule="auto"/>
+            </w:pPr>
+            <w:r>
+              <w:rPr>
+                <w:rFonts w:ascii="Times New Roman" w:hAnsi="Times New Roman" w:eastAsia="Times New Roman"/>
+                <w:sz w:val="16"/>
+              </w:rPr>
+            </w:r>
+            <w:r>
+              <w:rPr>
+                <w:rFonts w:ascii="Times New Roman" w:hAnsi="Times New Roman" w:eastAsia="Times New Roman"/>
+                <w:b w:val="0"/>
+                <w:i w:val="0"/>
+                <w:color w:val="1A1A1A"/>
+                <w:sz w:val="16"/>
+              </w:rPr>
+              <w:t>Факт 1, 7</w:t>
+            </w:r>
+          </w:p>
+        </w:tc>
+      </w:tr>
+      <w:tr>
+        <w:tc>
+          <w:tcPr>
+            <w:tcW w:type="dxa" w:w="3324"/>
+          </w:tcPr>
+          <w:p>
+            <w:pPr>
+              <w:spacing w:after="20" w:before="20" w:line="240" w:lineRule="auto"/>
+            </w:pPr>
+            <w:r>
+              <w:rPr>
+                <w:rFonts w:ascii="Times New Roman" w:hAnsi="Times New Roman" w:eastAsia="Times New Roman"/>
+                <w:sz w:val="16"/>
+              </w:rPr>
+            </w:r>
+            <w:r>
+              <w:rPr>
+                <w:rFonts w:ascii="Times New Roman" w:hAnsi="Times New Roman" w:eastAsia="Times New Roman"/>
+                <w:b w:val="0"/>
+                <w:i w:val="0"/>
+                <w:color w:val="1A1A1A"/>
+                <w:sz w:val="16"/>
+              </w:rPr>
+              <w:t>Высокий</w:t>
+            </w:r>
+          </w:p>
+        </w:tc>
+        <w:tc>
+          <w:tcPr>
+            <w:tcW w:type="dxa" w:w="3324"/>
+          </w:tcPr>
+          <w:p>
+            <w:pPr>
+              <w:spacing w:after="20" w:before="20" w:line="240" w:lineRule="auto"/>
+            </w:pPr>
+            <w:r>
+              <w:rPr>
+                <w:rFonts w:ascii="Times New Roman" w:hAnsi="Times New Roman" w:eastAsia="Times New Roman"/>
+                <w:sz w:val="16"/>
+              </w:rPr>
+            </w:r>
+            <w:r>
+              <w:rPr>
+                <w:rFonts w:ascii="Times New Roman" w:hAnsi="Times New Roman" w:eastAsia="Times New Roman"/>
+                <w:b w:val="0"/>
+                <w:i w:val="0"/>
+                <w:color w:val="1A1A1A"/>
+                <w:sz w:val="16"/>
+              </w:rPr>
+              <w:t>Юррамка рекламы</w:t>
+            </w:r>
+          </w:p>
+        </w:tc>
+        <w:tc>
+          <w:tcPr>
+            <w:tcW w:type="dxa" w:w="3324"/>
+          </w:tcPr>
+          <w:p>
+            <w:pPr>
+              <w:spacing w:after="20" w:before="20" w:line="240" w:lineRule="auto"/>
+            </w:pPr>
+            <w:r>
+              <w:rPr>
+                <w:rFonts w:ascii="Times New Roman" w:hAnsi="Times New Roman" w:eastAsia="Times New Roman"/>
+                <w:sz w:val="16"/>
+              </w:rPr>
+            </w:r>
+            <w:r>
+              <w:rPr>
+                <w:rFonts w:ascii="Times New Roman" w:hAnsi="Times New Roman" w:eastAsia="Times New Roman"/>
+                <w:b w:val="0"/>
+                <w:i w:val="0"/>
+                <w:color w:val="1A1A1A"/>
+                <w:sz w:val="16"/>
+              </w:rPr>
+              <w:t>Открытая зона 1</w:t>
+            </w:r>
+          </w:p>
+        </w:tc>
+      </w:tr>
+      <w:tr>
+        <w:tc>
+          <w:tcPr>
+            <w:tcW w:type="dxa" w:w="3324"/>
+          </w:tcPr>
+          <w:p>
+            <w:pPr>
+              <w:spacing w:after="20" w:before="20" w:line="240" w:lineRule="auto"/>
+            </w:pPr>
+            <w:r>
+              <w:rPr>
+                <w:rFonts w:ascii="Times New Roman" w:hAnsi="Times New Roman" w:eastAsia="Times New Roman"/>
+                <w:sz w:val="16"/>
+              </w:rPr>
+            </w:r>
+            <w:r>
+              <w:rPr>
+                <w:rFonts w:ascii="Times New Roman" w:hAnsi="Times New Roman" w:eastAsia="Times New Roman"/>
+                <w:b w:val="0"/>
+                <w:i w:val="0"/>
+                <w:color w:val="1A1A1A"/>
+                <w:sz w:val="16"/>
+              </w:rPr>
+              <w:t>Высокий</w:t>
+            </w:r>
+          </w:p>
+        </w:tc>
+        <w:tc>
+          <w:tcPr>
+            <w:tcW w:type="dxa" w:w="3324"/>
+          </w:tcPr>
+          <w:p>
+            <w:pPr>
+              <w:spacing w:after="20" w:before="20" w:line="240" w:lineRule="auto"/>
+            </w:pPr>
+            <w:r>
+              <w:rPr>
+                <w:rFonts w:ascii="Times New Roman" w:hAnsi="Times New Roman" w:eastAsia="Times New Roman"/>
+                <w:sz w:val="16"/>
+              </w:rPr>
+            </w:r>
+            <w:r>
+              <w:rPr>
+                <w:rFonts w:ascii="Times New Roman" w:hAnsi="Times New Roman" w:eastAsia="Times New Roman"/>
+                <w:b w:val="0"/>
+                <w:i w:val="0"/>
+                <w:color w:val="1A1A1A"/>
+                <w:sz w:val="16"/>
+              </w:rPr>
+              <w:t>Поля брони + метки</w:t>
+            </w:r>
+          </w:p>
+        </w:tc>
+        <w:tc>
+          <w:tcPr>
+            <w:tcW w:type="dxa" w:w="3324"/>
+          </w:tcPr>
+          <w:p>
+            <w:pPr>
+              <w:spacing w:after="20" w:before="20" w:line="240" w:lineRule="auto"/>
+            </w:pPr>
+            <w:r>
+              <w:rPr>
+                <w:rFonts w:ascii="Times New Roman" w:hAnsi="Times New Roman" w:eastAsia="Times New Roman"/>
+                <w:sz w:val="16"/>
+              </w:rPr>
+            </w:r>
+            <w:r>
+              <w:rPr>
+                <w:rFonts w:ascii="Times New Roman" w:hAnsi="Times New Roman" w:eastAsia="Times New Roman"/>
+                <w:b w:val="0"/>
+                <w:i w:val="0"/>
+                <w:color w:val="1A1A1A"/>
+                <w:sz w:val="16"/>
+              </w:rPr>
+              <w:t>Факт 2, 5; калибровка гипотез</w:t>
+            </w:r>
+          </w:p>
+        </w:tc>
+      </w:tr>
+      <w:tr>
+        <w:tc>
+          <w:tcPr>
+            <w:tcW w:type="dxa" w:w="3324"/>
+          </w:tcPr>
+          <w:p>
+            <w:pPr>
+              <w:spacing w:after="20" w:before="20" w:line="240" w:lineRule="auto"/>
+            </w:pPr>
+            <w:r>
+              <w:rPr>
+                <w:rFonts w:ascii="Times New Roman" w:hAnsi="Times New Roman" w:eastAsia="Times New Roman"/>
+                <w:sz w:val="16"/>
+              </w:rPr>
+            </w:r>
+            <w:r>
+              <w:rPr>
+                <w:rFonts w:ascii="Times New Roman" w:hAnsi="Times New Roman" w:eastAsia="Times New Roman"/>
+                <w:b w:val="0"/>
+                <w:i w:val="0"/>
+                <w:color w:val="1A1A1A"/>
+                <w:sz w:val="16"/>
+              </w:rPr>
+              <w:t>Высокий</w:t>
+            </w:r>
+          </w:p>
+        </w:tc>
+        <w:tc>
+          <w:tcPr>
+            <w:tcW w:type="dxa" w:w="3324"/>
+          </w:tcPr>
+          <w:p>
+            <w:pPr>
+              <w:spacing w:after="20" w:before="20" w:line="240" w:lineRule="auto"/>
+            </w:pPr>
+            <w:r>
+              <w:rPr>
+                <w:rFonts w:ascii="Times New Roman" w:hAnsi="Times New Roman" w:eastAsia="Times New Roman"/>
+                <w:sz w:val="16"/>
+              </w:rPr>
+            </w:r>
+            <w:r>
+              <w:rPr>
+                <w:rFonts w:ascii="Times New Roman" w:hAnsi="Times New Roman" w:eastAsia="Times New Roman"/>
+                <w:b w:val="0"/>
+                <w:i w:val="0"/>
+                <w:color w:val="1A1A1A"/>
+                <w:sz w:val="16"/>
+              </w:rPr>
+              <w:t>Скрипты отдела продаж</w:t>
+            </w:r>
+          </w:p>
+        </w:tc>
+        <w:tc>
+          <w:tcPr>
+            <w:tcW w:type="dxa" w:w="3324"/>
+          </w:tcPr>
+          <w:p>
+            <w:pPr>
+              <w:spacing w:after="20" w:before="20" w:line="240" w:lineRule="auto"/>
+            </w:pPr>
+            <w:r>
+              <w:rPr>
+                <w:rFonts w:ascii="Times New Roman" w:hAnsi="Times New Roman" w:eastAsia="Times New Roman"/>
+                <w:sz w:val="16"/>
+              </w:rPr>
+            </w:r>
+            <w:r>
+              <w:rPr>
+                <w:rFonts w:ascii="Times New Roman" w:hAnsi="Times New Roman" w:eastAsia="Times New Roman"/>
+                <w:b w:val="0"/>
+                <w:i w:val="0"/>
+                <w:color w:val="1A1A1A"/>
+                <w:sz w:val="16"/>
+              </w:rPr>
+              <w:t>Факт 7; отдел ~5 человек</w:t>
+            </w:r>
+          </w:p>
+        </w:tc>
+      </w:tr>
+      <w:tr>
+        <w:tc>
+          <w:tcPr>
+            <w:tcW w:type="dxa" w:w="3324"/>
+          </w:tcPr>
+          <w:p>
+            <w:pPr>
+              <w:spacing w:after="20" w:before="20" w:line="240" w:lineRule="auto"/>
+            </w:pPr>
+            <w:r>
+              <w:rPr>
+                <w:rFonts w:ascii="Times New Roman" w:hAnsi="Times New Roman" w:eastAsia="Times New Roman"/>
+                <w:sz w:val="16"/>
+              </w:rPr>
+            </w:r>
+            <w:r>
+              <w:rPr>
+                <w:rFonts w:ascii="Times New Roman" w:hAnsi="Times New Roman" w:eastAsia="Times New Roman"/>
+                <w:b w:val="0"/>
+                <w:i w:val="0"/>
+                <w:color w:val="1A1A1A"/>
+                <w:sz w:val="16"/>
+              </w:rPr>
+              <w:t>Высокий</w:t>
+            </w:r>
+          </w:p>
+        </w:tc>
+        <w:tc>
+          <w:tcPr>
+            <w:tcW w:type="dxa" w:w="3324"/>
+          </w:tcPr>
+          <w:p>
+            <w:pPr>
+              <w:spacing w:after="20" w:before="20" w:line="240" w:lineRule="auto"/>
+            </w:pPr>
+            <w:r>
+              <w:rPr>
+                <w:rFonts w:ascii="Times New Roman" w:hAnsi="Times New Roman" w:eastAsia="Times New Roman"/>
+                <w:sz w:val="16"/>
+              </w:rPr>
+            </w:r>
+            <w:r>
+              <w:rPr>
+                <w:rFonts w:ascii="Times New Roman" w:hAnsi="Times New Roman" w:eastAsia="Times New Roman"/>
+                <w:b w:val="0"/>
+                <w:i w:val="0"/>
+                <w:color w:val="1A1A1A"/>
+                <w:sz w:val="16"/>
+              </w:rPr>
+              <w:t>Пилот 2–3 агентства</w:t>
+            </w:r>
+          </w:p>
+        </w:tc>
+        <w:tc>
+          <w:tcPr>
+            <w:tcW w:type="dxa" w:w="3324"/>
+          </w:tcPr>
+          <w:p>
+            <w:pPr>
+              <w:spacing w:after="20" w:before="20" w:line="240" w:lineRule="auto"/>
+            </w:pPr>
+            <w:r>
+              <w:rPr>
+                <w:rFonts w:ascii="Times New Roman" w:hAnsi="Times New Roman" w:eastAsia="Times New Roman"/>
+                <w:sz w:val="16"/>
+              </w:rPr>
+            </w:r>
+            <w:r>
+              <w:rPr>
+                <w:rFonts w:ascii="Times New Roman" w:hAnsi="Times New Roman" w:eastAsia="Times New Roman"/>
+                <w:b w:val="0"/>
+                <w:i w:val="0"/>
+                <w:color w:val="1A1A1A"/>
+                <w:sz w:val="16"/>
+              </w:rPr>
+              <w:t>Факт 8</w:t>
+            </w:r>
+          </w:p>
+        </w:tc>
+      </w:tr>
+      <w:tr>
+        <w:tc>
+          <w:tcPr>
+            <w:tcW w:type="dxa" w:w="3324"/>
+          </w:tcPr>
+          <w:p>
+            <w:pPr>
+              <w:spacing w:after="20" w:before="20" w:line="240" w:lineRule="auto"/>
+            </w:pPr>
+            <w:r>
+              <w:rPr>
+                <w:rFonts w:ascii="Times New Roman" w:hAnsi="Times New Roman" w:eastAsia="Times New Roman"/>
+                <w:sz w:val="16"/>
+              </w:rPr>
+            </w:r>
+            <w:r>
+              <w:rPr>
+                <w:rFonts w:ascii="Times New Roman" w:hAnsi="Times New Roman" w:eastAsia="Times New Roman"/>
+                <w:b w:val="0"/>
+                <w:i w:val="0"/>
+                <w:color w:val="1A1A1A"/>
+                <w:sz w:val="16"/>
+              </w:rPr>
+              <w:t>Высокий</w:t>
+            </w:r>
+          </w:p>
+        </w:tc>
+        <w:tc>
+          <w:tcPr>
+            <w:tcW w:type="dxa" w:w="3324"/>
+          </w:tcPr>
+          <w:p>
+            <w:pPr>
+              <w:spacing w:after="20" w:before="20" w:line="240" w:lineRule="auto"/>
+            </w:pPr>
+            <w:r>
+              <w:rPr>
+                <w:rFonts w:ascii="Times New Roman" w:hAnsi="Times New Roman" w:eastAsia="Times New Roman"/>
+                <w:sz w:val="16"/>
+              </w:rPr>
+            </w:r>
+            <w:r>
+              <w:rPr>
+                <w:rFonts w:ascii="Times New Roman" w:hAnsi="Times New Roman" w:eastAsia="Times New Roman"/>
+                <w:b w:val="0"/>
+                <w:i w:val="0"/>
+                <w:color w:val="1A1A1A"/>
+                <w:sz w:val="16"/>
+              </w:rPr>
+              <w:t>Ипотека 45 дней</w:t>
+            </w:r>
+          </w:p>
+        </w:tc>
+        <w:tc>
+          <w:tcPr>
+            <w:tcW w:type="dxa" w:w="3324"/>
+          </w:tcPr>
+          <w:p>
+            <w:pPr>
+              <w:spacing w:after="20" w:before="20" w:line="240" w:lineRule="auto"/>
+            </w:pPr>
+            <w:r>
+              <w:rPr>
+                <w:rFonts w:ascii="Times New Roman" w:hAnsi="Times New Roman" w:eastAsia="Times New Roman"/>
+                <w:sz w:val="16"/>
+              </w:rPr>
+            </w:r>
+            <w:r>
+              <w:rPr>
+                <w:rFonts w:ascii="Times New Roman" w:hAnsi="Times New Roman" w:eastAsia="Times New Roman"/>
+                <w:b w:val="0"/>
+                <w:i w:val="0"/>
+                <w:color w:val="1A1A1A"/>
+                <w:sz w:val="16"/>
+              </w:rPr>
+              <w:t>Факт 5</w:t>
+            </w:r>
+          </w:p>
+        </w:tc>
+      </w:tr>
+      <w:tr>
+        <w:tc>
+          <w:tcPr>
+            <w:tcW w:type="dxa" w:w="3324"/>
+          </w:tcPr>
+          <w:p>
+            <w:pPr>
+              <w:spacing w:after="20" w:before="20" w:line="240" w:lineRule="auto"/>
+            </w:pPr>
+            <w:r>
+              <w:rPr>
+                <w:rFonts w:ascii="Times New Roman" w:hAnsi="Times New Roman" w:eastAsia="Times New Roman"/>
+                <w:sz w:val="16"/>
+              </w:rPr>
+            </w:r>
+            <w:r>
+              <w:rPr>
+                <w:rFonts w:ascii="Times New Roman" w:hAnsi="Times New Roman" w:eastAsia="Times New Roman"/>
+                <w:b w:val="0"/>
+                <w:i w:val="0"/>
+                <w:color w:val="1A1A1A"/>
+                <w:sz w:val="16"/>
+              </w:rPr>
+              <w:t>Высокий</w:t>
+            </w:r>
+          </w:p>
+        </w:tc>
+        <w:tc>
+          <w:tcPr>
+            <w:tcW w:type="dxa" w:w="3324"/>
+          </w:tcPr>
+          <w:p>
+            <w:pPr>
+              <w:spacing w:after="20" w:before="20" w:line="240" w:lineRule="auto"/>
+            </w:pPr>
+            <w:r>
+              <w:rPr>
+                <w:rFonts w:ascii="Times New Roman" w:hAnsi="Times New Roman" w:eastAsia="Times New Roman"/>
+                <w:sz w:val="16"/>
+              </w:rPr>
+            </w:r>
+            <w:r>
+              <w:rPr>
+                <w:rFonts w:ascii="Times New Roman" w:hAnsi="Times New Roman" w:eastAsia="Times New Roman"/>
+                <w:b w:val="0"/>
+                <w:i w:val="0"/>
+                <w:color w:val="1A1A1A"/>
+                <w:sz w:val="16"/>
+              </w:rPr>
+              <w:t>Еженедельный прогноз к 25/42/54</w:t>
+            </w:r>
+          </w:p>
+        </w:tc>
+        <w:tc>
+          <w:tcPr>
+            <w:tcW w:type="dxa" w:w="3324"/>
+          </w:tcPr>
+          <w:p>
+            <w:pPr>
+              <w:spacing w:after="20" w:before="20" w:line="240" w:lineRule="auto"/>
+            </w:pPr>
+            <w:r>
+              <w:rPr>
+                <w:rFonts w:ascii="Times New Roman" w:hAnsi="Times New Roman" w:eastAsia="Times New Roman"/>
+                <w:sz w:val="16"/>
+              </w:rPr>
+            </w:r>
+            <w:r>
+              <w:rPr>
+                <w:rFonts w:ascii="Times New Roman" w:hAnsi="Times New Roman" w:eastAsia="Times New Roman"/>
+                <w:b w:val="0"/>
+                <w:i w:val="0"/>
+                <w:color w:val="1A1A1A"/>
+                <w:sz w:val="16"/>
+              </w:rPr>
+              <w:t>Факт 5, 6</w:t>
+            </w:r>
+          </w:p>
+        </w:tc>
+      </w:tr>
+      <w:tr>
+        <w:tc>
+          <w:tcPr>
+            <w:tcW w:type="dxa" w:w="3324"/>
+          </w:tcPr>
+          <w:p>
+            <w:pPr>
+              <w:spacing w:after="20" w:before="20" w:line="240" w:lineRule="auto"/>
+            </w:pPr>
+            <w:r>
+              <w:rPr>
+                <w:rFonts w:ascii="Times New Roman" w:hAnsi="Times New Roman" w:eastAsia="Times New Roman"/>
+                <w:sz w:val="16"/>
+              </w:rPr>
+            </w:r>
+            <w:r>
+              <w:rPr>
+                <w:rFonts w:ascii="Times New Roman" w:hAnsi="Times New Roman" w:eastAsia="Times New Roman"/>
+                <w:b w:val="0"/>
+                <w:i w:val="0"/>
+                <w:color w:val="1A1A1A"/>
+                <w:sz w:val="16"/>
+              </w:rPr>
+              <w:t>Средний</w:t>
+            </w:r>
+          </w:p>
+        </w:tc>
+        <w:tc>
+          <w:tcPr>
+            <w:tcW w:type="dxa" w:w="3324"/>
+          </w:tcPr>
+          <w:p>
+            <w:pPr>
+              <w:spacing w:after="20" w:before="20" w:line="240" w:lineRule="auto"/>
+            </w:pPr>
+            <w:r>
+              <w:rPr>
+                <w:rFonts w:ascii="Times New Roman" w:hAnsi="Times New Roman" w:eastAsia="Times New Roman"/>
+                <w:sz w:val="16"/>
+              </w:rPr>
+            </w:r>
+            <w:r>
+              <w:rPr>
+                <w:rFonts w:ascii="Times New Roman" w:hAnsi="Times New Roman" w:eastAsia="Times New Roman"/>
+                <w:b w:val="0"/>
+                <w:i w:val="0"/>
+                <w:color w:val="1A1A1A"/>
+                <w:sz w:val="16"/>
+              </w:rPr>
+              <w:t>Канон доходности 4–7,5%</w:t>
+            </w:r>
+          </w:p>
+        </w:tc>
+        <w:tc>
+          <w:tcPr>
+            <w:tcW w:type="dxa" w:w="3324"/>
+          </w:tcPr>
+          <w:p>
+            <w:pPr>
+              <w:spacing w:after="20" w:before="20" w:line="240" w:lineRule="auto"/>
+            </w:pPr>
+            <w:r>
+              <w:rPr>
+                <w:rFonts w:ascii="Times New Roman" w:hAnsi="Times New Roman" w:eastAsia="Times New Roman"/>
+                <w:sz w:val="16"/>
+              </w:rPr>
+            </w:r>
+            <w:r>
+              <w:rPr>
+                <w:rFonts w:ascii="Times New Roman" w:hAnsi="Times New Roman" w:eastAsia="Times New Roman"/>
+                <w:b w:val="0"/>
+                <w:i w:val="0"/>
+                <w:color w:val="1A1A1A"/>
+                <w:sz w:val="16"/>
+              </w:rPr>
+              <w:t>Факт 7</w:t>
+            </w:r>
+          </w:p>
+        </w:tc>
+      </w:tr>
+      <w:tr>
+        <w:tc>
+          <w:tcPr>
+            <w:tcW w:type="dxa" w:w="3324"/>
+          </w:tcPr>
+          <w:p>
+            <w:pPr>
+              <w:spacing w:after="20" w:before="20" w:line="240" w:lineRule="auto"/>
+            </w:pPr>
+            <w:r>
+              <w:rPr>
+                <w:rFonts w:ascii="Times New Roman" w:hAnsi="Times New Roman" w:eastAsia="Times New Roman"/>
+                <w:sz w:val="16"/>
+              </w:rPr>
+            </w:r>
+            <w:r>
+              <w:rPr>
+                <w:rFonts w:ascii="Times New Roman" w:hAnsi="Times New Roman" w:eastAsia="Times New Roman"/>
+                <w:b w:val="0"/>
+                <w:i w:val="0"/>
+                <w:color w:val="1A1A1A"/>
+                <w:sz w:val="16"/>
+              </w:rPr>
+              <w:t>Средний</w:t>
+            </w:r>
+          </w:p>
+        </w:tc>
+        <w:tc>
+          <w:tcPr>
+            <w:tcW w:type="dxa" w:w="3324"/>
+          </w:tcPr>
+          <w:p>
+            <w:pPr>
+              <w:spacing w:after="20" w:before="20" w:line="240" w:lineRule="auto"/>
+            </w:pPr>
+            <w:r>
+              <w:rPr>
+                <w:rFonts w:ascii="Times New Roman" w:hAnsi="Times New Roman" w:eastAsia="Times New Roman"/>
+                <w:sz w:val="16"/>
+              </w:rPr>
+            </w:r>
+            <w:r>
+              <w:rPr>
+                <w:rFonts w:ascii="Times New Roman" w:hAnsi="Times New Roman" w:eastAsia="Times New Roman"/>
+                <w:b w:val="0"/>
+                <w:i w:val="0"/>
+                <w:color w:val="1A1A1A"/>
+                <w:sz w:val="16"/>
+              </w:rPr>
+              <w:t>Сравнение управляющих компаний</w:t>
+            </w:r>
+          </w:p>
+        </w:tc>
+        <w:tc>
+          <w:tcPr>
+            <w:tcW w:type="dxa" w:w="3324"/>
+          </w:tcPr>
+          <w:p>
+            <w:pPr>
+              <w:spacing w:after="20" w:before="20" w:line="240" w:lineRule="auto"/>
+            </w:pPr>
+            <w:r>
+              <w:rPr>
+                <w:rFonts w:ascii="Times New Roman" w:hAnsi="Times New Roman" w:eastAsia="Times New Roman"/>
+                <w:sz w:val="16"/>
+              </w:rPr>
+            </w:r>
+            <w:r>
+              <w:rPr>
+                <w:rFonts w:ascii="Times New Roman" w:hAnsi="Times New Roman" w:eastAsia="Times New Roman"/>
+                <w:b w:val="0"/>
+                <w:i w:val="0"/>
+                <w:color w:val="1A1A1A"/>
+                <w:sz w:val="16"/>
+              </w:rPr>
+              <w:t>Открытая зона 3</w:t>
+            </w:r>
+          </w:p>
+        </w:tc>
+      </w:tr>
+      <w:tr>
+        <w:tc>
+          <w:tcPr>
+            <w:tcW w:type="dxa" w:w="3324"/>
+          </w:tcPr>
+          <w:p>
+            <w:pPr>
+              <w:spacing w:after="20" w:before="20" w:line="240" w:lineRule="auto"/>
+            </w:pPr>
+            <w:r>
+              <w:rPr>
+                <w:rFonts w:ascii="Times New Roman" w:hAnsi="Times New Roman" w:eastAsia="Times New Roman"/>
+                <w:sz w:val="16"/>
+              </w:rPr>
+            </w:r>
+            <w:r>
+              <w:rPr>
+                <w:rFonts w:ascii="Times New Roman" w:hAnsi="Times New Roman" w:eastAsia="Times New Roman"/>
+                <w:b w:val="0"/>
+                <w:i w:val="0"/>
+                <w:color w:val="1A1A1A"/>
+                <w:sz w:val="16"/>
+              </w:rPr>
+              <w:t>Средний</w:t>
+            </w:r>
+          </w:p>
+        </w:tc>
+        <w:tc>
+          <w:tcPr>
+            <w:tcW w:type="dxa" w:w="3324"/>
+          </w:tcPr>
+          <w:p>
+            <w:pPr>
+              <w:spacing w:after="20" w:before="20" w:line="240" w:lineRule="auto"/>
+            </w:pPr>
+            <w:r>
+              <w:rPr>
+                <w:rFonts w:ascii="Times New Roman" w:hAnsi="Times New Roman" w:eastAsia="Times New Roman"/>
+                <w:sz w:val="16"/>
+              </w:rPr>
+            </w:r>
+            <w:r>
+              <w:rPr>
+                <w:rFonts w:ascii="Times New Roman" w:hAnsi="Times New Roman" w:eastAsia="Times New Roman"/>
+                <w:b w:val="0"/>
+                <w:i w:val="0"/>
+                <w:color w:val="1A1A1A"/>
+                <w:sz w:val="16"/>
+              </w:rPr>
+              <w:t>Медиабюджет и окно сен–дек</w:t>
+            </w:r>
+          </w:p>
+        </w:tc>
+        <w:tc>
+          <w:tcPr>
+            <w:tcW w:type="dxa" w:w="3324"/>
+          </w:tcPr>
+          <w:p>
+            <w:pPr>
+              <w:spacing w:after="20" w:before="20" w:line="240" w:lineRule="auto"/>
+            </w:pPr>
+            <w:r>
+              <w:rPr>
+                <w:rFonts w:ascii="Times New Roman" w:hAnsi="Times New Roman" w:eastAsia="Times New Roman"/>
+                <w:sz w:val="16"/>
+              </w:rPr>
+            </w:r>
+            <w:r>
+              <w:rPr>
+                <w:rFonts w:ascii="Times New Roman" w:hAnsi="Times New Roman" w:eastAsia="Times New Roman"/>
+                <w:b w:val="0"/>
+                <w:i w:val="0"/>
+                <w:color w:val="1A1A1A"/>
+                <w:sz w:val="16"/>
+              </w:rPr>
+              <w:t>Факт 6</w:t>
+            </w:r>
+          </w:p>
+        </w:tc>
+      </w:tr>
+      <w:tr>
+        <w:tc>
+          <w:tcPr>
+            <w:tcW w:type="dxa" w:w="3324"/>
+          </w:tcPr>
+          <w:p>
+            <w:pPr>
+              <w:spacing w:after="20" w:before="20" w:line="240" w:lineRule="auto"/>
+            </w:pPr>
+            <w:r>
+              <w:rPr>
+                <w:rFonts w:ascii="Times New Roman" w:hAnsi="Times New Roman" w:eastAsia="Times New Roman"/>
+                <w:sz w:val="16"/>
+              </w:rPr>
+            </w:r>
+            <w:r>
+              <w:rPr>
+                <w:rFonts w:ascii="Times New Roman" w:hAnsi="Times New Roman" w:eastAsia="Times New Roman"/>
+                <w:b w:val="0"/>
+                <w:i w:val="0"/>
+                <w:color w:val="1A1A1A"/>
+                <w:sz w:val="16"/>
+              </w:rPr>
+              <w:t>Средний</w:t>
+            </w:r>
+          </w:p>
+        </w:tc>
+        <w:tc>
+          <w:tcPr>
+            <w:tcW w:type="dxa" w:w="3324"/>
+          </w:tcPr>
+          <w:p>
+            <w:pPr>
+              <w:spacing w:after="20" w:before="20" w:line="240" w:lineRule="auto"/>
+            </w:pPr>
+            <w:r>
+              <w:rPr>
+                <w:rFonts w:ascii="Times New Roman" w:hAnsi="Times New Roman" w:eastAsia="Times New Roman"/>
+                <w:sz w:val="16"/>
+              </w:rPr>
+            </w:r>
+            <w:r>
+              <w:rPr>
+                <w:rFonts w:ascii="Times New Roman" w:hAnsi="Times New Roman" w:eastAsia="Times New Roman"/>
+                <w:b w:val="0"/>
+                <w:i w:val="0"/>
+                <w:color w:val="1A1A1A"/>
+                <w:sz w:val="16"/>
+              </w:rPr>
+              <w:t>Контроль витрин агентств</w:t>
+            </w:r>
+          </w:p>
+        </w:tc>
+        <w:tc>
+          <w:tcPr>
+            <w:tcW w:type="dxa" w:w="3324"/>
+          </w:tcPr>
+          <w:p>
+            <w:pPr>
+              <w:spacing w:after="20" w:before="20" w:line="240" w:lineRule="auto"/>
+            </w:pPr>
+            <w:r>
+              <w:rPr>
+                <w:rFonts w:ascii="Times New Roman" w:hAnsi="Times New Roman" w:eastAsia="Times New Roman"/>
+                <w:sz w:val="16"/>
+              </w:rPr>
+            </w:r>
+            <w:r>
+              <w:rPr>
+                <w:rFonts w:ascii="Times New Roman" w:hAnsi="Times New Roman" w:eastAsia="Times New Roman"/>
+                <w:b w:val="0"/>
+                <w:i w:val="0"/>
+                <w:color w:val="1A1A1A"/>
+                <w:sz w:val="16"/>
+              </w:rPr>
+              <w:t>Факт 7, 8</w:t>
+            </w:r>
+          </w:p>
+        </w:tc>
+      </w:tr>
+      <w:tr>
+        <w:tc>
+          <w:tcPr>
+            <w:tcW w:type="dxa" w:w="3324"/>
+          </w:tcPr>
+          <w:p>
+            <w:pPr>
+              <w:spacing w:after="20" w:before="20" w:line="240" w:lineRule="auto"/>
+            </w:pPr>
+            <w:r>
+              <w:rPr>
+                <w:rFonts w:ascii="Times New Roman" w:hAnsi="Times New Roman" w:eastAsia="Times New Roman"/>
+                <w:sz w:val="16"/>
+              </w:rPr>
+            </w:r>
+            <w:r>
+              <w:rPr>
+                <w:rFonts w:ascii="Times New Roman" w:hAnsi="Times New Roman" w:eastAsia="Times New Roman"/>
+                <w:b w:val="0"/>
+                <w:i w:val="0"/>
+                <w:color w:val="1A1A1A"/>
+                <w:sz w:val="16"/>
+              </w:rPr>
+              <w:t>Ниже для пресейла</w:t>
+            </w:r>
+          </w:p>
+        </w:tc>
+        <w:tc>
+          <w:tcPr>
+            <w:tcW w:type="dxa" w:w="3324"/>
+          </w:tcPr>
+          <w:p>
+            <w:pPr>
+              <w:spacing w:after="20" w:before="20" w:line="240" w:lineRule="auto"/>
+            </w:pPr>
+            <w:r>
+              <w:rPr>
+                <w:rFonts w:ascii="Times New Roman" w:hAnsi="Times New Roman" w:eastAsia="Times New Roman"/>
+                <w:sz w:val="16"/>
+              </w:rPr>
+            </w:r>
+            <w:r>
+              <w:rPr>
+                <w:rFonts w:ascii="Times New Roman" w:hAnsi="Times New Roman" w:eastAsia="Times New Roman"/>
+                <w:b w:val="0"/>
+                <w:i w:val="0"/>
+                <w:color w:val="1A1A1A"/>
+                <w:sz w:val="16"/>
+              </w:rPr>
+              <w:t>Сибирские брокеры оптом, тяжёлый кабинет инвестора, «всем риэлторам»</w:t>
+            </w:r>
+          </w:p>
+        </w:tc>
+        <w:tc>
+          <w:tcPr>
+            <w:tcW w:type="dxa" w:w="3324"/>
+          </w:tcPr>
+          <w:p>
+            <w:pPr>
+              <w:spacing w:after="20" w:before="20" w:line="240" w:lineRule="auto"/>
+            </w:pPr>
+            <w:r>
+              <w:rPr>
+                <w:rFonts w:ascii="Times New Roman" w:hAnsi="Times New Roman" w:eastAsia="Times New Roman"/>
+                <w:sz w:val="16"/>
+              </w:rPr>
+            </w:r>
+            <w:r>
+              <w:rPr>
+                <w:rFonts w:ascii="Times New Roman" w:hAnsi="Times New Roman" w:eastAsia="Times New Roman"/>
+                <w:b w:val="0"/>
+                <w:i w:val="0"/>
+                <w:color w:val="1A1A1A"/>
+                <w:sz w:val="16"/>
+              </w:rPr>
+              <w:t>Не усиливают гейт 30.09</w:t>
+            </w:r>
+          </w:p>
+        </w:tc>
+      </w:tr>
+    </w:tbl>
+    <w:p/>
     <w:p>
       <w:pPr>
-        <w:pStyle w:val="ListNumber"/>
-        <w:spacing w:line="276" w:lineRule="auto" w:after="60"/>
+        <w:spacing w:after="120" w:before="0" w:line="276" w:lineRule="auto"/>
+        <w:ind w:firstLine="425"/>
       </w:pPr>
       <w:r>
         <w:rPr>
@@ -5699,9 +9355,9 @@
           <w:b w:val="0"/>
           <w:i w:val="0"/>
           <w:color w:val="1A1A1A"/>
-          <w:sz w:val="22"/>
+          <w:sz w:val="21"/>
         </w:rPr>
-        <w:t xml:space="preserve">Бить в гейт </w:t>
+        <w:t xml:space="preserve">Так инициативы читаются не как «продажа пакета», а как </w:t>
       </w:r>
       <w:r>
         <w:rPr>
@@ -5709,9 +9365,9 @@
           <w:b/>
           <w:i w:val="0"/>
           <w:color w:val="1A1A1A"/>
-          <w:sz w:val="22"/>
+          <w:sz w:val="21"/>
         </w:rPr>
-        <w:t>25 броней к 30.09</w:t>
+        <w:t>очередность работ под ваши же гейты</w:t>
       </w:r>
       <w:r>
         <w:rPr>
@@ -5719,9 +9375,9 @@
           <w:b w:val="0"/>
           <w:i w:val="0"/>
           <w:color w:val="1A1A1A"/>
-          <w:sz w:val="22"/>
+          <w:sz w:val="21"/>
         </w:rPr>
-        <w:t xml:space="preserve"> как в главный предиктор года.</w:t>
+        <w:t>.</w:t>
       </w:r>
     </w:p>
     <w:p>
@@ -5737,7 +9393,7 @@
           <w:color w:val="1A1A1A"/>
           <w:sz w:val="21"/>
         </w:rPr>
-        <w:t>Конец записки. Полный том: научное исследование рынка + кейс «Талай». Прикладной слой инициатив (50 пунктов) — в материалах запуска; здесь — сжатый контур решений.</w:t>
+        <w:t>Конец записки v1.1. Полный том — научное исследование. Внутренняя модель мандата IMPRO — отдельный рабочий файл; клиенту на разборе достаточно этой записки.</w:t>
       </w:r>
     </w:p>
     <w:sectPr>
@@ -5766,7 +9422,7 @@
         <w:color w:val="1A1A1A"/>
         <w:sz w:val="18"/>
       </w:rPr>
-      <w:t>ЖК «Талай» · прикладная записка для разбора · IMPRO Group · конфиденциально</w:t>
+      <w:t>ЖК «Талай» · IMPRO Group · конфиденциально</w:t>
     </w:r>
   </w:p>
 </w:ftr>
